--- a/Inputs/Templates/MF Gasera.docx
+++ b/Inputs/Templates/MF Gasera.docx
@@ -1,6 +1,6 @@
 
 <file path=word/document.xml><?xml version="1.0" encoding="utf-8"?>
-<w:document xmlns:wpc="http://schemas.microsoft.com/office/word/2010/wordprocessingCanvas" xmlns:cx="http://schemas.microsoft.com/office/drawing/2014/chartex" xmlns:cx1="http://schemas.microsoft.com/office/drawing/2015/9/8/chartex" xmlns:cx2="http://schemas.microsoft.com/office/drawing/2015/10/21/chartex" xmlns:cx3="http://schemas.microsoft.com/office/drawing/2016/5/9/chartex" xmlns:cx4="http://schemas.microsoft.com/office/drawing/2016/5/10/chartex" xmlns:cx5="http://schemas.microsoft.com/office/drawing/2016/5/11/chartex" xmlns:cx6="http://schemas.microsoft.com/office/drawing/2016/5/12/chartex" xmlns:cx7="http://schemas.microsoft.com/office/drawing/2016/5/13/chartex" xmlns:cx8="http://schemas.microsoft.com/office/drawing/2016/5/14/chartex" xmlns:mc="http://schemas.openxmlformats.org/markup-compatibility/2006" xmlns:aink="http://schemas.microsoft.com/office/drawing/2016/ink" xmlns:am3d="http://schemas.microsoft.com/office/drawing/2017/model3d" xmlns:o="urn:schemas-microsoft-com:office:office" xmlns:oel="http://schemas.microsoft.com/office/2019/extlst" xmlns:r="http://schemas.openxmlformats.org/officeDocument/2006/relationships" xmlns:m="http://schemas.openxmlformats.org/officeDocument/2006/math" xmlns:v="urn:schemas-microsoft-com:vml" xmlns:wp14="http://schemas.microsoft.com/office/word/2010/wordprocessingDrawing" xmlns:wp="http://schemas.openxmlformats.org/drawingml/2006/wordprocessingDrawing" xmlns:w10="urn:schemas-microsoft-com:office:word" xmlns:w="http://schemas.openxmlformats.org/wordprocessingml/2006/main" xmlns:w14="http://schemas.microsoft.com/office/word/2010/wordml" xmlns:w15="http://schemas.microsoft.com/office/word/2012/wordml" xmlns:w16cex="http://schemas.microsoft.com/office/word/2018/wordml/cex" xmlns:w16cid="http://schemas.microsoft.com/office/word/2016/wordml/cid" xmlns:w16="http://schemas.microsoft.com/office/word/2018/wordml" xmlns:w16du="http://schemas.microsoft.com/office/word/2023/wordml/word16du" xmlns:w16sdtdh="http://schemas.microsoft.com/office/word/2020/wordml/sdtdatahash" xmlns:w16se="http://schemas.microsoft.com/office/word/2015/wordml/symex" xmlns:wpg="http://schemas.microsoft.com/office/word/2010/wordprocessingGroup" xmlns:wpi="http://schemas.microsoft.com/office/word/2010/wordprocessingInk" xmlns:wne="http://schemas.microsoft.com/office/word/2006/wordml" xmlns:wps="http://schemas.microsoft.com/office/word/2010/wordprocessingShape" mc:Ignorable="w14 w15 w16se w16cid w16 w16cex w16sdtdh w16du wp14">
+<w:document xmlns:wpc="http://schemas.microsoft.com/office/word/2010/wordprocessingCanvas" xmlns:cx="http://schemas.microsoft.com/office/drawing/2014/chartex" xmlns:cx1="http://schemas.microsoft.com/office/drawing/2015/9/8/chartex" xmlns:cx2="http://schemas.microsoft.com/office/drawing/2015/10/21/chartex" xmlns:cx3="http://schemas.microsoft.com/office/drawing/2016/5/9/chartex" xmlns:cx4="http://schemas.microsoft.com/office/drawing/2016/5/10/chartex" xmlns:cx5="http://schemas.microsoft.com/office/drawing/2016/5/11/chartex" xmlns:cx6="http://schemas.microsoft.com/office/drawing/2016/5/12/chartex" xmlns:cx7="http://schemas.microsoft.com/office/drawing/2016/5/13/chartex" xmlns:cx8="http://schemas.microsoft.com/office/drawing/2016/5/14/chartex" xmlns:mc="http://schemas.openxmlformats.org/markup-compatibility/2006" xmlns:aink="http://schemas.microsoft.com/office/drawing/2016/ink" xmlns:am3d="http://schemas.microsoft.com/office/drawing/2017/model3d" xmlns:o="urn:schemas-microsoft-com:office:office" xmlns:oel="http://schemas.microsoft.com/office/2019/extlst" xmlns:r="http://schemas.openxmlformats.org/officeDocument/2006/relationships" xmlns:m="http://schemas.openxmlformats.org/officeDocument/2006/math" xmlns:v="urn:schemas-microsoft-com:vml" xmlns:wp14="http://schemas.microsoft.com/office/word/2010/wordprocessingDrawing" xmlns:wp="http://schemas.openxmlformats.org/drawingml/2006/wordprocessingDrawing" xmlns:w10="urn:schemas-microsoft-com:office:word" xmlns:w="http://schemas.openxmlformats.org/wordprocessingml/2006/main" xmlns:w14="http://schemas.microsoft.com/office/word/2010/wordml" xmlns:w15="http://schemas.microsoft.com/office/word/2012/wordml" xmlns:w16cex="http://schemas.microsoft.com/office/word/2018/wordml/cex" xmlns:w16cid="http://schemas.microsoft.com/office/word/2016/wordml/cid" xmlns:w16="http://schemas.microsoft.com/office/word/2018/wordml" xmlns:w16du="http://schemas.microsoft.com/office/word/2023/wordml/word16du" xmlns:w16sdtdh="http://schemas.microsoft.com/office/word/2020/wordml/sdtdatahash" xmlns:w16sdtfl="http://schemas.microsoft.com/office/word/2024/wordml/sdtformatlock" xmlns:w16se="http://schemas.microsoft.com/office/word/2015/wordml/symex" xmlns:wpg="http://schemas.microsoft.com/office/word/2010/wordprocessingGroup" xmlns:wpi="http://schemas.microsoft.com/office/word/2010/wordprocessingInk" xmlns:wne="http://schemas.microsoft.com/office/word/2006/wordml" xmlns:wps="http://schemas.microsoft.com/office/word/2010/wordprocessingShape" mc:Ignorable="w14 w15 w16se w16cid w16 w16cex w16sdtdh w16sdtfl w16du wp14">
   <w:body>
     <w:p>
       <w:pPr>
@@ -1066,6 +1066,7 @@
             <w:id w:val="-2119444129"/>
             <w:picture/>
           </w:sdtPr>
+          <w:sdtEndPr/>
           <w:sdtContent>
             <w:tc>
               <w:tcPr>
@@ -1156,6 +1157,7 @@
             <w:id w:val="-1544437031"/>
             <w:picture/>
           </w:sdtPr>
+          <w:sdtEndPr/>
           <w:sdtContent>
             <w:tc>
               <w:tcPr>
@@ -1246,6 +1248,7 @@
             <w:id w:val="880134221"/>
             <w:picture/>
           </w:sdtPr>
+          <w:sdtEndPr/>
           <w:sdtContent>
             <w:tc>
               <w:tcPr>
@@ -2166,21 +2169,7 @@
                 <w:color w:val="000000" w:themeColor="text1"/>
               </w:rPr>
               <w:lastRenderedPageBreak/>
-              <w:t xml:space="preserve">Bombas para operaciones de trasiego con capacidad nominal de 454 LMP, Compresor marca CORKEN con motor eléctrico de 15 HP, capacidad nominal de 757 LPM, las tomas de recepción, suministro y </w:t>
-            </w:r>
-            <w:r>
-              <w:rPr>
-                <w:rFonts w:cstheme="minorHAnsi"/>
-                <w:color w:val="000000" w:themeColor="text1"/>
-              </w:rPr>
-              <w:t>carburación</w:t>
-            </w:r>
-            <w:r>
-              <w:rPr>
-                <w:rFonts w:cstheme="minorHAnsi"/>
-                <w:color w:val="000000" w:themeColor="text1"/>
-              </w:rPr>
-              <w:t xml:space="preserve"> cuentan con cobertizos de material incombustible que los protege de la intemperie.</w:t>
+              <w:t>Bombas para operaciones de trasiego con capacidad nominal de 454 LMP, Compresor marca CORKEN con motor eléctrico de 15 HP, capacidad nominal de 757 LPM, las tomas de recepción, suministro y carburación cuentan con cobertizos de material incombustible que los protege de la intemperie.</w:t>
             </w:r>
           </w:p>
         </w:tc>
@@ -2385,7 +2374,7 @@
 </file>
 
 <file path=word/endnotes.xml><?xml version="1.0" encoding="utf-8"?>
-<w:endnotes xmlns:wpc="http://schemas.microsoft.com/office/word/2010/wordprocessingCanvas" xmlns:cx="http://schemas.microsoft.com/office/drawing/2014/chartex" xmlns:cx1="http://schemas.microsoft.com/office/drawing/2015/9/8/chartex" xmlns:cx2="http://schemas.microsoft.com/office/drawing/2015/10/21/chartex" xmlns:cx3="http://schemas.microsoft.com/office/drawing/2016/5/9/chartex" xmlns:cx4="http://schemas.microsoft.com/office/drawing/2016/5/10/chartex" xmlns:cx5="http://schemas.microsoft.com/office/drawing/2016/5/11/chartex" xmlns:cx6="http://schemas.microsoft.com/office/drawing/2016/5/12/chartex" xmlns:cx7="http://schemas.microsoft.com/office/drawing/2016/5/13/chartex" xmlns:cx8="http://schemas.microsoft.com/office/drawing/2016/5/14/chartex" xmlns:mc="http://schemas.openxmlformats.org/markup-compatibility/2006" xmlns:aink="http://schemas.microsoft.com/office/drawing/2016/ink" xmlns:am3d="http://schemas.microsoft.com/office/drawing/2017/model3d" xmlns:o="urn:schemas-microsoft-com:office:office" xmlns:oel="http://schemas.microsoft.com/office/2019/extlst" xmlns:r="http://schemas.openxmlformats.org/officeDocument/2006/relationships" xmlns:m="http://schemas.openxmlformats.org/officeDocument/2006/math" xmlns:v="urn:schemas-microsoft-com:vml" xmlns:wp14="http://schemas.microsoft.com/office/word/2010/wordprocessingDrawing" xmlns:wp="http://schemas.openxmlformats.org/drawingml/2006/wordprocessingDrawing" xmlns:w10="urn:schemas-microsoft-com:office:word" xmlns:w="http://schemas.openxmlformats.org/wordprocessingml/2006/main" xmlns:w14="http://schemas.microsoft.com/office/word/2010/wordml" xmlns:w15="http://schemas.microsoft.com/office/word/2012/wordml" xmlns:w16cex="http://schemas.microsoft.com/office/word/2018/wordml/cex" xmlns:w16cid="http://schemas.microsoft.com/office/word/2016/wordml/cid" xmlns:w16="http://schemas.microsoft.com/office/word/2018/wordml" xmlns:w16du="http://schemas.microsoft.com/office/word/2023/wordml/word16du" xmlns:w16sdtdh="http://schemas.microsoft.com/office/word/2020/wordml/sdtdatahash" xmlns:w16se="http://schemas.microsoft.com/office/word/2015/wordml/symex" xmlns:wpg="http://schemas.microsoft.com/office/word/2010/wordprocessingGroup" xmlns:wpi="http://schemas.microsoft.com/office/word/2010/wordprocessingInk" xmlns:wne="http://schemas.microsoft.com/office/word/2006/wordml" xmlns:wps="http://schemas.microsoft.com/office/word/2010/wordprocessingShape" mc:Ignorable="w14 w15 w16se w16cid w16 w16cex w16sdtdh w16du wp14">
+<w:endnotes xmlns:wpc="http://schemas.microsoft.com/office/word/2010/wordprocessingCanvas" xmlns:cx="http://schemas.microsoft.com/office/drawing/2014/chartex" xmlns:cx1="http://schemas.microsoft.com/office/drawing/2015/9/8/chartex" xmlns:cx2="http://schemas.microsoft.com/office/drawing/2015/10/21/chartex" xmlns:cx3="http://schemas.microsoft.com/office/drawing/2016/5/9/chartex" xmlns:cx4="http://schemas.microsoft.com/office/drawing/2016/5/10/chartex" xmlns:cx5="http://schemas.microsoft.com/office/drawing/2016/5/11/chartex" xmlns:cx6="http://schemas.microsoft.com/office/drawing/2016/5/12/chartex" xmlns:cx7="http://schemas.microsoft.com/office/drawing/2016/5/13/chartex" xmlns:cx8="http://schemas.microsoft.com/office/drawing/2016/5/14/chartex" xmlns:mc="http://schemas.openxmlformats.org/markup-compatibility/2006" xmlns:aink="http://schemas.microsoft.com/office/drawing/2016/ink" xmlns:am3d="http://schemas.microsoft.com/office/drawing/2017/model3d" xmlns:o="urn:schemas-microsoft-com:office:office" xmlns:oel="http://schemas.microsoft.com/office/2019/extlst" xmlns:r="http://schemas.openxmlformats.org/officeDocument/2006/relationships" xmlns:m="http://schemas.openxmlformats.org/officeDocument/2006/math" xmlns:v="urn:schemas-microsoft-com:vml" xmlns:wp14="http://schemas.microsoft.com/office/word/2010/wordprocessingDrawing" xmlns:wp="http://schemas.openxmlformats.org/drawingml/2006/wordprocessingDrawing" xmlns:w10="urn:schemas-microsoft-com:office:word" xmlns:w="http://schemas.openxmlformats.org/wordprocessingml/2006/main" xmlns:w14="http://schemas.microsoft.com/office/word/2010/wordml" xmlns:w15="http://schemas.microsoft.com/office/word/2012/wordml" xmlns:w16cex="http://schemas.microsoft.com/office/word/2018/wordml/cex" xmlns:w16cid="http://schemas.microsoft.com/office/word/2016/wordml/cid" xmlns:w16="http://schemas.microsoft.com/office/word/2018/wordml" xmlns:w16du="http://schemas.microsoft.com/office/word/2023/wordml/word16du" xmlns:w16sdtdh="http://schemas.microsoft.com/office/word/2020/wordml/sdtdatahash" xmlns:w16sdtfl="http://schemas.microsoft.com/office/word/2024/wordml/sdtformatlock" xmlns:w16se="http://schemas.microsoft.com/office/word/2015/wordml/symex" xmlns:wpg="http://schemas.microsoft.com/office/word/2010/wordprocessingGroup" xmlns:wpi="http://schemas.microsoft.com/office/word/2010/wordprocessingInk" xmlns:wne="http://schemas.microsoft.com/office/word/2006/wordml" xmlns:wps="http://schemas.microsoft.com/office/word/2010/wordprocessingShape" mc:Ignorable="w14 w15 w16se w16cid w16 w16cex w16sdtdh w16sdtfl w16du wp14">
   <w:endnote w:type="separator" w:id="-1">
     <w:p>
       <w:pPr>
@@ -2410,7 +2399,7 @@
 </file>
 
 <file path=word/footer1.xml><?xml version="1.0" encoding="utf-8"?>
-<w:ftr xmlns:wpc="http://schemas.microsoft.com/office/word/2010/wordprocessingCanvas" xmlns:cx="http://schemas.microsoft.com/office/drawing/2014/chartex" xmlns:cx1="http://schemas.microsoft.com/office/drawing/2015/9/8/chartex" xmlns:cx2="http://schemas.microsoft.com/office/drawing/2015/10/21/chartex" xmlns:cx3="http://schemas.microsoft.com/office/drawing/2016/5/9/chartex" xmlns:cx4="http://schemas.microsoft.com/office/drawing/2016/5/10/chartex" xmlns:cx5="http://schemas.microsoft.com/office/drawing/2016/5/11/chartex" xmlns:cx6="http://schemas.microsoft.com/office/drawing/2016/5/12/chartex" xmlns:cx7="http://schemas.microsoft.com/office/drawing/2016/5/13/chartex" xmlns:cx8="http://schemas.microsoft.com/office/drawing/2016/5/14/chartex" xmlns:mc="http://schemas.openxmlformats.org/markup-compatibility/2006" xmlns:aink="http://schemas.microsoft.com/office/drawing/2016/ink" xmlns:am3d="http://schemas.microsoft.com/office/drawing/2017/model3d" xmlns:o="urn:schemas-microsoft-com:office:office" xmlns:oel="http://schemas.microsoft.com/office/2019/extlst" xmlns:r="http://schemas.openxmlformats.org/officeDocument/2006/relationships" xmlns:m="http://schemas.openxmlformats.org/officeDocument/2006/math" xmlns:v="urn:schemas-microsoft-com:vml" xmlns:wp14="http://schemas.microsoft.com/office/word/2010/wordprocessingDrawing" xmlns:wp="http://schemas.openxmlformats.org/drawingml/2006/wordprocessingDrawing" xmlns:w10="urn:schemas-microsoft-com:office:word" xmlns:w="http://schemas.openxmlformats.org/wordprocessingml/2006/main" xmlns:w14="http://schemas.microsoft.com/office/word/2010/wordml" xmlns:w15="http://schemas.microsoft.com/office/word/2012/wordml" xmlns:w16cex="http://schemas.microsoft.com/office/word/2018/wordml/cex" xmlns:w16cid="http://schemas.microsoft.com/office/word/2016/wordml/cid" xmlns:w16="http://schemas.microsoft.com/office/word/2018/wordml" xmlns:w16du="http://schemas.microsoft.com/office/word/2023/wordml/word16du" xmlns:w16sdtdh="http://schemas.microsoft.com/office/word/2020/wordml/sdtdatahash" xmlns:w16se="http://schemas.microsoft.com/office/word/2015/wordml/symex" xmlns:wpg="http://schemas.microsoft.com/office/word/2010/wordprocessingGroup" xmlns:wpi="http://schemas.microsoft.com/office/word/2010/wordprocessingInk" xmlns:wne="http://schemas.microsoft.com/office/word/2006/wordml" xmlns:wps="http://schemas.microsoft.com/office/word/2010/wordprocessingShape" mc:Ignorable="w14 w15 w16se w16cid w16 w16cex w16sdtdh w16du wp14">
+<w:ftr xmlns:wpc="http://schemas.microsoft.com/office/word/2010/wordprocessingCanvas" xmlns:cx="http://schemas.microsoft.com/office/drawing/2014/chartex" xmlns:cx1="http://schemas.microsoft.com/office/drawing/2015/9/8/chartex" xmlns:cx2="http://schemas.microsoft.com/office/drawing/2015/10/21/chartex" xmlns:cx3="http://schemas.microsoft.com/office/drawing/2016/5/9/chartex" xmlns:cx4="http://schemas.microsoft.com/office/drawing/2016/5/10/chartex" xmlns:cx5="http://schemas.microsoft.com/office/drawing/2016/5/11/chartex" xmlns:cx6="http://schemas.microsoft.com/office/drawing/2016/5/12/chartex" xmlns:cx7="http://schemas.microsoft.com/office/drawing/2016/5/13/chartex" xmlns:cx8="http://schemas.microsoft.com/office/drawing/2016/5/14/chartex" xmlns:mc="http://schemas.openxmlformats.org/markup-compatibility/2006" xmlns:aink="http://schemas.microsoft.com/office/drawing/2016/ink" xmlns:am3d="http://schemas.microsoft.com/office/drawing/2017/model3d" xmlns:o="urn:schemas-microsoft-com:office:office" xmlns:oel="http://schemas.microsoft.com/office/2019/extlst" xmlns:r="http://schemas.openxmlformats.org/officeDocument/2006/relationships" xmlns:m="http://schemas.openxmlformats.org/officeDocument/2006/math" xmlns:v="urn:schemas-microsoft-com:vml" xmlns:wp14="http://schemas.microsoft.com/office/word/2010/wordprocessingDrawing" xmlns:wp="http://schemas.openxmlformats.org/drawingml/2006/wordprocessingDrawing" xmlns:w10="urn:schemas-microsoft-com:office:word" xmlns:w="http://schemas.openxmlformats.org/wordprocessingml/2006/main" xmlns:w14="http://schemas.microsoft.com/office/word/2010/wordml" xmlns:w15="http://schemas.microsoft.com/office/word/2012/wordml" xmlns:w16cex="http://schemas.microsoft.com/office/word/2018/wordml/cex" xmlns:w16cid="http://schemas.microsoft.com/office/word/2016/wordml/cid" xmlns:w16="http://schemas.microsoft.com/office/word/2018/wordml" xmlns:w16du="http://schemas.microsoft.com/office/word/2023/wordml/word16du" xmlns:w16sdtdh="http://schemas.microsoft.com/office/word/2020/wordml/sdtdatahash" xmlns:w16sdtfl="http://schemas.microsoft.com/office/word/2024/wordml/sdtformatlock" xmlns:w16se="http://schemas.microsoft.com/office/word/2015/wordml/symex" xmlns:wpg="http://schemas.microsoft.com/office/word/2010/wordprocessingGroup" xmlns:wpi="http://schemas.microsoft.com/office/word/2010/wordprocessingInk" xmlns:wne="http://schemas.microsoft.com/office/word/2006/wordml" xmlns:wps="http://schemas.microsoft.com/office/word/2010/wordprocessingShape" mc:Ignorable="w14 w15 w16se w16cid w16 w16cex w16sdtdh w16sdtfl w16du wp14">
   <w:p>
     <w:pPr>
       <w:tabs>
@@ -2518,7 +2507,7 @@
 </file>
 
 <file path=word/footer2.xml><?xml version="1.0" encoding="utf-8"?>
-<w:ftr xmlns:wpc="http://schemas.microsoft.com/office/word/2010/wordprocessingCanvas" xmlns:cx="http://schemas.microsoft.com/office/drawing/2014/chartex" xmlns:cx1="http://schemas.microsoft.com/office/drawing/2015/9/8/chartex" xmlns:cx2="http://schemas.microsoft.com/office/drawing/2015/10/21/chartex" xmlns:cx3="http://schemas.microsoft.com/office/drawing/2016/5/9/chartex" xmlns:cx4="http://schemas.microsoft.com/office/drawing/2016/5/10/chartex" xmlns:cx5="http://schemas.microsoft.com/office/drawing/2016/5/11/chartex" xmlns:cx6="http://schemas.microsoft.com/office/drawing/2016/5/12/chartex" xmlns:cx7="http://schemas.microsoft.com/office/drawing/2016/5/13/chartex" xmlns:cx8="http://schemas.microsoft.com/office/drawing/2016/5/14/chartex" xmlns:mc="http://schemas.openxmlformats.org/markup-compatibility/2006" xmlns:aink="http://schemas.microsoft.com/office/drawing/2016/ink" xmlns:am3d="http://schemas.microsoft.com/office/drawing/2017/model3d" xmlns:o="urn:schemas-microsoft-com:office:office" xmlns:oel="http://schemas.microsoft.com/office/2019/extlst" xmlns:r="http://schemas.openxmlformats.org/officeDocument/2006/relationships" xmlns:m="http://schemas.openxmlformats.org/officeDocument/2006/math" xmlns:v="urn:schemas-microsoft-com:vml" xmlns:wp14="http://schemas.microsoft.com/office/word/2010/wordprocessingDrawing" xmlns:wp="http://schemas.openxmlformats.org/drawingml/2006/wordprocessingDrawing" xmlns:w10="urn:schemas-microsoft-com:office:word" xmlns:w="http://schemas.openxmlformats.org/wordprocessingml/2006/main" xmlns:w14="http://schemas.microsoft.com/office/word/2010/wordml" xmlns:w15="http://schemas.microsoft.com/office/word/2012/wordml" xmlns:w16cex="http://schemas.microsoft.com/office/word/2018/wordml/cex" xmlns:w16cid="http://schemas.microsoft.com/office/word/2016/wordml/cid" xmlns:w16="http://schemas.microsoft.com/office/word/2018/wordml" xmlns:w16du="http://schemas.microsoft.com/office/word/2023/wordml/word16du" xmlns:w16sdtdh="http://schemas.microsoft.com/office/word/2020/wordml/sdtdatahash" xmlns:w16se="http://schemas.microsoft.com/office/word/2015/wordml/symex" xmlns:wpg="http://schemas.microsoft.com/office/word/2010/wordprocessingGroup" xmlns:wpi="http://schemas.microsoft.com/office/word/2010/wordprocessingInk" xmlns:wne="http://schemas.microsoft.com/office/word/2006/wordml" xmlns:wps="http://schemas.microsoft.com/office/word/2010/wordprocessingShape" mc:Ignorable="w14 w15 w16se w16cid w16 w16cex w16sdtdh w16du wp14">
+<w:ftr xmlns:wpc="http://schemas.microsoft.com/office/word/2010/wordprocessingCanvas" xmlns:cx="http://schemas.microsoft.com/office/drawing/2014/chartex" xmlns:cx1="http://schemas.microsoft.com/office/drawing/2015/9/8/chartex" xmlns:cx2="http://schemas.microsoft.com/office/drawing/2015/10/21/chartex" xmlns:cx3="http://schemas.microsoft.com/office/drawing/2016/5/9/chartex" xmlns:cx4="http://schemas.microsoft.com/office/drawing/2016/5/10/chartex" xmlns:cx5="http://schemas.microsoft.com/office/drawing/2016/5/11/chartex" xmlns:cx6="http://schemas.microsoft.com/office/drawing/2016/5/12/chartex" xmlns:cx7="http://schemas.microsoft.com/office/drawing/2016/5/13/chartex" xmlns:cx8="http://schemas.microsoft.com/office/drawing/2016/5/14/chartex" xmlns:mc="http://schemas.openxmlformats.org/markup-compatibility/2006" xmlns:aink="http://schemas.microsoft.com/office/drawing/2016/ink" xmlns:am3d="http://schemas.microsoft.com/office/drawing/2017/model3d" xmlns:o="urn:schemas-microsoft-com:office:office" xmlns:oel="http://schemas.microsoft.com/office/2019/extlst" xmlns:r="http://schemas.openxmlformats.org/officeDocument/2006/relationships" xmlns:m="http://schemas.openxmlformats.org/officeDocument/2006/math" xmlns:v="urn:schemas-microsoft-com:vml" xmlns:wp14="http://schemas.microsoft.com/office/word/2010/wordprocessingDrawing" xmlns:wp="http://schemas.openxmlformats.org/drawingml/2006/wordprocessingDrawing" xmlns:w10="urn:schemas-microsoft-com:office:word" xmlns:w="http://schemas.openxmlformats.org/wordprocessingml/2006/main" xmlns:w14="http://schemas.microsoft.com/office/word/2010/wordml" xmlns:w15="http://schemas.microsoft.com/office/word/2012/wordml" xmlns:w16cex="http://schemas.microsoft.com/office/word/2018/wordml/cex" xmlns:w16cid="http://schemas.microsoft.com/office/word/2016/wordml/cid" xmlns:w16="http://schemas.microsoft.com/office/word/2018/wordml" xmlns:w16du="http://schemas.microsoft.com/office/word/2023/wordml/word16du" xmlns:w16sdtdh="http://schemas.microsoft.com/office/word/2020/wordml/sdtdatahash" xmlns:w16sdtfl="http://schemas.microsoft.com/office/word/2024/wordml/sdtformatlock" xmlns:w16se="http://schemas.microsoft.com/office/word/2015/wordml/symex" xmlns:wpg="http://schemas.microsoft.com/office/word/2010/wordprocessingGroup" xmlns:wpi="http://schemas.microsoft.com/office/word/2010/wordprocessingInk" xmlns:wne="http://schemas.microsoft.com/office/word/2006/wordml" xmlns:wps="http://schemas.microsoft.com/office/word/2010/wordprocessingShape" mc:Ignorable="w14 w15 w16se w16cid w16 w16cex w16sdtdh w16sdtfl w16du wp14">
   <w:p>
     <w:pPr>
       <w:tabs>
@@ -2939,7 +2928,7 @@
 </file>
 
 <file path=word/footnotes.xml><?xml version="1.0" encoding="utf-8"?>
-<w:footnotes xmlns:wpc="http://schemas.microsoft.com/office/word/2010/wordprocessingCanvas" xmlns:cx="http://schemas.microsoft.com/office/drawing/2014/chartex" xmlns:cx1="http://schemas.microsoft.com/office/drawing/2015/9/8/chartex" xmlns:cx2="http://schemas.microsoft.com/office/drawing/2015/10/21/chartex" xmlns:cx3="http://schemas.microsoft.com/office/drawing/2016/5/9/chartex" xmlns:cx4="http://schemas.microsoft.com/office/drawing/2016/5/10/chartex" xmlns:cx5="http://schemas.microsoft.com/office/drawing/2016/5/11/chartex" xmlns:cx6="http://schemas.microsoft.com/office/drawing/2016/5/12/chartex" xmlns:cx7="http://schemas.microsoft.com/office/drawing/2016/5/13/chartex" xmlns:cx8="http://schemas.microsoft.com/office/drawing/2016/5/14/chartex" xmlns:mc="http://schemas.openxmlformats.org/markup-compatibility/2006" xmlns:aink="http://schemas.microsoft.com/office/drawing/2016/ink" xmlns:am3d="http://schemas.microsoft.com/office/drawing/2017/model3d" xmlns:o="urn:schemas-microsoft-com:office:office" xmlns:oel="http://schemas.microsoft.com/office/2019/extlst" xmlns:r="http://schemas.openxmlformats.org/officeDocument/2006/relationships" xmlns:m="http://schemas.openxmlformats.org/officeDocument/2006/math" xmlns:v="urn:schemas-microsoft-com:vml" xmlns:wp14="http://schemas.microsoft.com/office/word/2010/wordprocessingDrawing" xmlns:wp="http://schemas.openxmlformats.org/drawingml/2006/wordprocessingDrawing" xmlns:w10="urn:schemas-microsoft-com:office:word" xmlns:w="http://schemas.openxmlformats.org/wordprocessingml/2006/main" xmlns:w14="http://schemas.microsoft.com/office/word/2010/wordml" xmlns:w15="http://schemas.microsoft.com/office/word/2012/wordml" xmlns:w16cex="http://schemas.microsoft.com/office/word/2018/wordml/cex" xmlns:w16cid="http://schemas.microsoft.com/office/word/2016/wordml/cid" xmlns:w16="http://schemas.microsoft.com/office/word/2018/wordml" xmlns:w16du="http://schemas.microsoft.com/office/word/2023/wordml/word16du" xmlns:w16sdtdh="http://schemas.microsoft.com/office/word/2020/wordml/sdtdatahash" xmlns:w16se="http://schemas.microsoft.com/office/word/2015/wordml/symex" xmlns:wpg="http://schemas.microsoft.com/office/word/2010/wordprocessingGroup" xmlns:wpi="http://schemas.microsoft.com/office/word/2010/wordprocessingInk" xmlns:wne="http://schemas.microsoft.com/office/word/2006/wordml" xmlns:wps="http://schemas.microsoft.com/office/word/2010/wordprocessingShape" mc:Ignorable="w14 w15 w16se w16cid w16 w16cex w16sdtdh w16du wp14">
+<w:footnotes xmlns:wpc="http://schemas.microsoft.com/office/word/2010/wordprocessingCanvas" xmlns:cx="http://schemas.microsoft.com/office/drawing/2014/chartex" xmlns:cx1="http://schemas.microsoft.com/office/drawing/2015/9/8/chartex" xmlns:cx2="http://schemas.microsoft.com/office/drawing/2015/10/21/chartex" xmlns:cx3="http://schemas.microsoft.com/office/drawing/2016/5/9/chartex" xmlns:cx4="http://schemas.microsoft.com/office/drawing/2016/5/10/chartex" xmlns:cx5="http://schemas.microsoft.com/office/drawing/2016/5/11/chartex" xmlns:cx6="http://schemas.microsoft.com/office/drawing/2016/5/12/chartex" xmlns:cx7="http://schemas.microsoft.com/office/drawing/2016/5/13/chartex" xmlns:cx8="http://schemas.microsoft.com/office/drawing/2016/5/14/chartex" xmlns:mc="http://schemas.openxmlformats.org/markup-compatibility/2006" xmlns:aink="http://schemas.microsoft.com/office/drawing/2016/ink" xmlns:am3d="http://schemas.microsoft.com/office/drawing/2017/model3d" xmlns:o="urn:schemas-microsoft-com:office:office" xmlns:oel="http://schemas.microsoft.com/office/2019/extlst" xmlns:r="http://schemas.openxmlformats.org/officeDocument/2006/relationships" xmlns:m="http://schemas.openxmlformats.org/officeDocument/2006/math" xmlns:v="urn:schemas-microsoft-com:vml" xmlns:wp14="http://schemas.microsoft.com/office/word/2010/wordprocessingDrawing" xmlns:wp="http://schemas.openxmlformats.org/drawingml/2006/wordprocessingDrawing" xmlns:w10="urn:schemas-microsoft-com:office:word" xmlns:w="http://schemas.openxmlformats.org/wordprocessingml/2006/main" xmlns:w14="http://schemas.microsoft.com/office/word/2010/wordml" xmlns:w15="http://schemas.microsoft.com/office/word/2012/wordml" xmlns:w16cex="http://schemas.microsoft.com/office/word/2018/wordml/cex" xmlns:w16cid="http://schemas.microsoft.com/office/word/2016/wordml/cid" xmlns:w16="http://schemas.microsoft.com/office/word/2018/wordml" xmlns:w16du="http://schemas.microsoft.com/office/word/2023/wordml/word16du" xmlns:w16sdtdh="http://schemas.microsoft.com/office/word/2020/wordml/sdtdatahash" xmlns:w16sdtfl="http://schemas.microsoft.com/office/word/2024/wordml/sdtformatlock" xmlns:w16se="http://schemas.microsoft.com/office/word/2015/wordml/symex" xmlns:wpg="http://schemas.microsoft.com/office/word/2010/wordprocessingGroup" xmlns:wpi="http://schemas.microsoft.com/office/word/2010/wordprocessingInk" xmlns:wne="http://schemas.microsoft.com/office/word/2006/wordml" xmlns:wps="http://schemas.microsoft.com/office/word/2010/wordprocessingShape" mc:Ignorable="w14 w15 w16se w16cid w16 w16cex w16sdtdh w16sdtfl w16du wp14">
   <w:footnote w:type="separator" w:id="-1">
     <w:p>
       <w:pPr>
@@ -2964,7 +2953,7 @@
 </file>
 
 <file path=word/header1.xml><?xml version="1.0" encoding="utf-8"?>
-<w:hdr xmlns:wpc="http://schemas.microsoft.com/office/word/2010/wordprocessingCanvas" xmlns:cx="http://schemas.microsoft.com/office/drawing/2014/chartex" xmlns:cx1="http://schemas.microsoft.com/office/drawing/2015/9/8/chartex" xmlns:cx2="http://schemas.microsoft.com/office/drawing/2015/10/21/chartex" xmlns:cx3="http://schemas.microsoft.com/office/drawing/2016/5/9/chartex" xmlns:cx4="http://schemas.microsoft.com/office/drawing/2016/5/10/chartex" xmlns:cx5="http://schemas.microsoft.com/office/drawing/2016/5/11/chartex" xmlns:cx6="http://schemas.microsoft.com/office/drawing/2016/5/12/chartex" xmlns:cx7="http://schemas.microsoft.com/office/drawing/2016/5/13/chartex" xmlns:cx8="http://schemas.microsoft.com/office/drawing/2016/5/14/chartex" xmlns:mc="http://schemas.openxmlformats.org/markup-compatibility/2006" xmlns:aink="http://schemas.microsoft.com/office/drawing/2016/ink" xmlns:am3d="http://schemas.microsoft.com/office/drawing/2017/model3d" xmlns:o="urn:schemas-microsoft-com:office:office" xmlns:oel="http://schemas.microsoft.com/office/2019/extlst" xmlns:r="http://schemas.openxmlformats.org/officeDocument/2006/relationships" xmlns:m="http://schemas.openxmlformats.org/officeDocument/2006/math" xmlns:v="urn:schemas-microsoft-com:vml" xmlns:wp14="http://schemas.microsoft.com/office/word/2010/wordprocessingDrawing" xmlns:wp="http://schemas.openxmlformats.org/drawingml/2006/wordprocessingDrawing" xmlns:w10="urn:schemas-microsoft-com:office:word" xmlns:w="http://schemas.openxmlformats.org/wordprocessingml/2006/main" xmlns:w14="http://schemas.microsoft.com/office/word/2010/wordml" xmlns:w15="http://schemas.microsoft.com/office/word/2012/wordml" xmlns:w16cex="http://schemas.microsoft.com/office/word/2018/wordml/cex" xmlns:w16cid="http://schemas.microsoft.com/office/word/2016/wordml/cid" xmlns:w16="http://schemas.microsoft.com/office/word/2018/wordml" xmlns:w16du="http://schemas.microsoft.com/office/word/2023/wordml/word16du" xmlns:w16sdtdh="http://schemas.microsoft.com/office/word/2020/wordml/sdtdatahash" xmlns:w16se="http://schemas.microsoft.com/office/word/2015/wordml/symex" xmlns:wpg="http://schemas.microsoft.com/office/word/2010/wordprocessingGroup" xmlns:wpi="http://schemas.microsoft.com/office/word/2010/wordprocessingInk" xmlns:wne="http://schemas.microsoft.com/office/word/2006/wordml" xmlns:wps="http://schemas.microsoft.com/office/word/2010/wordprocessingShape" mc:Ignorable="w14 w15 w16se w16cid w16 w16cex w16sdtdh w16du wp14">
+<w:hdr xmlns:wpc="http://schemas.microsoft.com/office/word/2010/wordprocessingCanvas" xmlns:cx="http://schemas.microsoft.com/office/drawing/2014/chartex" xmlns:cx1="http://schemas.microsoft.com/office/drawing/2015/9/8/chartex" xmlns:cx2="http://schemas.microsoft.com/office/drawing/2015/10/21/chartex" xmlns:cx3="http://schemas.microsoft.com/office/drawing/2016/5/9/chartex" xmlns:cx4="http://schemas.microsoft.com/office/drawing/2016/5/10/chartex" xmlns:cx5="http://schemas.microsoft.com/office/drawing/2016/5/11/chartex" xmlns:cx6="http://schemas.microsoft.com/office/drawing/2016/5/12/chartex" xmlns:cx7="http://schemas.microsoft.com/office/drawing/2016/5/13/chartex" xmlns:cx8="http://schemas.microsoft.com/office/drawing/2016/5/14/chartex" xmlns:mc="http://schemas.openxmlformats.org/markup-compatibility/2006" xmlns:aink="http://schemas.microsoft.com/office/drawing/2016/ink" xmlns:am3d="http://schemas.microsoft.com/office/drawing/2017/model3d" xmlns:o="urn:schemas-microsoft-com:office:office" xmlns:oel="http://schemas.microsoft.com/office/2019/extlst" xmlns:r="http://schemas.openxmlformats.org/officeDocument/2006/relationships" xmlns:m="http://schemas.openxmlformats.org/officeDocument/2006/math" xmlns:v="urn:schemas-microsoft-com:vml" xmlns:wp14="http://schemas.microsoft.com/office/word/2010/wordprocessingDrawing" xmlns:wp="http://schemas.openxmlformats.org/drawingml/2006/wordprocessingDrawing" xmlns:w10="urn:schemas-microsoft-com:office:word" xmlns:w="http://schemas.openxmlformats.org/wordprocessingml/2006/main" xmlns:w14="http://schemas.microsoft.com/office/word/2010/wordml" xmlns:w15="http://schemas.microsoft.com/office/word/2012/wordml" xmlns:w16cex="http://schemas.microsoft.com/office/word/2018/wordml/cex" xmlns:w16cid="http://schemas.microsoft.com/office/word/2016/wordml/cid" xmlns:w16="http://schemas.microsoft.com/office/word/2018/wordml" xmlns:w16du="http://schemas.microsoft.com/office/word/2023/wordml/word16du" xmlns:w16sdtdh="http://schemas.microsoft.com/office/word/2020/wordml/sdtdatahash" xmlns:w16sdtfl="http://schemas.microsoft.com/office/word/2024/wordml/sdtformatlock" xmlns:w16se="http://schemas.microsoft.com/office/word/2015/wordml/symex" xmlns:wpg="http://schemas.microsoft.com/office/word/2010/wordprocessingGroup" xmlns:wpi="http://schemas.microsoft.com/office/word/2010/wordprocessingInk" xmlns:wne="http://schemas.microsoft.com/office/word/2006/wordml" xmlns:wps="http://schemas.microsoft.com/office/word/2010/wordprocessingShape" mc:Ignorable="w14 w15 w16se w16cid w16 w16cex w16sdtdh w16sdtfl w16du wp14">
   <w:tbl>
     <w:tblPr>
       <w:tblStyle w:val="Tablaconcuadrcula"/>
@@ -3008,7 +2997,15 @@
               <w:bCs/>
               <w:noProof/>
             </w:rPr>
-            <w:t>PROGRAMA INTERNO DE PROTECCIÓN CIVIL 2024</w:t>
+            <w:t xml:space="preserve">PROGRAMA INTERNO DE PROTECCIÓN CIVIL </w:t>
+          </w:r>
+          <w:r>
+            <w:rPr>
+              <w:b/>
+              <w:bCs/>
+              <w:noProof/>
+            </w:rPr>
+            <w:t>{{ anio }}</w:t>
           </w:r>
         </w:p>
         <w:p>
@@ -3095,7 +3092,7 @@
 </file>
 
 <file path=word/header2.xml><?xml version="1.0" encoding="utf-8"?>
-<w:hdr xmlns:wpc="http://schemas.microsoft.com/office/word/2010/wordprocessingCanvas" xmlns:cx="http://schemas.microsoft.com/office/drawing/2014/chartex" xmlns:cx1="http://schemas.microsoft.com/office/drawing/2015/9/8/chartex" xmlns:cx2="http://schemas.microsoft.com/office/drawing/2015/10/21/chartex" xmlns:cx3="http://schemas.microsoft.com/office/drawing/2016/5/9/chartex" xmlns:cx4="http://schemas.microsoft.com/office/drawing/2016/5/10/chartex" xmlns:cx5="http://schemas.microsoft.com/office/drawing/2016/5/11/chartex" xmlns:cx6="http://schemas.microsoft.com/office/drawing/2016/5/12/chartex" xmlns:cx7="http://schemas.microsoft.com/office/drawing/2016/5/13/chartex" xmlns:cx8="http://schemas.microsoft.com/office/drawing/2016/5/14/chartex" xmlns:mc="http://schemas.openxmlformats.org/markup-compatibility/2006" xmlns:aink="http://schemas.microsoft.com/office/drawing/2016/ink" xmlns:am3d="http://schemas.microsoft.com/office/drawing/2017/model3d" xmlns:o="urn:schemas-microsoft-com:office:office" xmlns:oel="http://schemas.microsoft.com/office/2019/extlst" xmlns:r="http://schemas.openxmlformats.org/officeDocument/2006/relationships" xmlns:m="http://schemas.openxmlformats.org/officeDocument/2006/math" xmlns:v="urn:schemas-microsoft-com:vml" xmlns:wp14="http://schemas.microsoft.com/office/word/2010/wordprocessingDrawing" xmlns:wp="http://schemas.openxmlformats.org/drawingml/2006/wordprocessingDrawing" xmlns:w10="urn:schemas-microsoft-com:office:word" xmlns:w="http://schemas.openxmlformats.org/wordprocessingml/2006/main" xmlns:w14="http://schemas.microsoft.com/office/word/2010/wordml" xmlns:w15="http://schemas.microsoft.com/office/word/2012/wordml" xmlns:w16cex="http://schemas.microsoft.com/office/word/2018/wordml/cex" xmlns:w16cid="http://schemas.microsoft.com/office/word/2016/wordml/cid" xmlns:w16="http://schemas.microsoft.com/office/word/2018/wordml" xmlns:w16du="http://schemas.microsoft.com/office/word/2023/wordml/word16du" xmlns:w16sdtdh="http://schemas.microsoft.com/office/word/2020/wordml/sdtdatahash" xmlns:w16se="http://schemas.microsoft.com/office/word/2015/wordml/symex" xmlns:wpg="http://schemas.microsoft.com/office/word/2010/wordprocessingGroup" xmlns:wpi="http://schemas.microsoft.com/office/word/2010/wordprocessingInk" xmlns:wne="http://schemas.microsoft.com/office/word/2006/wordml" xmlns:wps="http://schemas.microsoft.com/office/word/2010/wordprocessingShape" mc:Ignorable="w14 w15 w16se w16cid w16 w16cex w16sdtdh w16du wp14">
+<w:hdr xmlns:wpc="http://schemas.microsoft.com/office/word/2010/wordprocessingCanvas" xmlns:cx="http://schemas.microsoft.com/office/drawing/2014/chartex" xmlns:cx1="http://schemas.microsoft.com/office/drawing/2015/9/8/chartex" xmlns:cx2="http://schemas.microsoft.com/office/drawing/2015/10/21/chartex" xmlns:cx3="http://schemas.microsoft.com/office/drawing/2016/5/9/chartex" xmlns:cx4="http://schemas.microsoft.com/office/drawing/2016/5/10/chartex" xmlns:cx5="http://schemas.microsoft.com/office/drawing/2016/5/11/chartex" xmlns:cx6="http://schemas.microsoft.com/office/drawing/2016/5/12/chartex" xmlns:cx7="http://schemas.microsoft.com/office/drawing/2016/5/13/chartex" xmlns:cx8="http://schemas.microsoft.com/office/drawing/2016/5/14/chartex" xmlns:mc="http://schemas.openxmlformats.org/markup-compatibility/2006" xmlns:aink="http://schemas.microsoft.com/office/drawing/2016/ink" xmlns:am3d="http://schemas.microsoft.com/office/drawing/2017/model3d" xmlns:o="urn:schemas-microsoft-com:office:office" xmlns:oel="http://schemas.microsoft.com/office/2019/extlst" xmlns:r="http://schemas.openxmlformats.org/officeDocument/2006/relationships" xmlns:m="http://schemas.openxmlformats.org/officeDocument/2006/math" xmlns:v="urn:schemas-microsoft-com:vml" xmlns:wp14="http://schemas.microsoft.com/office/word/2010/wordprocessingDrawing" xmlns:wp="http://schemas.openxmlformats.org/drawingml/2006/wordprocessingDrawing" xmlns:w10="urn:schemas-microsoft-com:office:word" xmlns:w="http://schemas.openxmlformats.org/wordprocessingml/2006/main" xmlns:w14="http://schemas.microsoft.com/office/word/2010/wordml" xmlns:w15="http://schemas.microsoft.com/office/word/2012/wordml" xmlns:w16cex="http://schemas.microsoft.com/office/word/2018/wordml/cex" xmlns:w16cid="http://schemas.microsoft.com/office/word/2016/wordml/cid" xmlns:w16="http://schemas.microsoft.com/office/word/2018/wordml" xmlns:w16du="http://schemas.microsoft.com/office/word/2023/wordml/word16du" xmlns:w16sdtdh="http://schemas.microsoft.com/office/word/2020/wordml/sdtdatahash" xmlns:w16sdtfl="http://schemas.microsoft.com/office/word/2024/wordml/sdtformatlock" xmlns:w16se="http://schemas.microsoft.com/office/word/2015/wordml/symex" xmlns:wpg="http://schemas.microsoft.com/office/word/2010/wordprocessingGroup" xmlns:wpi="http://schemas.microsoft.com/office/word/2010/wordprocessingInk" xmlns:wne="http://schemas.microsoft.com/office/word/2006/wordml" xmlns:wps="http://schemas.microsoft.com/office/word/2010/wordprocessingShape" mc:Ignorable="w14 w15 w16se w16cid w16 w16cex w16sdtdh w16sdtfl w16du wp14">
   <w:p>
     <w:pPr>
       <w:pStyle w:val="Encabezado"/>
@@ -3274,7 +3271,7 @@
 </file>
 
 <file path=word/numbering.xml><?xml version="1.0" encoding="utf-8"?>
-<w:numbering xmlns:wpc="http://schemas.microsoft.com/office/word/2010/wordprocessingCanvas" xmlns:cx="http://schemas.microsoft.com/office/drawing/2014/chartex" xmlns:cx1="http://schemas.microsoft.com/office/drawing/2015/9/8/chartex" xmlns:cx2="http://schemas.microsoft.com/office/drawing/2015/10/21/chartex" xmlns:cx3="http://schemas.microsoft.com/office/drawing/2016/5/9/chartex" xmlns:cx4="http://schemas.microsoft.com/office/drawing/2016/5/10/chartex" xmlns:cx5="http://schemas.microsoft.com/office/drawing/2016/5/11/chartex" xmlns:cx6="http://schemas.microsoft.com/office/drawing/2016/5/12/chartex" xmlns:cx7="http://schemas.microsoft.com/office/drawing/2016/5/13/chartex" xmlns:cx8="http://schemas.microsoft.com/office/drawing/2016/5/14/chartex" xmlns:mc="http://schemas.openxmlformats.org/markup-compatibility/2006" xmlns:aink="http://schemas.microsoft.com/office/drawing/2016/ink" xmlns:am3d="http://schemas.microsoft.com/office/drawing/2017/model3d" xmlns:o="urn:schemas-microsoft-com:office:office" xmlns:oel="http://schemas.microsoft.com/office/2019/extlst" xmlns:r="http://schemas.openxmlformats.org/officeDocument/2006/relationships" xmlns:m="http://schemas.openxmlformats.org/officeDocument/2006/math" xmlns:v="urn:schemas-microsoft-com:vml" xmlns:wp14="http://schemas.microsoft.com/office/word/2010/wordprocessingDrawing" xmlns:wp="http://schemas.openxmlformats.org/drawingml/2006/wordprocessingDrawing" xmlns:w10="urn:schemas-microsoft-com:office:word" xmlns:w="http://schemas.openxmlformats.org/wordprocessingml/2006/main" xmlns:w14="http://schemas.microsoft.com/office/word/2010/wordml" xmlns:w15="http://schemas.microsoft.com/office/word/2012/wordml" xmlns:w16cex="http://schemas.microsoft.com/office/word/2018/wordml/cex" xmlns:w16cid="http://schemas.microsoft.com/office/word/2016/wordml/cid" xmlns:w16="http://schemas.microsoft.com/office/word/2018/wordml" xmlns:w16du="http://schemas.microsoft.com/office/word/2023/wordml/word16du" xmlns:w16sdtdh="http://schemas.microsoft.com/office/word/2020/wordml/sdtdatahash" xmlns:w16se="http://schemas.microsoft.com/office/word/2015/wordml/symex" xmlns:wpg="http://schemas.microsoft.com/office/word/2010/wordprocessingGroup" xmlns:wpi="http://schemas.microsoft.com/office/word/2010/wordprocessingInk" xmlns:wne="http://schemas.microsoft.com/office/word/2006/wordml" xmlns:wps="http://schemas.microsoft.com/office/word/2010/wordprocessingShape" mc:Ignorable="w14 w15 w16se w16cid w16 w16cex w16sdtdh w16du wp14">
+<w:numbering xmlns:wpc="http://schemas.microsoft.com/office/word/2010/wordprocessingCanvas" xmlns:cx="http://schemas.microsoft.com/office/drawing/2014/chartex" xmlns:cx1="http://schemas.microsoft.com/office/drawing/2015/9/8/chartex" xmlns:cx2="http://schemas.microsoft.com/office/drawing/2015/10/21/chartex" xmlns:cx3="http://schemas.microsoft.com/office/drawing/2016/5/9/chartex" xmlns:cx4="http://schemas.microsoft.com/office/drawing/2016/5/10/chartex" xmlns:cx5="http://schemas.microsoft.com/office/drawing/2016/5/11/chartex" xmlns:cx6="http://schemas.microsoft.com/office/drawing/2016/5/12/chartex" xmlns:cx7="http://schemas.microsoft.com/office/drawing/2016/5/13/chartex" xmlns:cx8="http://schemas.microsoft.com/office/drawing/2016/5/14/chartex" xmlns:mc="http://schemas.openxmlformats.org/markup-compatibility/2006" xmlns:aink="http://schemas.microsoft.com/office/drawing/2016/ink" xmlns:am3d="http://schemas.microsoft.com/office/drawing/2017/model3d" xmlns:o="urn:schemas-microsoft-com:office:office" xmlns:oel="http://schemas.microsoft.com/office/2019/extlst" xmlns:r="http://schemas.openxmlformats.org/officeDocument/2006/relationships" xmlns:m="http://schemas.openxmlformats.org/officeDocument/2006/math" xmlns:v="urn:schemas-microsoft-com:vml" xmlns:wp14="http://schemas.microsoft.com/office/word/2010/wordprocessingDrawing" xmlns:wp="http://schemas.openxmlformats.org/drawingml/2006/wordprocessingDrawing" xmlns:w10="urn:schemas-microsoft-com:office:word" xmlns:w="http://schemas.openxmlformats.org/wordprocessingml/2006/main" xmlns:w14="http://schemas.microsoft.com/office/word/2010/wordml" xmlns:w15="http://schemas.microsoft.com/office/word/2012/wordml" xmlns:w16cex="http://schemas.microsoft.com/office/word/2018/wordml/cex" xmlns:w16cid="http://schemas.microsoft.com/office/word/2016/wordml/cid" xmlns:w16="http://schemas.microsoft.com/office/word/2018/wordml" xmlns:w16du="http://schemas.microsoft.com/office/word/2023/wordml/word16du" xmlns:w16sdtdh="http://schemas.microsoft.com/office/word/2020/wordml/sdtdatahash" xmlns:w16sdtfl="http://schemas.microsoft.com/office/word/2024/wordml/sdtformatlock" xmlns:w16se="http://schemas.microsoft.com/office/word/2015/wordml/symex" xmlns:wpg="http://schemas.microsoft.com/office/word/2010/wordprocessingGroup" xmlns:wpi="http://schemas.microsoft.com/office/word/2010/wordprocessingInk" xmlns:wne="http://schemas.microsoft.com/office/word/2006/wordml" xmlns:wps="http://schemas.microsoft.com/office/word/2010/wordprocessingShape" mc:Ignorable="w14 w15 w16se w16cid w16 w16cex w16sdtdh w16sdtfl w16du wp14">
   <w:abstractNum w:abstractNumId="0" w15:restartNumberingAfterBreak="1">
     <w:nsid w:val="FFFFFF89"/>
     <w:multiLevelType w:val="singleLevel"/>
@@ -3304,7 +3301,7 @@
 </file>
 
 <file path=word/styles.xml><?xml version="1.0" encoding="utf-8"?>
-<w:styles xmlns:mc="http://schemas.openxmlformats.org/markup-compatibility/2006" xmlns:r="http://schemas.openxmlformats.org/officeDocument/2006/relationships" xmlns:w="http://schemas.openxmlformats.org/wordprocessingml/2006/main" xmlns:w14="http://schemas.microsoft.com/office/word/2010/wordml" xmlns:w15="http://schemas.microsoft.com/office/word/2012/wordml" xmlns:w16cex="http://schemas.microsoft.com/office/word/2018/wordml/cex" xmlns:w16cid="http://schemas.microsoft.com/office/word/2016/wordml/cid" xmlns:w16="http://schemas.microsoft.com/office/word/2018/wordml" xmlns:w16du="http://schemas.microsoft.com/office/word/2023/wordml/word16du" xmlns:w16sdtdh="http://schemas.microsoft.com/office/word/2020/wordml/sdtdatahash" xmlns:w16se="http://schemas.microsoft.com/office/word/2015/wordml/symex" mc:Ignorable="w14 w15 w16se w16cid w16 w16cex w16sdtdh w16du">
+<w:styles xmlns:mc="http://schemas.openxmlformats.org/markup-compatibility/2006" xmlns:r="http://schemas.openxmlformats.org/officeDocument/2006/relationships" xmlns:w="http://schemas.openxmlformats.org/wordprocessingml/2006/main" xmlns:w14="http://schemas.microsoft.com/office/word/2010/wordml" xmlns:w15="http://schemas.microsoft.com/office/word/2012/wordml" xmlns:w16cex="http://schemas.microsoft.com/office/word/2018/wordml/cex" xmlns:w16cid="http://schemas.microsoft.com/office/word/2016/wordml/cid" xmlns:w16="http://schemas.microsoft.com/office/word/2018/wordml" xmlns:w16du="http://schemas.microsoft.com/office/word/2023/wordml/word16du" xmlns:w16sdtdh="http://schemas.microsoft.com/office/word/2020/wordml/sdtdatahash" xmlns:w16sdtfl="http://schemas.microsoft.com/office/word/2024/wordml/sdtformatlock" xmlns:w16se="http://schemas.microsoft.com/office/word/2015/wordml/symex" mc:Ignorable="w14 w15 w16se w16cid w16 w16cex w16sdtdh w16sdtfl w16du">
   <w:docDefaults>
     <w:rPrDefault>
       <w:rPr>

--- a/Inputs/Templates/MF Gasera.docx
+++ b/Inputs/Templates/MF Gasera.docx
@@ -41,26 +41,15 @@
           <w:rFonts w:cstheme="minorHAnsi"/>
           <w:color w:val="000000" w:themeColor="text1"/>
         </w:rPr>
-        <w:t xml:space="preserve">Riesgos internos y circundantes. </w:t>
+        <w:t>El inmueble</w:t>
       </w:r>
-    </w:p>
-    <w:p>
-      <w:pPr>
-        <w:spacing w:line="360" w:lineRule="auto"/>
-        <w:jc w:val="both"/>
-        <w:rPr>
-          <w:rFonts w:cstheme="minorHAnsi"/>
-          <w:color w:val="000000" w:themeColor="text1"/>
-        </w:rPr>
-      </w:pPr>
       <w:r>
         <w:rPr>
           <w:rFonts w:cstheme="minorHAnsi"/>
           <w:color w:val="000000" w:themeColor="text1"/>
         </w:rPr>
-        <w:t xml:space="preserve">La sucursal </w:t>
+        <w:t xml:space="preserve"> </w:t>
       </w:r>
-      <w:proofErr w:type="gramStart"/>
       <w:r>
         <w:rPr>
           <w:rFonts w:cstheme="minorHAnsi"/>
@@ -76,16 +65,7 @@
           <w:b/>
           <w:color w:val="000000" w:themeColor="text1"/>
         </w:rPr>
-        <w:t>razon</w:t>
-      </w:r>
-      <w:proofErr w:type="gramEnd"/>
-      <w:r>
-        <w:rPr>
-          <w:rFonts w:cstheme="minorHAnsi"/>
-          <w:b/>
-          <w:color w:val="000000" w:themeColor="text1"/>
-        </w:rPr>
-        <w:t>_social</w:t>
+        <w:t>razon_social</w:t>
       </w:r>
       <w:proofErr w:type="spellEnd"/>
       <w:r>
@@ -151,7 +131,21 @@
           <w:rFonts w:cstheme="minorHAnsi"/>
           <w:color w:val="000000" w:themeColor="text1"/>
         </w:rPr>
-        <w:t>se ubica frente a una vialidad altamente transitada, colinda con otros inmuebles de servicios con giro comercial.</w:t>
+        <w:t xml:space="preserve">se ubica </w:t>
+      </w:r>
+      <w:r>
+        <w:rPr>
+          <w:rFonts w:cstheme="minorHAnsi"/>
+          <w:color w:val="000000" w:themeColor="text1"/>
+        </w:rPr>
+        <w:t>al sur de {{ norte }}, al norte de {{ sur }}, al este de {{ oeste }} y al oeste de {{ este }}</w:t>
+      </w:r>
+      <w:r>
+        <w:rPr>
+          <w:rFonts w:cstheme="minorHAnsi"/>
+          <w:color w:val="000000" w:themeColor="text1"/>
+        </w:rPr>
+        <w:t>.</w:t>
       </w:r>
       <w:r>
         <w:rPr>
@@ -181,9 +175,8 @@
           <w:rFonts w:cstheme="minorHAnsi"/>
           <w:color w:val="000000" w:themeColor="text1"/>
         </w:rPr>
-        <w:t xml:space="preserve">El horario de atención de servicios es de </w:t>
+        <w:t xml:space="preserve">El horario de atención es de </w:t>
       </w:r>
-      <w:proofErr w:type="gramStart"/>
       <w:r>
         <w:rPr>
           <w:rFonts w:cstheme="minorHAnsi"/>
@@ -200,7 +193,6 @@
         <w:t>dias</w:t>
       </w:r>
       <w:proofErr w:type="spellEnd"/>
-      <w:proofErr w:type="gramEnd"/>
       <w:r>
         <w:rPr>
           <w:rFonts w:cstheme="minorHAnsi"/>
@@ -246,21 +238,12 @@
         </w:rPr>
         <w:t xml:space="preserve"> Cuenta con </w:t>
       </w:r>
-      <w:proofErr w:type="gramStart"/>
       <w:r>
         <w:rPr>
           <w:rFonts w:cstheme="minorHAnsi"/>
           <w:color w:val="000000" w:themeColor="text1"/>
         </w:rPr>
-        <w:t>{{ trabajadores</w:t>
-      </w:r>
-      <w:proofErr w:type="gramEnd"/>
-      <w:r>
-        <w:rPr>
-          <w:rFonts w:cstheme="minorHAnsi"/>
-          <w:color w:val="000000" w:themeColor="text1"/>
-        </w:rPr>
-        <w:t xml:space="preserve"> }}</w:t>
+        <w:t>{{ trabajadores }}</w:t>
       </w:r>
       <w:r>
         <w:rPr>
@@ -338,6 +321,9 @@
         <w:gridCol w:w="4414"/>
       </w:tblGrid>
       <w:tr>
+        <w:trPr>
+          <w:trHeight w:val="3288"/>
+        </w:trPr>
         <w:tc>
           <w:tcPr>
             <w:tcW w:w="4414" w:type="dxa"/>
@@ -347,6 +333,7 @@
             <w:pPr>
               <w:pStyle w:val="Default"/>
               <w:spacing w:line="360" w:lineRule="auto"/>
+              <w:jc w:val="both"/>
               <w:rPr>
                 <w:rFonts w:asciiTheme="minorHAnsi" w:hAnsiTheme="minorHAnsi" w:cstheme="minorHAnsi"/>
                 <w:color w:val="000000" w:themeColor="text1"/>
@@ -382,7 +369,6 @@
                 <w:szCs w:val="22"/>
               </w:rPr>
             </w:pPr>
-            <w:proofErr w:type="gramStart"/>
             <w:r>
               <w:rPr>
                 <w:rFonts w:asciiTheme="minorHAnsi" w:hAnsiTheme="minorHAnsi" w:cstheme="minorHAnsi"/>
@@ -390,22 +376,56 @@
                 <w:sz w:val="22"/>
                 <w:szCs w:val="22"/>
               </w:rPr>
-              <w:t>{{ mueble</w:t>
-            </w:r>
-            <w:proofErr w:type="gramEnd"/>
-            <w:r>
-              <w:rPr>
-                <w:rFonts w:asciiTheme="minorHAnsi" w:hAnsiTheme="minorHAnsi" w:cstheme="minorHAnsi"/>
-                <w:color w:val="000000" w:themeColor="text1"/>
-                <w:sz w:val="22"/>
-                <w:szCs w:val="22"/>
-              </w:rPr>
-              <w:t>1 }}</w:t>
+              <w:t>{{ mueble1 }}</w:t>
             </w:r>
           </w:p>
         </w:tc>
       </w:tr>
       <w:tr>
+        <w:trPr>
+          <w:trHeight w:val="57"/>
+        </w:trPr>
+        <w:tc>
+          <w:tcPr>
+            <w:tcW w:w="4414" w:type="dxa"/>
+            <w:vAlign w:val="center"/>
+          </w:tcPr>
+          <w:p>
+            <w:pPr>
+              <w:pStyle w:val="Default"/>
+              <w:jc w:val="both"/>
+              <w:rPr>
+                <w:rFonts w:asciiTheme="minorHAnsi" w:hAnsiTheme="minorHAnsi" w:cstheme="minorHAnsi"/>
+                <w:color w:val="000000" w:themeColor="text1"/>
+                <w:sz w:val="20"/>
+                <w:szCs w:val="20"/>
+              </w:rPr>
+            </w:pPr>
+          </w:p>
+        </w:tc>
+        <w:tc>
+          <w:tcPr>
+            <w:tcW w:w="4414" w:type="dxa"/>
+            <w:vAlign w:val="center"/>
+          </w:tcPr>
+          <w:p>
+            <w:pPr>
+              <w:pStyle w:val="Default"/>
+              <w:jc w:val="center"/>
+              <w:rPr>
+                <w:rFonts w:asciiTheme="minorHAnsi" w:hAnsiTheme="minorHAnsi" w:cstheme="minorHAnsi"/>
+                <w:color w:val="000000" w:themeColor="text1"/>
+                <w:sz w:val="20"/>
+                <w:szCs w:val="20"/>
+              </w:rPr>
+            </w:pPr>
+          </w:p>
+        </w:tc>
+      </w:tr>
+      <w:tr>
+        <w:trPr>
+          <w:trHeight w:val="3288"/>
+        </w:trPr>
         <w:tc>
           <w:tcPr>
             <w:tcW w:w="4414" w:type="dxa"/>
@@ -415,6 +435,7 @@
             <w:pPr>
               <w:pStyle w:val="Default"/>
               <w:spacing w:line="360" w:lineRule="auto"/>
+              <w:jc w:val="both"/>
               <w:rPr>
                 <w:rFonts w:asciiTheme="minorHAnsi" w:hAnsiTheme="minorHAnsi" w:cstheme="minorHAnsi"/>
                 <w:color w:val="000000" w:themeColor="text1"/>
@@ -450,7 +471,6 @@
                 <w:szCs w:val="22"/>
               </w:rPr>
             </w:pPr>
-            <w:proofErr w:type="gramStart"/>
             <w:r>
               <w:rPr>
                 <w:rFonts w:asciiTheme="minorHAnsi" w:hAnsiTheme="minorHAnsi" w:cstheme="minorHAnsi"/>
@@ -460,7 +480,6 @@
               </w:rPr>
               <w:t>{{ ruta</w:t>
             </w:r>
-            <w:proofErr w:type="gramEnd"/>
             <w:r>
               <w:rPr>
                 <w:rFonts w:asciiTheme="minorHAnsi" w:hAnsiTheme="minorHAnsi" w:cstheme="minorHAnsi"/>
@@ -470,6 +489,399 @@
               </w:rPr>
               <w:t>1</w:t>
             </w:r>
+            <w:r>
+              <w:rPr>
+                <w:rFonts w:asciiTheme="minorHAnsi" w:hAnsiTheme="minorHAnsi" w:cstheme="minorHAnsi"/>
+                <w:color w:val="000000" w:themeColor="text1"/>
+                <w:sz w:val="22"/>
+                <w:szCs w:val="22"/>
+              </w:rPr>
+              <w:t xml:space="preserve"> }}</w:t>
+            </w:r>
+          </w:p>
+        </w:tc>
+      </w:tr>
+    </w:tbl>
+    <w:p>
+      <w:pPr>
+        <w:rPr>
+          <w:rFonts w:cstheme="minorHAnsi"/>
+          <w:color w:val="000000" w:themeColor="text1"/>
+        </w:rPr>
+      </w:pPr>
+      <w:r>
+        <w:rPr>
+          <w:rFonts w:cstheme="minorHAnsi"/>
+          <w:color w:val="000000" w:themeColor="text1"/>
+        </w:rPr>
+        <w:br w:type="page"/>
+      </w:r>
+    </w:p>
+    <w:p>
+      <w:pPr>
+        <w:rPr>
+          <w:rFonts w:cstheme="minorHAnsi"/>
+          <w:color w:val="000000" w:themeColor="text1"/>
+        </w:rPr>
+      </w:pPr>
+    </w:p>
+    <w:tbl>
+      <w:tblPr>
+        <w:tblStyle w:val="Tablaconcuadrcula"/>
+        <w:tblW w:w="0" w:type="auto"/>
+        <w:tblInd w:w="-5" w:type="dxa"/>
+        <w:tblBorders>
+          <w:top w:val="none" w:sz="0" w:space="0" w:color="auto"/>
+          <w:left w:val="none" w:sz="0" w:space="0" w:color="auto"/>
+          <w:bottom w:val="none" w:sz="0" w:space="0" w:color="auto"/>
+          <w:right w:val="none" w:sz="0" w:space="0" w:color="auto"/>
+          <w:insideH w:val="none" w:sz="0" w:space="0" w:color="auto"/>
+          <w:insideV w:val="none" w:sz="0" w:space="0" w:color="auto"/>
+        </w:tblBorders>
+        <w:tblLook w:val="04A0" w:firstRow="1" w:lastRow="0" w:firstColumn="1" w:lastColumn="0" w:noHBand="0" w:noVBand="1"/>
+      </w:tblPr>
+      <w:tblGrid>
+        <w:gridCol w:w="4416"/>
+        <w:gridCol w:w="4417"/>
+      </w:tblGrid>
+      <w:tr>
+        <w:tc>
+          <w:tcPr>
+            <w:tcW w:w="8833" w:type="dxa"/>
+            <w:gridSpan w:val="2"/>
+            <w:vAlign w:val="center"/>
+          </w:tcPr>
+          <w:p>
+            <w:pPr>
+              <w:pStyle w:val="Default"/>
+              <w:spacing w:line="360" w:lineRule="auto"/>
+              <w:rPr>
+                <w:rFonts w:asciiTheme="minorHAnsi" w:hAnsiTheme="minorHAnsi" w:cstheme="minorHAnsi"/>
+                <w:color w:val="000000" w:themeColor="text1"/>
+                <w:sz w:val="22"/>
+                <w:szCs w:val="22"/>
+              </w:rPr>
+            </w:pPr>
+            <w:r>
+              <w:rPr>
+                <w:rFonts w:asciiTheme="minorHAnsi" w:hAnsiTheme="minorHAnsi" w:cstheme="minorHAnsi"/>
+                <w:color w:val="000000" w:themeColor="text1"/>
+                <w:sz w:val="22"/>
+                <w:szCs w:val="22"/>
+              </w:rPr>
+              <w:t>La cantidad de equipos contra incendio se encuentran vigentes.  Se recomienda mantener a 1.50 metros y libres de obstáculos, previa señalamiento informativo</w:t>
+            </w:r>
+            <w:r>
+              <w:rPr>
+                <w:rFonts w:asciiTheme="minorHAnsi" w:hAnsiTheme="minorHAnsi" w:cstheme="minorHAnsi"/>
+                <w:color w:val="000000" w:themeColor="text1"/>
+                <w:sz w:val="22"/>
+                <w:szCs w:val="22"/>
+              </w:rPr>
+              <w:t>.</w:t>
+            </w:r>
+          </w:p>
+        </w:tc>
+      </w:tr>
+      <w:tr>
+        <w:trPr>
+          <w:trHeight w:val="3888"/>
+        </w:trPr>
+        <w:tc>
+          <w:tcPr>
+            <w:tcW w:w="4416" w:type="dxa"/>
+            <w:vAlign w:val="center"/>
+          </w:tcPr>
+          <w:p>
+            <w:pPr>
+              <w:pStyle w:val="Default"/>
+              <w:spacing w:line="360" w:lineRule="auto"/>
+              <w:jc w:val="center"/>
+              <w:rPr>
+                <w:rFonts w:asciiTheme="minorHAnsi" w:hAnsiTheme="minorHAnsi" w:cstheme="minorHAnsi"/>
+                <w:color w:val="000000" w:themeColor="text1"/>
+                <w:sz w:val="22"/>
+                <w:szCs w:val="22"/>
+              </w:rPr>
+            </w:pPr>
+            <w:r>
+              <w:rPr>
+                <w:rFonts w:asciiTheme="minorHAnsi" w:hAnsiTheme="minorHAnsi" w:cstheme="minorHAnsi"/>
+                <w:color w:val="000000" w:themeColor="text1"/>
+                <w:sz w:val="22"/>
+                <w:szCs w:val="22"/>
+              </w:rPr>
+              <w:t>{{ ext1 }}</w:t>
+            </w:r>
+          </w:p>
+        </w:tc>
+        <w:tc>
+          <w:tcPr>
+            <w:tcW w:w="4417" w:type="dxa"/>
+            <w:vAlign w:val="center"/>
+          </w:tcPr>
+          <w:p>
+            <w:pPr>
+              <w:pStyle w:val="Default"/>
+              <w:spacing w:line="360" w:lineRule="auto"/>
+              <w:jc w:val="center"/>
+              <w:rPr>
+                <w:rFonts w:asciiTheme="minorHAnsi" w:hAnsiTheme="minorHAnsi" w:cstheme="minorHAnsi"/>
+                <w:color w:val="000000" w:themeColor="text1"/>
+                <w:sz w:val="22"/>
+                <w:szCs w:val="22"/>
+              </w:rPr>
+            </w:pPr>
+            <w:r>
+              <w:rPr>
+                <w:rFonts w:asciiTheme="minorHAnsi" w:hAnsiTheme="minorHAnsi" w:cstheme="minorHAnsi"/>
+                <w:color w:val="000000" w:themeColor="text1"/>
+                <w:sz w:val="22"/>
+                <w:szCs w:val="22"/>
+              </w:rPr>
+              <w:t>{{ ext</w:t>
+            </w:r>
+            <w:r>
+              <w:rPr>
+                <w:rFonts w:asciiTheme="minorHAnsi" w:hAnsiTheme="minorHAnsi" w:cstheme="minorHAnsi"/>
+                <w:color w:val="000000" w:themeColor="text1"/>
+                <w:sz w:val="22"/>
+                <w:szCs w:val="22"/>
+              </w:rPr>
+              <w:t>2</w:t>
+            </w:r>
+            <w:r>
+              <w:rPr>
+                <w:rFonts w:asciiTheme="minorHAnsi" w:hAnsiTheme="minorHAnsi" w:cstheme="minorHAnsi"/>
+                <w:color w:val="000000" w:themeColor="text1"/>
+                <w:sz w:val="22"/>
+                <w:szCs w:val="22"/>
+              </w:rPr>
+              <w:t xml:space="preserve"> }}</w:t>
+            </w:r>
+          </w:p>
+        </w:tc>
+      </w:tr>
+      <w:tr>
+        <w:trPr>
+          <w:trHeight w:val="3288"/>
+        </w:trPr>
+        <w:tc>
+          <w:tcPr>
+            <w:tcW w:w="4416" w:type="dxa"/>
+            <w:vAlign w:val="center"/>
+          </w:tcPr>
+          <w:p>
+            <w:pPr>
+              <w:pStyle w:val="Default"/>
+              <w:spacing w:line="360" w:lineRule="auto"/>
+              <w:jc w:val="both"/>
+              <w:rPr>
+                <w:rFonts w:asciiTheme="minorHAnsi" w:hAnsiTheme="minorHAnsi" w:cstheme="minorHAnsi"/>
+                <w:color w:val="000000" w:themeColor="text1"/>
+                <w:sz w:val="22"/>
+                <w:szCs w:val="22"/>
+              </w:rPr>
+            </w:pPr>
+            <w:r>
+              <w:rPr>
+                <w:rFonts w:asciiTheme="minorHAnsi" w:hAnsiTheme="minorHAnsi" w:cstheme="minorHAnsi"/>
+                <w:color w:val="000000" w:themeColor="text1"/>
+                <w:sz w:val="22"/>
+                <w:szCs w:val="22"/>
+              </w:rPr>
+              <w:t>Cuenta con mantenimiento a techo, lozas y azotea debe registrarse en bitácora, dando evidencia de limpieza en bajadas pluviales, aplicación de impermeabilizante, mantenimiento preventivo y correctivo</w:t>
+            </w:r>
+            <w:r>
+              <w:rPr>
+                <w:rFonts w:asciiTheme="minorHAnsi" w:hAnsiTheme="minorHAnsi" w:cstheme="minorHAnsi"/>
+                <w:noProof/>
+                <w:color w:val="000000" w:themeColor="text1"/>
+                <w:sz w:val="22"/>
+                <w:szCs w:val="22"/>
+                <w:lang w:eastAsia="es-MX"/>
+              </w:rPr>
+              <w:t>.  En techo cuenta con iluminación tipo LED y ahorradores de energía.</w:t>
+            </w:r>
+          </w:p>
+        </w:tc>
+        <w:tc>
+          <w:tcPr>
+            <w:tcW w:w="4417" w:type="dxa"/>
+            <w:vAlign w:val="center"/>
+          </w:tcPr>
+          <w:p>
+            <w:pPr>
+              <w:pStyle w:val="Default"/>
+              <w:spacing w:line="360" w:lineRule="auto"/>
+              <w:jc w:val="center"/>
+              <w:rPr>
+                <w:rFonts w:asciiTheme="minorHAnsi" w:hAnsiTheme="minorHAnsi" w:cstheme="minorHAnsi"/>
+                <w:color w:val="000000" w:themeColor="text1"/>
+                <w:sz w:val="22"/>
+                <w:szCs w:val="22"/>
+              </w:rPr>
+            </w:pPr>
+            <w:r>
+              <w:rPr>
+                <w:rFonts w:asciiTheme="minorHAnsi" w:hAnsiTheme="minorHAnsi" w:cstheme="minorHAnsi"/>
+                <w:color w:val="000000" w:themeColor="text1"/>
+                <w:sz w:val="22"/>
+                <w:szCs w:val="22"/>
+              </w:rPr>
+              <w:t>{{ techo }}</w:t>
+            </w:r>
+          </w:p>
+        </w:tc>
+      </w:tr>
+      <w:tr>
+        <w:trPr>
+          <w:trHeight w:val="57"/>
+        </w:trPr>
+        <w:tc>
+          <w:tcPr>
+            <w:tcW w:w="4416" w:type="dxa"/>
+            <w:vAlign w:val="center"/>
+          </w:tcPr>
+          <w:p>
+            <w:pPr>
+              <w:pStyle w:val="Default"/>
+              <w:jc w:val="both"/>
+              <w:rPr>
+                <w:rFonts w:asciiTheme="minorHAnsi" w:hAnsiTheme="minorHAnsi" w:cstheme="minorHAnsi"/>
+                <w:color w:val="000000" w:themeColor="text1"/>
+                <w:sz w:val="20"/>
+                <w:szCs w:val="20"/>
+              </w:rPr>
+            </w:pPr>
+          </w:p>
+        </w:tc>
+        <w:tc>
+          <w:tcPr>
+            <w:tcW w:w="4417" w:type="dxa"/>
+            <w:vAlign w:val="center"/>
+          </w:tcPr>
+          <w:p>
+            <w:pPr>
+              <w:pStyle w:val="Default"/>
+              <w:jc w:val="center"/>
+              <w:rPr>
+                <w:rFonts w:asciiTheme="minorHAnsi" w:hAnsiTheme="minorHAnsi" w:cstheme="minorHAnsi"/>
+                <w:color w:val="000000" w:themeColor="text1"/>
+                <w:sz w:val="20"/>
+                <w:szCs w:val="20"/>
+              </w:rPr>
+            </w:pPr>
+          </w:p>
+        </w:tc>
+      </w:tr>
+      <w:tr>
+        <w:trPr>
+          <w:trHeight w:val="3288"/>
+        </w:trPr>
+        <w:tc>
+          <w:tcPr>
+            <w:tcW w:w="4416" w:type="dxa"/>
+            <w:vAlign w:val="center"/>
+          </w:tcPr>
+          <w:p>
+            <w:pPr>
+              <w:pStyle w:val="Default"/>
+              <w:spacing w:line="360" w:lineRule="auto"/>
+              <w:jc w:val="both"/>
+              <w:rPr>
+                <w:rFonts w:asciiTheme="minorHAnsi" w:hAnsiTheme="minorHAnsi" w:cstheme="minorHAnsi"/>
+                <w:color w:val="000000" w:themeColor="text1"/>
+                <w:sz w:val="22"/>
+                <w:szCs w:val="22"/>
+              </w:rPr>
+            </w:pPr>
+            <w:r>
+              <w:rPr>
+                <w:rFonts w:asciiTheme="minorHAnsi" w:hAnsiTheme="minorHAnsi" w:cstheme="minorHAnsi"/>
+                <w:color w:val="000000" w:themeColor="text1"/>
+                <w:sz w:val="22"/>
+                <w:szCs w:val="22"/>
+              </w:rPr>
+              <w:t xml:space="preserve">Cuenta con un tanque de almacenamiento con capacidad de </w:t>
+            </w:r>
+            <w:r>
+              <w:rPr>
+                <w:rFonts w:asciiTheme="minorHAnsi" w:hAnsiTheme="minorHAnsi" w:cstheme="minorHAnsi"/>
+                <w:color w:val="000000" w:themeColor="text1"/>
+                <w:sz w:val="22"/>
+                <w:szCs w:val="22"/>
+              </w:rPr>
+              <w:t xml:space="preserve">{{ </w:t>
+            </w:r>
+            <w:proofErr w:type="spellStart"/>
+            <w:r>
+              <w:rPr>
+                <w:rFonts w:asciiTheme="minorHAnsi" w:hAnsiTheme="minorHAnsi" w:cstheme="minorHAnsi"/>
+                <w:color w:val="000000" w:themeColor="text1"/>
+                <w:sz w:val="22"/>
+                <w:szCs w:val="22"/>
+              </w:rPr>
+              <w:t>gas_inflamable</w:t>
+            </w:r>
+            <w:proofErr w:type="spellEnd"/>
+            <w:r>
+              <w:rPr>
+                <w:rFonts w:asciiTheme="minorHAnsi" w:hAnsiTheme="minorHAnsi" w:cstheme="minorHAnsi"/>
+                <w:color w:val="000000" w:themeColor="text1"/>
+                <w:sz w:val="22"/>
+                <w:szCs w:val="22"/>
+              </w:rPr>
+              <w:t xml:space="preserve"> }}</w:t>
+            </w:r>
+            <w:r>
+              <w:rPr>
+                <w:rFonts w:asciiTheme="minorHAnsi" w:hAnsiTheme="minorHAnsi" w:cstheme="minorHAnsi"/>
+                <w:color w:val="000000" w:themeColor="text1"/>
+                <w:sz w:val="22"/>
+                <w:szCs w:val="22"/>
+              </w:rPr>
+              <w:t xml:space="preserve"> litros. Se encuentra montado sobre bases de concreto armado en las cuales podrán desarrollar libremente sus movimientos de contracción y dilatación. Cuentan con muretes de concreto armado de 0.20 metros por 0.60 metros de altura, con una distancia de 1.00 metros entre caras interiores.</w:t>
+            </w:r>
+          </w:p>
+        </w:tc>
+        <w:tc>
+          <w:tcPr>
+            <w:tcW w:w="4417" w:type="dxa"/>
+            <w:vAlign w:val="center"/>
+          </w:tcPr>
+          <w:p>
+            <w:pPr>
+              <w:pStyle w:val="Default"/>
+              <w:spacing w:line="360" w:lineRule="auto"/>
+              <w:jc w:val="center"/>
+              <w:rPr>
+                <w:rFonts w:asciiTheme="minorHAnsi" w:hAnsiTheme="minorHAnsi" w:cstheme="minorHAnsi"/>
+                <w:color w:val="000000" w:themeColor="text1"/>
+                <w:sz w:val="22"/>
+                <w:szCs w:val="22"/>
+              </w:rPr>
+            </w:pPr>
+            <w:r>
+              <w:rPr>
+                <w:rFonts w:asciiTheme="minorHAnsi" w:hAnsiTheme="minorHAnsi" w:cstheme="minorHAnsi"/>
+                <w:color w:val="000000" w:themeColor="text1"/>
+                <w:sz w:val="22"/>
+                <w:szCs w:val="22"/>
+              </w:rPr>
+              <w:t xml:space="preserve">{{ </w:t>
+            </w:r>
+            <w:proofErr w:type="spellStart"/>
+            <w:r>
+              <w:rPr>
+                <w:rFonts w:asciiTheme="minorHAnsi" w:hAnsiTheme="minorHAnsi" w:cstheme="minorHAnsi"/>
+                <w:color w:val="000000" w:themeColor="text1"/>
+                <w:sz w:val="22"/>
+                <w:szCs w:val="22"/>
+              </w:rPr>
+              <w:t>tanques_gaso</w:t>
+            </w:r>
+            <w:proofErr w:type="spellEnd"/>
             <w:r>
               <w:rPr>
                 <w:rFonts w:asciiTheme="minorHAnsi" w:hAnsiTheme="minorHAnsi" w:cstheme="minorHAnsi"/>
@@ -524,419 +936,16 @@
         <w:tblLook w:val="04A0" w:firstRow="1" w:lastRow="0" w:firstColumn="1" w:lastColumn="0" w:noHBand="0" w:noVBand="1"/>
       </w:tblPr>
       <w:tblGrid>
-        <w:gridCol w:w="4416"/>
-        <w:gridCol w:w="4417"/>
+        <w:gridCol w:w="2977"/>
+        <w:gridCol w:w="2717"/>
+        <w:gridCol w:w="451"/>
+        <w:gridCol w:w="2688"/>
       </w:tblGrid>
       <w:tr>
         <w:tc>
           <w:tcPr>
             <w:tcW w:w="8833" w:type="dxa"/>
-            <w:gridSpan w:val="2"/>
-            <w:vAlign w:val="center"/>
-          </w:tcPr>
-          <w:p>
-            <w:pPr>
-              <w:pStyle w:val="Default"/>
-              <w:spacing w:line="360" w:lineRule="auto"/>
-              <w:rPr>
-                <w:rFonts w:asciiTheme="minorHAnsi" w:hAnsiTheme="minorHAnsi" w:cstheme="minorHAnsi"/>
-                <w:color w:val="000000" w:themeColor="text1"/>
-                <w:sz w:val="22"/>
-                <w:szCs w:val="22"/>
-              </w:rPr>
-            </w:pPr>
-            <w:r>
-              <w:rPr>
-                <w:rFonts w:asciiTheme="minorHAnsi" w:hAnsiTheme="minorHAnsi" w:cstheme="minorHAnsi"/>
-                <w:color w:val="000000" w:themeColor="text1"/>
-                <w:sz w:val="22"/>
-                <w:szCs w:val="22"/>
-              </w:rPr>
-              <w:t>La cantidad de equipos contra incendio se encuentran vigentes.  Se recomienda mantener a 1.50 metros y libres de obstáculos, previa señalamiento informativo</w:t>
-            </w:r>
-            <w:r>
-              <w:rPr>
-                <w:rFonts w:asciiTheme="minorHAnsi" w:hAnsiTheme="minorHAnsi" w:cstheme="minorHAnsi"/>
-                <w:color w:val="000000" w:themeColor="text1"/>
-                <w:sz w:val="22"/>
-                <w:szCs w:val="22"/>
-              </w:rPr>
-              <w:t>.</w:t>
-            </w:r>
-          </w:p>
-        </w:tc>
-      </w:tr>
-      <w:tr>
-        <w:trPr>
-          <w:trHeight w:val="3888"/>
-        </w:trPr>
-        <w:tc>
-          <w:tcPr>
-            <w:tcW w:w="4416" w:type="dxa"/>
-            <w:vAlign w:val="center"/>
-          </w:tcPr>
-          <w:p>
-            <w:pPr>
-              <w:pStyle w:val="Default"/>
-              <w:spacing w:line="360" w:lineRule="auto"/>
-              <w:jc w:val="center"/>
-              <w:rPr>
-                <w:rFonts w:asciiTheme="minorHAnsi" w:hAnsiTheme="minorHAnsi" w:cstheme="minorHAnsi"/>
-                <w:color w:val="000000" w:themeColor="text1"/>
-                <w:sz w:val="22"/>
-                <w:szCs w:val="22"/>
-              </w:rPr>
-            </w:pPr>
-            <w:proofErr w:type="gramStart"/>
-            <w:r>
-              <w:rPr>
-                <w:rFonts w:asciiTheme="minorHAnsi" w:hAnsiTheme="minorHAnsi" w:cstheme="minorHAnsi"/>
-                <w:color w:val="000000" w:themeColor="text1"/>
-                <w:sz w:val="22"/>
-                <w:szCs w:val="22"/>
-              </w:rPr>
-              <w:t>{{ ext</w:t>
-            </w:r>
-            <w:proofErr w:type="gramEnd"/>
-            <w:r>
-              <w:rPr>
-                <w:rFonts w:asciiTheme="minorHAnsi" w:hAnsiTheme="minorHAnsi" w:cstheme="minorHAnsi"/>
-                <w:color w:val="000000" w:themeColor="text1"/>
-                <w:sz w:val="22"/>
-                <w:szCs w:val="22"/>
-              </w:rPr>
-              <w:t>1 }}</w:t>
-            </w:r>
-          </w:p>
-        </w:tc>
-        <w:tc>
-          <w:tcPr>
-            <w:tcW w:w="4417" w:type="dxa"/>
-            <w:vAlign w:val="center"/>
-          </w:tcPr>
-          <w:p>
-            <w:pPr>
-              <w:pStyle w:val="Default"/>
-              <w:spacing w:line="360" w:lineRule="auto"/>
-              <w:jc w:val="center"/>
-              <w:rPr>
-                <w:rFonts w:asciiTheme="minorHAnsi" w:hAnsiTheme="minorHAnsi" w:cstheme="minorHAnsi"/>
-                <w:color w:val="000000" w:themeColor="text1"/>
-                <w:sz w:val="22"/>
-                <w:szCs w:val="22"/>
-              </w:rPr>
-            </w:pPr>
-            <w:proofErr w:type="gramStart"/>
-            <w:r>
-              <w:rPr>
-                <w:rFonts w:asciiTheme="minorHAnsi" w:hAnsiTheme="minorHAnsi" w:cstheme="minorHAnsi"/>
-                <w:color w:val="000000" w:themeColor="text1"/>
-                <w:sz w:val="22"/>
-                <w:szCs w:val="22"/>
-              </w:rPr>
-              <w:t>{{ ext</w:t>
-            </w:r>
-            <w:proofErr w:type="gramEnd"/>
-            <w:r>
-              <w:rPr>
-                <w:rFonts w:asciiTheme="minorHAnsi" w:hAnsiTheme="minorHAnsi" w:cstheme="minorHAnsi"/>
-                <w:color w:val="000000" w:themeColor="text1"/>
-                <w:sz w:val="22"/>
-                <w:szCs w:val="22"/>
-              </w:rPr>
-              <w:t>2</w:t>
-            </w:r>
-            <w:r>
-              <w:rPr>
-                <w:rFonts w:asciiTheme="minorHAnsi" w:hAnsiTheme="minorHAnsi" w:cstheme="minorHAnsi"/>
-                <w:color w:val="000000" w:themeColor="text1"/>
-                <w:sz w:val="22"/>
-                <w:szCs w:val="22"/>
-              </w:rPr>
-              <w:t xml:space="preserve"> }}</w:t>
-            </w:r>
-          </w:p>
-        </w:tc>
-      </w:tr>
-      <w:tr>
-        <w:trPr>
-          <w:trHeight w:val="3303"/>
-        </w:trPr>
-        <w:tc>
-          <w:tcPr>
-            <w:tcW w:w="4416" w:type="dxa"/>
-            <w:vAlign w:val="center"/>
-          </w:tcPr>
-          <w:p>
-            <w:pPr>
-              <w:pStyle w:val="Default"/>
-              <w:spacing w:line="360" w:lineRule="auto"/>
-              <w:rPr>
-                <w:rFonts w:asciiTheme="minorHAnsi" w:hAnsiTheme="minorHAnsi" w:cstheme="minorHAnsi"/>
-                <w:color w:val="000000" w:themeColor="text1"/>
-                <w:sz w:val="22"/>
-                <w:szCs w:val="22"/>
-              </w:rPr>
-            </w:pPr>
-            <w:r>
-              <w:rPr>
-                <w:rFonts w:asciiTheme="minorHAnsi" w:hAnsiTheme="minorHAnsi" w:cstheme="minorHAnsi"/>
-                <w:color w:val="000000" w:themeColor="text1"/>
-                <w:sz w:val="22"/>
-                <w:szCs w:val="22"/>
-              </w:rPr>
-              <w:t>Cuenta con mantenimiento a techo, lozas y azotea debe registrarse en bitácora, dando evidencia de limpieza en bajadas pluviales, aplicación de impermeabilizante, mantenimiento preventivo y correctivo</w:t>
-            </w:r>
-            <w:r>
-              <w:rPr>
-                <w:rFonts w:asciiTheme="minorHAnsi" w:hAnsiTheme="minorHAnsi" w:cstheme="minorHAnsi"/>
-                <w:noProof/>
-                <w:color w:val="000000" w:themeColor="text1"/>
-                <w:sz w:val="22"/>
-                <w:szCs w:val="22"/>
-                <w:lang w:eastAsia="es-MX"/>
-              </w:rPr>
-              <w:t>.  En techo cuenta con iluminación tipo LED y ahorradores de energía.</w:t>
-            </w:r>
-          </w:p>
-        </w:tc>
-        <w:tc>
-          <w:tcPr>
-            <w:tcW w:w="4417" w:type="dxa"/>
-            <w:vAlign w:val="center"/>
-          </w:tcPr>
-          <w:p>
-            <w:pPr>
-              <w:pStyle w:val="Default"/>
-              <w:spacing w:line="360" w:lineRule="auto"/>
-              <w:jc w:val="center"/>
-              <w:rPr>
-                <w:rFonts w:asciiTheme="minorHAnsi" w:hAnsiTheme="minorHAnsi" w:cstheme="minorHAnsi"/>
-                <w:color w:val="000000" w:themeColor="text1"/>
-                <w:sz w:val="22"/>
-                <w:szCs w:val="22"/>
-              </w:rPr>
-            </w:pPr>
-            <w:proofErr w:type="gramStart"/>
-            <w:r>
-              <w:rPr>
-                <w:rFonts w:asciiTheme="minorHAnsi" w:hAnsiTheme="minorHAnsi" w:cstheme="minorHAnsi"/>
-                <w:color w:val="000000" w:themeColor="text1"/>
-                <w:sz w:val="22"/>
-                <w:szCs w:val="22"/>
-              </w:rPr>
-              <w:t>{{ techo</w:t>
-            </w:r>
-            <w:proofErr w:type="gramEnd"/>
-            <w:r>
-              <w:rPr>
-                <w:rFonts w:asciiTheme="minorHAnsi" w:hAnsiTheme="minorHAnsi" w:cstheme="minorHAnsi"/>
-                <w:color w:val="000000" w:themeColor="text1"/>
-                <w:sz w:val="22"/>
-                <w:szCs w:val="22"/>
-              </w:rPr>
-              <w:t xml:space="preserve"> }}</w:t>
-            </w:r>
-          </w:p>
-        </w:tc>
-      </w:tr>
-      <w:tr>
-        <w:trPr>
-          <w:trHeight w:val="668"/>
-        </w:trPr>
-        <w:tc>
-          <w:tcPr>
-            <w:tcW w:w="4416" w:type="dxa"/>
-            <w:vAlign w:val="center"/>
-          </w:tcPr>
-          <w:p>
-            <w:pPr>
-              <w:pStyle w:val="Default"/>
-              <w:spacing w:line="360" w:lineRule="auto"/>
-              <w:rPr>
-                <w:rFonts w:asciiTheme="minorHAnsi" w:hAnsiTheme="minorHAnsi" w:cstheme="minorHAnsi"/>
-                <w:color w:val="000000" w:themeColor="text1"/>
-                <w:sz w:val="22"/>
-                <w:szCs w:val="22"/>
-              </w:rPr>
-            </w:pPr>
-            <w:r>
-              <w:rPr>
-                <w:rFonts w:asciiTheme="minorHAnsi" w:hAnsiTheme="minorHAnsi" w:cstheme="minorHAnsi"/>
-                <w:color w:val="000000" w:themeColor="text1"/>
-                <w:sz w:val="22"/>
-                <w:szCs w:val="22"/>
-              </w:rPr>
-              <w:t xml:space="preserve">Cuenta con un tanque de almacenamiento con capacidad de </w:t>
-            </w:r>
-            <w:proofErr w:type="gramStart"/>
-            <w:r>
-              <w:rPr>
-                <w:rFonts w:asciiTheme="minorHAnsi" w:hAnsiTheme="minorHAnsi" w:cstheme="minorHAnsi"/>
-                <w:color w:val="000000" w:themeColor="text1"/>
-                <w:sz w:val="22"/>
-                <w:szCs w:val="22"/>
-              </w:rPr>
-              <w:t xml:space="preserve">{{ </w:t>
-            </w:r>
-            <w:proofErr w:type="spellStart"/>
-            <w:r>
-              <w:rPr>
-                <w:rFonts w:asciiTheme="minorHAnsi" w:hAnsiTheme="minorHAnsi" w:cstheme="minorHAnsi"/>
-                <w:color w:val="000000" w:themeColor="text1"/>
-                <w:sz w:val="22"/>
-                <w:szCs w:val="22"/>
-              </w:rPr>
-              <w:t>gas</w:t>
-            </w:r>
-            <w:proofErr w:type="gramEnd"/>
-            <w:r>
-              <w:rPr>
-                <w:rFonts w:asciiTheme="minorHAnsi" w:hAnsiTheme="minorHAnsi" w:cstheme="minorHAnsi"/>
-                <w:color w:val="000000" w:themeColor="text1"/>
-                <w:sz w:val="22"/>
-                <w:szCs w:val="22"/>
-              </w:rPr>
-              <w:t>_inflamable</w:t>
-            </w:r>
-            <w:proofErr w:type="spellEnd"/>
-            <w:r>
-              <w:rPr>
-                <w:rFonts w:asciiTheme="minorHAnsi" w:hAnsiTheme="minorHAnsi" w:cstheme="minorHAnsi"/>
-                <w:color w:val="000000" w:themeColor="text1"/>
-                <w:sz w:val="22"/>
-                <w:szCs w:val="22"/>
-              </w:rPr>
-              <w:t xml:space="preserve"> }}</w:t>
-            </w:r>
-            <w:r>
-              <w:rPr>
-                <w:rFonts w:asciiTheme="minorHAnsi" w:hAnsiTheme="minorHAnsi" w:cstheme="minorHAnsi"/>
-                <w:color w:val="000000" w:themeColor="text1"/>
-                <w:sz w:val="22"/>
-                <w:szCs w:val="22"/>
-              </w:rPr>
-              <w:t xml:space="preserve"> litros. Se encuentra montado sobre bases de concreto armado en las cuales podrán desarrollar libremente sus movimientos de contracción y dilatación. Cuentan con muretes de concreto armado de 0.20 metros por 0.60 metros de altura, con una distancia de 1.00 metros entre caras interiores.</w:t>
-            </w:r>
-          </w:p>
-        </w:tc>
-        <w:tc>
-          <w:tcPr>
-            <w:tcW w:w="4417" w:type="dxa"/>
-            <w:vAlign w:val="center"/>
-          </w:tcPr>
-          <w:p>
-            <w:pPr>
-              <w:pStyle w:val="Default"/>
-              <w:spacing w:line="360" w:lineRule="auto"/>
-              <w:jc w:val="center"/>
-              <w:rPr>
-                <w:rFonts w:asciiTheme="minorHAnsi" w:hAnsiTheme="minorHAnsi" w:cstheme="minorHAnsi"/>
-                <w:color w:val="000000" w:themeColor="text1"/>
-                <w:sz w:val="22"/>
-                <w:szCs w:val="22"/>
-              </w:rPr>
-            </w:pPr>
-            <w:proofErr w:type="gramStart"/>
-            <w:r>
-              <w:rPr>
-                <w:rFonts w:asciiTheme="minorHAnsi" w:hAnsiTheme="minorHAnsi" w:cstheme="minorHAnsi"/>
-                <w:color w:val="000000" w:themeColor="text1"/>
-                <w:sz w:val="22"/>
-                <w:szCs w:val="22"/>
-              </w:rPr>
-              <w:t xml:space="preserve">{{ </w:t>
-            </w:r>
-            <w:proofErr w:type="spellStart"/>
-            <w:r>
-              <w:rPr>
-                <w:rFonts w:asciiTheme="minorHAnsi" w:hAnsiTheme="minorHAnsi" w:cstheme="minorHAnsi"/>
-                <w:color w:val="000000" w:themeColor="text1"/>
-                <w:sz w:val="22"/>
-                <w:szCs w:val="22"/>
-              </w:rPr>
-              <w:t>tanques</w:t>
-            </w:r>
-            <w:proofErr w:type="gramEnd"/>
-            <w:r>
-              <w:rPr>
-                <w:rFonts w:asciiTheme="minorHAnsi" w:hAnsiTheme="minorHAnsi" w:cstheme="minorHAnsi"/>
-                <w:color w:val="000000" w:themeColor="text1"/>
-                <w:sz w:val="22"/>
-                <w:szCs w:val="22"/>
-              </w:rPr>
-              <w:t>_gaso</w:t>
-            </w:r>
-            <w:proofErr w:type="spellEnd"/>
-            <w:r>
-              <w:rPr>
-                <w:rFonts w:asciiTheme="minorHAnsi" w:hAnsiTheme="minorHAnsi" w:cstheme="minorHAnsi"/>
-                <w:color w:val="000000" w:themeColor="text1"/>
-                <w:sz w:val="22"/>
-                <w:szCs w:val="22"/>
-              </w:rPr>
-              <w:t xml:space="preserve"> }}</w:t>
-            </w:r>
-          </w:p>
-        </w:tc>
-      </w:tr>
-    </w:tbl>
-    <w:p>
-      <w:pPr>
-        <w:rPr>
-          <w:rFonts w:cstheme="minorHAnsi"/>
-          <w:color w:val="000000" w:themeColor="text1"/>
-          <w:kern w:val="0"/>
-          <w14:ligatures w14:val="none"/>
-        </w:rPr>
-      </w:pPr>
-      <w:r>
-        <w:rPr>
-          <w:rFonts w:cstheme="minorHAnsi"/>
-          <w:color w:val="000000" w:themeColor="text1"/>
-        </w:rPr>
-        <w:br w:type="page"/>
-      </w:r>
-    </w:p>
-    <w:p>
-      <w:pPr>
-        <w:pStyle w:val="Default"/>
-        <w:spacing w:line="360" w:lineRule="auto"/>
-        <w:ind w:left="720" w:right="2034"/>
-        <w:jc w:val="both"/>
-        <w:rPr>
-          <w:rFonts w:asciiTheme="minorHAnsi" w:hAnsiTheme="minorHAnsi" w:cstheme="minorHAnsi"/>
-          <w:color w:val="000000" w:themeColor="text1"/>
-          <w:sz w:val="22"/>
-          <w:szCs w:val="22"/>
-        </w:rPr>
-      </w:pPr>
-    </w:p>
-    <w:tbl>
-      <w:tblPr>
-        <w:tblStyle w:val="Tablaconcuadrcula"/>
-        <w:tblW w:w="0" w:type="auto"/>
-        <w:tblInd w:w="-5" w:type="dxa"/>
-        <w:tblBorders>
-          <w:top w:val="none" w:sz="0" w:space="0" w:color="auto"/>
-          <w:left w:val="none" w:sz="0" w:space="0" w:color="auto"/>
-          <w:bottom w:val="none" w:sz="0" w:space="0" w:color="auto"/>
-          <w:right w:val="none" w:sz="0" w:space="0" w:color="auto"/>
-          <w:insideH w:val="none" w:sz="0" w:space="0" w:color="auto"/>
-          <w:insideV w:val="none" w:sz="0" w:space="0" w:color="auto"/>
-        </w:tblBorders>
-        <w:tblLook w:val="04A0" w:firstRow="1" w:lastRow="0" w:firstColumn="1" w:lastColumn="0" w:noHBand="0" w:noVBand="1"/>
-      </w:tblPr>
-      <w:tblGrid>
-        <w:gridCol w:w="2947"/>
-        <w:gridCol w:w="2948"/>
-        <w:gridCol w:w="2948"/>
-      </w:tblGrid>
-      <w:tr>
-        <w:tc>
-          <w:tcPr>
-            <w:tcW w:w="8833" w:type="dxa"/>
-            <w:gridSpan w:val="3"/>
+            <w:gridSpan w:val="4"/>
           </w:tcPr>
           <w:p>
             <w:pPr>
@@ -959,7 +968,6 @@
               </w:rPr>
               <w:t xml:space="preserve">Se cuenta con un plan de emergencia para casos de incendio, definido en el presente Programa interno de Protección civil, mismo que debe ser difundido y socializado con el personal de </w:t>
             </w:r>
-            <w:proofErr w:type="gramStart"/>
             <w:r>
               <w:rPr>
                 <w:rFonts w:asciiTheme="minorHAnsi" w:hAnsiTheme="minorHAnsi" w:cstheme="minorHAnsi"/>
@@ -981,19 +989,7 @@
                 <w:sz w:val="22"/>
                 <w:szCs w:val="22"/>
               </w:rPr>
-              <w:t>razon</w:t>
-            </w:r>
-            <w:proofErr w:type="gramEnd"/>
-            <w:r>
-              <w:rPr>
-                <w:rFonts w:asciiTheme="minorHAnsi" w:hAnsiTheme="minorHAnsi" w:cstheme="minorHAnsi"/>
-                <w:b/>
-                <w:bCs/>
-                <w:color w:val="000000" w:themeColor="text1"/>
-                <w:sz w:val="22"/>
-                <w:szCs w:val="22"/>
-              </w:rPr>
-              <w:t>_social</w:t>
+              <w:t>razon_social</w:t>
             </w:r>
             <w:proofErr w:type="spellEnd"/>
             <w:r>
@@ -1055,288 +1051,103 @@
         <w:trPr>
           <w:trHeight w:val="3062"/>
         </w:trPr>
-        <w:sdt>
-          <w:sdtPr>
-            <w:rPr>
-              <w:rFonts w:asciiTheme="minorHAnsi" w:hAnsiTheme="minorHAnsi" w:cstheme="minorHAnsi"/>
-              <w:color w:val="000000" w:themeColor="text1"/>
-              <w:sz w:val="22"/>
-              <w:szCs w:val="22"/>
-            </w:rPr>
-            <w:id w:val="-2119444129"/>
-            <w:picture/>
-          </w:sdtPr>
-          <w:sdtEndPr/>
-          <w:sdtContent>
-            <w:tc>
-              <w:tcPr>
-                <w:tcW w:w="3428" w:type="dxa"/>
-                <w:vAlign w:val="center"/>
-              </w:tcPr>
-              <w:p>
-                <w:pPr>
-                  <w:pStyle w:val="Default"/>
-                  <w:spacing w:line="360" w:lineRule="auto"/>
-                  <w:ind w:right="2034"/>
-                  <w:jc w:val="center"/>
-                  <w:rPr>
-                    <w:rFonts w:asciiTheme="minorHAnsi" w:hAnsiTheme="minorHAnsi" w:cstheme="minorHAnsi"/>
-                    <w:color w:val="000000" w:themeColor="text1"/>
-                    <w:sz w:val="22"/>
-                    <w:szCs w:val="22"/>
-                  </w:rPr>
-                </w:pPr>
-                <w:r>
-                  <w:rPr>
-                    <w:rFonts w:asciiTheme="minorHAnsi" w:hAnsiTheme="minorHAnsi" w:cstheme="minorHAnsi"/>
-                    <w:noProof/>
-                    <w:color w:val="000000" w:themeColor="text1"/>
-                    <w:sz w:val="22"/>
-                    <w:szCs w:val="22"/>
-                  </w:rPr>
-                  <w:drawing>
-                    <wp:inline distT="0" distB="0" distL="0" distR="0" wp14:anchorId="19C080A6" wp14:editId="067FFBA1">
-                      <wp:extent cx="1800000" cy="1350000"/>
-                      <wp:effectExtent l="0" t="0" r="0" b="3175"/>
-                      <wp:docPr id="6" name="Imagen 3"/>
-                      <wp:cNvGraphicFramePr>
-                        <a:graphicFrameLocks xmlns:a="http://schemas.openxmlformats.org/drawingml/2006/main" noChangeAspect="1"/>
-                      </wp:cNvGraphicFramePr>
-                      <a:graphic xmlns:a="http://schemas.openxmlformats.org/drawingml/2006/main">
-                        <a:graphicData uri="http://schemas.openxmlformats.org/drawingml/2006/picture">
-                          <pic:pic xmlns:pic="http://schemas.openxmlformats.org/drawingml/2006/picture">
-                            <pic:nvPicPr>
-                              <pic:cNvPr id="6" name="Imagen 3"/>
-                              <pic:cNvPicPr>
-                                <a:picLocks noChangeAspect="1" noChangeArrowheads="1"/>
-                              </pic:cNvPicPr>
-                            </pic:nvPicPr>
-                            <pic:blipFill>
-                              <a:blip r:embed="rId7" cstate="print">
-                                <a:extLst>
-                                  <a:ext uri="{28A0092B-C50C-407E-A947-70E740481C1C}">
-                                    <a14:useLocalDpi xmlns:a14="http://schemas.microsoft.com/office/drawing/2010/main" val="0"/>
-                                  </a:ext>
-                                </a:extLst>
-                              </a:blip>
-                              <a:stretch>
-                                <a:fillRect/>
-                              </a:stretch>
-                            </pic:blipFill>
-                            <pic:spPr bwMode="auto">
-                              <a:xfrm>
-                                <a:off x="0" y="0"/>
-                                <a:ext cx="1800000" cy="1350000"/>
-                              </a:xfrm>
-                              <a:prstGeom prst="rect">
-                                <a:avLst/>
-                              </a:prstGeom>
-                              <a:noFill/>
-                              <a:ln>
-                                <a:noFill/>
-                              </a:ln>
-                            </pic:spPr>
-                          </pic:pic>
-                        </a:graphicData>
-                      </a:graphic>
-                    </wp:inline>
-                  </w:drawing>
-                </w:r>
-              </w:p>
-            </w:tc>
-          </w:sdtContent>
-        </w:sdt>
-        <w:sdt>
-          <w:sdtPr>
-            <w:rPr>
-              <w:rFonts w:asciiTheme="minorHAnsi" w:hAnsiTheme="minorHAnsi" w:cstheme="minorHAnsi"/>
-              <w:color w:val="000000" w:themeColor="text1"/>
-              <w:sz w:val="22"/>
-              <w:szCs w:val="22"/>
-            </w:rPr>
-            <w:id w:val="-1544437031"/>
-            <w:picture/>
-          </w:sdtPr>
-          <w:sdtEndPr/>
-          <w:sdtContent>
-            <w:tc>
-              <w:tcPr>
-                <w:tcW w:w="2717" w:type="dxa"/>
-                <w:vAlign w:val="center"/>
-              </w:tcPr>
-              <w:p>
-                <w:pPr>
-                  <w:pStyle w:val="Default"/>
-                  <w:spacing w:line="360" w:lineRule="auto"/>
-                  <w:ind w:right="2034"/>
-                  <w:jc w:val="center"/>
-                  <w:rPr>
-                    <w:rFonts w:asciiTheme="minorHAnsi" w:hAnsiTheme="minorHAnsi" w:cstheme="minorHAnsi"/>
-                    <w:color w:val="000000" w:themeColor="text1"/>
-                    <w:sz w:val="22"/>
-                    <w:szCs w:val="22"/>
-                  </w:rPr>
-                </w:pPr>
-                <w:r>
-                  <w:rPr>
-                    <w:rFonts w:asciiTheme="minorHAnsi" w:hAnsiTheme="minorHAnsi" w:cstheme="minorHAnsi"/>
-                    <w:noProof/>
-                    <w:color w:val="000000" w:themeColor="text1"/>
-                    <w:sz w:val="22"/>
-                    <w:szCs w:val="22"/>
-                  </w:rPr>
-                  <w:drawing>
-                    <wp:inline distT="0" distB="0" distL="0" distR="0" wp14:anchorId="6480D7B8" wp14:editId="2AFB51DB">
-                      <wp:extent cx="1800000" cy="1350000"/>
-                      <wp:effectExtent l="0" t="0" r="0" b="3175"/>
-                      <wp:docPr id="7" name="Imagen 4"/>
-                      <wp:cNvGraphicFramePr>
-                        <a:graphicFrameLocks xmlns:a="http://schemas.openxmlformats.org/drawingml/2006/main" noChangeAspect="1"/>
-                      </wp:cNvGraphicFramePr>
-                      <a:graphic xmlns:a="http://schemas.openxmlformats.org/drawingml/2006/main">
-                        <a:graphicData uri="http://schemas.openxmlformats.org/drawingml/2006/picture">
-                          <pic:pic xmlns:pic="http://schemas.openxmlformats.org/drawingml/2006/picture">
-                            <pic:nvPicPr>
-                              <pic:cNvPr id="7" name="Imagen 4"/>
-                              <pic:cNvPicPr>
-                                <a:picLocks noChangeAspect="1" noChangeArrowheads="1"/>
-                              </pic:cNvPicPr>
-                            </pic:nvPicPr>
-                            <pic:blipFill>
-                              <a:blip r:embed="rId8" cstate="print">
-                                <a:extLst>
-                                  <a:ext uri="{28A0092B-C50C-407E-A947-70E740481C1C}">
-                                    <a14:useLocalDpi xmlns:a14="http://schemas.microsoft.com/office/drawing/2010/main" val="0"/>
-                                  </a:ext>
-                                </a:extLst>
-                              </a:blip>
-                              <a:stretch>
-                                <a:fillRect/>
-                              </a:stretch>
-                            </pic:blipFill>
-                            <pic:spPr bwMode="auto">
-                              <a:xfrm>
-                                <a:off x="0" y="0"/>
-                                <a:ext cx="1800000" cy="1350000"/>
-                              </a:xfrm>
-                              <a:prstGeom prst="rect">
-                                <a:avLst/>
-                              </a:prstGeom>
-                              <a:noFill/>
-                              <a:ln>
-                                <a:noFill/>
-                              </a:ln>
-                            </pic:spPr>
-                          </pic:pic>
-                        </a:graphicData>
-                      </a:graphic>
-                    </wp:inline>
-                  </w:drawing>
-                </w:r>
-              </w:p>
-            </w:tc>
-          </w:sdtContent>
-        </w:sdt>
-        <w:sdt>
-          <w:sdtPr>
-            <w:rPr>
-              <w:rFonts w:asciiTheme="minorHAnsi" w:hAnsiTheme="minorHAnsi" w:cstheme="minorHAnsi"/>
-              <w:color w:val="000000" w:themeColor="text1"/>
-              <w:sz w:val="22"/>
-              <w:szCs w:val="22"/>
-            </w:rPr>
-            <w:id w:val="880134221"/>
-            <w:picture/>
-          </w:sdtPr>
-          <w:sdtEndPr/>
-          <w:sdtContent>
-            <w:tc>
-              <w:tcPr>
-                <w:tcW w:w="2688" w:type="dxa"/>
-                <w:vAlign w:val="center"/>
-              </w:tcPr>
-              <w:p>
-                <w:pPr>
-                  <w:pStyle w:val="Default"/>
-                  <w:spacing w:line="360" w:lineRule="auto"/>
-                  <w:ind w:right="2034"/>
-                  <w:jc w:val="center"/>
-                  <w:rPr>
-                    <w:rFonts w:asciiTheme="minorHAnsi" w:hAnsiTheme="minorHAnsi" w:cstheme="minorHAnsi"/>
-                    <w:color w:val="000000" w:themeColor="text1"/>
-                    <w:sz w:val="22"/>
-                    <w:szCs w:val="22"/>
-                  </w:rPr>
-                </w:pPr>
-                <w:r>
-                  <w:rPr>
-                    <w:rFonts w:asciiTheme="minorHAnsi" w:hAnsiTheme="minorHAnsi" w:cstheme="minorHAnsi"/>
-                    <w:noProof/>
-                    <w:color w:val="000000" w:themeColor="text1"/>
-                    <w:sz w:val="22"/>
-                    <w:szCs w:val="22"/>
-                  </w:rPr>
-                  <w:drawing>
-                    <wp:inline distT="0" distB="0" distL="0" distR="0" wp14:anchorId="6DE3E6A7" wp14:editId="7B208E2D">
-                      <wp:extent cx="1800000" cy="1350000"/>
-                      <wp:effectExtent l="0" t="0" r="0" b="3175"/>
-                      <wp:docPr id="8" name="Imagen 5"/>
-                      <wp:cNvGraphicFramePr>
-                        <a:graphicFrameLocks xmlns:a="http://schemas.openxmlformats.org/drawingml/2006/main" noChangeAspect="1"/>
-                      </wp:cNvGraphicFramePr>
-                      <a:graphic xmlns:a="http://schemas.openxmlformats.org/drawingml/2006/main">
-                        <a:graphicData uri="http://schemas.openxmlformats.org/drawingml/2006/picture">
-                          <pic:pic xmlns:pic="http://schemas.openxmlformats.org/drawingml/2006/picture">
-                            <pic:nvPicPr>
-                              <pic:cNvPr id="8" name="Imagen 5"/>
-                              <pic:cNvPicPr>
-                                <a:picLocks noChangeAspect="1" noChangeArrowheads="1"/>
-                              </pic:cNvPicPr>
-                            </pic:nvPicPr>
-                            <pic:blipFill>
-                              <a:blip r:embed="rId8" cstate="print">
-                                <a:extLst>
-                                  <a:ext uri="{28A0092B-C50C-407E-A947-70E740481C1C}">
-                                    <a14:useLocalDpi xmlns:a14="http://schemas.microsoft.com/office/drawing/2010/main" val="0"/>
-                                  </a:ext>
-                                </a:extLst>
-                              </a:blip>
-                              <a:stretch>
-                                <a:fillRect/>
-                              </a:stretch>
-                            </pic:blipFill>
-                            <pic:spPr bwMode="auto">
-                              <a:xfrm>
-                                <a:off x="0" y="0"/>
-                                <a:ext cx="1800000" cy="1350000"/>
-                              </a:xfrm>
-                              <a:prstGeom prst="rect">
-                                <a:avLst/>
-                              </a:prstGeom>
-                              <a:noFill/>
-                              <a:ln>
-                                <a:noFill/>
-                              </a:ln>
-                            </pic:spPr>
-                          </pic:pic>
-                        </a:graphicData>
-                      </a:graphic>
-                    </wp:inline>
-                  </w:drawing>
-                </w:r>
-              </w:p>
-            </w:tc>
-          </w:sdtContent>
-        </w:sdt>
+        <w:tc>
+          <w:tcPr>
+            <w:tcW w:w="2977" w:type="dxa"/>
+            <w:vAlign w:val="center"/>
+          </w:tcPr>
+          <w:p>
+            <w:pPr>
+              <w:pStyle w:val="Default"/>
+              <w:spacing w:line="360" w:lineRule="auto"/>
+              <w:ind w:right="-110"/>
+              <w:jc w:val="center"/>
+              <w:rPr>
+                <w:rFonts w:asciiTheme="minorHAnsi" w:hAnsiTheme="minorHAnsi" w:cstheme="minorHAnsi"/>
+                <w:color w:val="000000" w:themeColor="text1"/>
+                <w:sz w:val="22"/>
+                <w:szCs w:val="22"/>
+              </w:rPr>
+            </w:pPr>
+            <w:r>
+              <w:rPr>
+                <w:rFonts w:asciiTheme="minorHAnsi" w:hAnsiTheme="minorHAnsi" w:cstheme="minorHAnsi"/>
+                <w:color w:val="000000" w:themeColor="text1"/>
+                <w:sz w:val="22"/>
+                <w:szCs w:val="22"/>
+              </w:rPr>
+              <w:t>{{ plan1 }}</w:t>
+            </w:r>
+          </w:p>
+        </w:tc>
+        <w:tc>
+          <w:tcPr>
+            <w:tcW w:w="2717" w:type="dxa"/>
+            <w:vAlign w:val="center"/>
+          </w:tcPr>
+          <w:p>
+            <w:pPr>
+              <w:pStyle w:val="Default"/>
+              <w:spacing w:line="360" w:lineRule="auto"/>
+              <w:ind w:right="-83"/>
+              <w:jc w:val="center"/>
+              <w:rPr>
+                <w:rFonts w:asciiTheme="minorHAnsi" w:hAnsiTheme="minorHAnsi" w:cstheme="minorHAnsi"/>
+                <w:color w:val="000000" w:themeColor="text1"/>
+                <w:sz w:val="22"/>
+                <w:szCs w:val="22"/>
+              </w:rPr>
+            </w:pPr>
+            <w:r>
+              <w:rPr>
+                <w:rFonts w:asciiTheme="minorHAnsi" w:hAnsiTheme="minorHAnsi" w:cstheme="minorHAnsi"/>
+                <w:color w:val="000000" w:themeColor="text1"/>
+                <w:sz w:val="22"/>
+                <w:szCs w:val="22"/>
+              </w:rPr>
+              <w:t>{{ plan2 }}</w:t>
+            </w:r>
+          </w:p>
+        </w:tc>
+        <w:tc>
+          <w:tcPr>
+            <w:tcW w:w="3139" w:type="dxa"/>
+            <w:gridSpan w:val="2"/>
+            <w:vAlign w:val="center"/>
+          </w:tcPr>
+          <w:p>
+            <w:pPr>
+              <w:pStyle w:val="Default"/>
+              <w:spacing w:line="360" w:lineRule="auto"/>
+              <w:ind w:right="-69"/>
+              <w:jc w:val="center"/>
+              <w:rPr>
+                <w:rFonts w:asciiTheme="minorHAnsi" w:hAnsiTheme="minorHAnsi" w:cstheme="minorHAnsi"/>
+                <w:color w:val="000000" w:themeColor="text1"/>
+                <w:sz w:val="22"/>
+                <w:szCs w:val="22"/>
+              </w:rPr>
+            </w:pPr>
+            <w:r>
+              <w:rPr>
+                <w:rFonts w:asciiTheme="minorHAnsi" w:hAnsiTheme="minorHAnsi" w:cstheme="minorHAnsi"/>
+                <w:color w:val="000000" w:themeColor="text1"/>
+                <w:sz w:val="22"/>
+                <w:szCs w:val="22"/>
+              </w:rPr>
+              <w:t>{{ plan3 }}</w:t>
+            </w:r>
+          </w:p>
+        </w:tc>
       </w:tr>
       <w:tr>
         <w:trPr>
-          <w:trHeight w:val="3119"/>
+          <w:trHeight w:val="3288"/>
         </w:trPr>
         <w:tc>
           <w:tcPr>
             <w:tcW w:w="6145" w:type="dxa"/>
-            <w:gridSpan w:val="2"/>
+            <w:gridSpan w:val="3"/>
             <w:vAlign w:val="center"/>
           </w:tcPr>
           <w:p>
@@ -1379,7 +1190,6 @@
                 <w:szCs w:val="22"/>
               </w:rPr>
             </w:pPr>
-            <w:proofErr w:type="gramStart"/>
             <w:r>
               <w:rPr>
                 <w:rFonts w:asciiTheme="minorHAnsi" w:hAnsiTheme="minorHAnsi" w:cstheme="minorHAnsi"/>
@@ -1387,29 +1197,61 @@
                 <w:sz w:val="22"/>
                 <w:szCs w:val="22"/>
               </w:rPr>
-              <w:t>{{ pisos</w:t>
-            </w:r>
-            <w:proofErr w:type="gramEnd"/>
-            <w:r>
-              <w:rPr>
-                <w:rFonts w:asciiTheme="minorHAnsi" w:hAnsiTheme="minorHAnsi" w:cstheme="minorHAnsi"/>
-                <w:color w:val="000000" w:themeColor="text1"/>
-                <w:sz w:val="22"/>
-                <w:szCs w:val="22"/>
-              </w:rPr>
-              <w:t xml:space="preserve"> }}</w:t>
+              <w:t>{{ pisos }}</w:t>
             </w:r>
           </w:p>
         </w:tc>
       </w:tr>
       <w:tr>
         <w:trPr>
-          <w:trHeight w:val="2952"/>
+          <w:trHeight w:val="227"/>
         </w:trPr>
         <w:tc>
           <w:tcPr>
             <w:tcW w:w="6145" w:type="dxa"/>
-            <w:gridSpan w:val="2"/>
+            <w:gridSpan w:val="3"/>
+            <w:vAlign w:val="center"/>
+          </w:tcPr>
+          <w:p>
+            <w:pPr>
+              <w:pStyle w:val="Default"/>
+              <w:ind w:right="-60"/>
+              <w:rPr>
+                <w:rFonts w:asciiTheme="minorHAnsi" w:hAnsiTheme="minorHAnsi" w:cstheme="minorHAnsi"/>
+                <w:color w:val="000000" w:themeColor="text1"/>
+                <w:sz w:val="20"/>
+                <w:szCs w:val="20"/>
+              </w:rPr>
+            </w:pPr>
+          </w:p>
+        </w:tc>
+        <w:tc>
+          <w:tcPr>
+            <w:tcW w:w="2688" w:type="dxa"/>
+            <w:vAlign w:val="center"/>
+          </w:tcPr>
+          <w:p>
+            <w:pPr>
+              <w:pStyle w:val="Default"/>
+              <w:jc w:val="center"/>
+              <w:rPr>
+                <w:rFonts w:asciiTheme="minorHAnsi" w:hAnsiTheme="minorHAnsi" w:cstheme="minorHAnsi"/>
+                <w:color w:val="000000" w:themeColor="text1"/>
+                <w:sz w:val="20"/>
+                <w:szCs w:val="20"/>
+              </w:rPr>
+            </w:pPr>
+          </w:p>
+        </w:tc>
+      </w:tr>
+      <w:tr>
+        <w:trPr>
+          <w:trHeight w:val="3288"/>
+        </w:trPr>
+        <w:tc>
+          <w:tcPr>
+            <w:tcW w:w="6145" w:type="dxa"/>
+            <w:gridSpan w:val="3"/>
             <w:vAlign w:val="center"/>
           </w:tcPr>
           <w:p>
@@ -1471,7 +1313,6 @@
                 <w:szCs w:val="22"/>
               </w:rPr>
             </w:pPr>
-            <w:proofErr w:type="gramStart"/>
             <w:r>
               <w:rPr>
                 <w:rFonts w:asciiTheme="minorHAnsi" w:hAnsiTheme="minorHAnsi" w:cstheme="minorHAnsi"/>
@@ -1492,7 +1333,6 @@
               <w:t>electrico</w:t>
             </w:r>
             <w:proofErr w:type="spellEnd"/>
-            <w:proofErr w:type="gramEnd"/>
             <w:r>
               <w:rPr>
                 <w:rFonts w:asciiTheme="minorHAnsi" w:hAnsiTheme="minorHAnsi" w:cstheme="minorHAnsi"/>
@@ -1508,21 +1348,9 @@
     </w:tbl>
     <w:p>
       <w:pPr>
-        <w:pStyle w:val="Prrafodelista"/>
-        <w:spacing w:line="360" w:lineRule="auto"/>
         <w:rPr>
           <w:rFonts w:cstheme="minorHAnsi"/>
           <w:color w:val="000000" w:themeColor="text1"/>
-        </w:rPr>
-      </w:pPr>
-    </w:p>
-    <w:p>
-      <w:pPr>
-        <w:rPr>
-          <w:rFonts w:cstheme="minorHAnsi"/>
-          <w:color w:val="000000" w:themeColor="text1"/>
-          <w:kern w:val="0"/>
-          <w14:ligatures w14:val="none"/>
         </w:rPr>
       </w:pPr>
       <w:r>
@@ -1535,11 +1363,11 @@
     </w:p>
     <w:p>
       <w:pPr>
-        <w:pStyle w:val="Prrafodelista"/>
-        <w:spacing w:line="360" w:lineRule="auto"/>
         <w:rPr>
           <w:rFonts w:cstheme="minorHAnsi"/>
           <w:color w:val="000000" w:themeColor="text1"/>
+          <w:kern w:val="0"/>
+          <w14:ligatures w14:val="none"/>
         </w:rPr>
       </w:pPr>
     </w:p>
@@ -1563,7 +1391,7 @@
       </w:tblGrid>
       <w:tr>
         <w:trPr>
-          <w:trHeight w:val="3246"/>
+          <w:trHeight w:val="3288"/>
         </w:trPr>
         <w:tc>
           <w:tcPr>
@@ -1575,95 +1403,14 @@
               <w:pStyle w:val="Prrafodelista"/>
               <w:spacing w:line="360" w:lineRule="auto"/>
               <w:ind w:left="0"/>
+              <w:jc w:val="both"/>
               <w:rPr>
                 <w:rFonts w:cstheme="minorHAnsi"/>
                 <w:color w:val="000000" w:themeColor="text1"/>
               </w:rPr>
             </w:pPr>
             <w:r>
-              <w:rPr>
-                <w:rFonts w:cstheme="minorHAnsi"/>
-                <w:noProof/>
-                <w:color w:val="000000" w:themeColor="text1"/>
-                <w:lang w:eastAsia="es-MX"/>
-              </w:rPr>
-              <w:t>C</w:t>
-            </w:r>
-            <w:r>
-              <w:rPr>
-                <w:rFonts w:cstheme="minorHAnsi"/>
-                <w:noProof/>
-                <w:color w:val="000000" w:themeColor="text1"/>
-                <w:lang w:eastAsia="es-MX"/>
-              </w:rPr>
-              <w:t>uenta</w:t>
-            </w:r>
-            <w:r>
-              <w:rPr>
-                <w:rFonts w:cstheme="minorHAnsi"/>
-                <w:color w:val="000000" w:themeColor="text1"/>
-              </w:rPr>
-              <w:t xml:space="preserve"> con sistema de </w:t>
-            </w:r>
-            <w:r>
-              <w:rPr>
-                <w:rFonts w:cstheme="minorHAnsi"/>
-                <w:b/>
-                <w:color w:val="000000" w:themeColor="text1"/>
-              </w:rPr>
-              <w:t>al</w:t>
-            </w:r>
-            <w:r>
-              <w:rPr>
-                <w:rFonts w:cstheme="minorHAnsi"/>
-                <w:b/>
-                <w:color w:val="000000" w:themeColor="text1"/>
-              </w:rPr>
-              <w:t>a</w:t>
-            </w:r>
-            <w:r>
-              <w:rPr>
-                <w:rFonts w:cstheme="minorHAnsi"/>
-                <w:b/>
-                <w:color w:val="000000" w:themeColor="text1"/>
-              </w:rPr>
-              <w:t>r</w:t>
-            </w:r>
-            <w:r>
-              <w:rPr>
-                <w:rFonts w:cstheme="minorHAnsi"/>
-                <w:b/>
-                <w:color w:val="000000" w:themeColor="text1"/>
-              </w:rPr>
-              <w:t>ma</w:t>
-            </w:r>
-            <w:r>
-              <w:rPr>
-                <w:rFonts w:cstheme="minorHAnsi"/>
-                <w:color w:val="000000" w:themeColor="text1"/>
-              </w:rPr>
-              <w:t xml:space="preserve"> en caso de contingencia, se recomienda </w:t>
-            </w:r>
-            <w:r>
-              <w:rPr>
-                <w:rFonts w:cstheme="minorHAnsi"/>
-                <w:color w:val="000000" w:themeColor="text1"/>
-              </w:rPr>
-              <w:t xml:space="preserve">realizar </w:t>
-            </w:r>
-            <w:r>
-              <w:rPr>
-                <w:rFonts w:cstheme="minorHAnsi"/>
-                <w:color w:val="000000" w:themeColor="text1"/>
-              </w:rPr>
-              <w:t>inspección de manera regular para garantizar su buen funcionamiento</w:t>
-            </w:r>
-            <w:r>
-              <w:rPr>
-                <w:rFonts w:cstheme="minorHAnsi"/>
-                <w:color w:val="000000" w:themeColor="text1"/>
-              </w:rPr>
-              <w:t>.</w:t>
+              <w:t>Los sanitarios se encuentran higiénicos y sanitizados, con medidas acorde a la población usuarios. Evitar el transvase en productos de limpieza y preferentemente utilizar sustancias con las mismas propiedades químicas, pero menos peligrosas para la salud durante su aseo.</w:t>
             </w:r>
           </w:p>
         </w:tc>
@@ -1675,23 +1422,150 @@
           <w:p>
             <w:pPr>
               <w:pStyle w:val="Prrafodelista"/>
+              <w:spacing w:after="0" w:line="360" w:lineRule="auto"/>
+              <w:ind w:left="0"/>
+              <w:jc w:val="center"/>
+              <w:rPr>
+                <w:rFonts w:cstheme="minorHAnsi"/>
+                <w:color w:val="000000" w:themeColor="text1"/>
+              </w:rPr>
+            </w:pPr>
+            <w:r>
+              <w:t xml:space="preserve">{{ </w:t>
+            </w:r>
+            <w:proofErr w:type="spellStart"/>
+            <w:r>
+              <w:t>banio</w:t>
+            </w:r>
+            <w:proofErr w:type="spellEnd"/>
+            <w:r>
+              <w:t xml:space="preserve"> }}</w:t>
+            </w:r>
+          </w:p>
+        </w:tc>
+      </w:tr>
+      <w:tr>
+        <w:trPr>
+          <w:trHeight w:val="20"/>
+        </w:trPr>
+        <w:tc>
+          <w:tcPr>
+            <w:tcW w:w="4414" w:type="dxa"/>
+            <w:vAlign w:val="center"/>
+          </w:tcPr>
+          <w:p>
+            <w:pPr>
+              <w:pStyle w:val="Prrafodelista"/>
+              <w:spacing w:line="240" w:lineRule="auto"/>
+              <w:ind w:left="0"/>
+              <w:jc w:val="both"/>
+              <w:rPr>
+                <w:rFonts w:cstheme="minorHAnsi"/>
+                <w:noProof/>
+                <w:color w:val="000000" w:themeColor="text1"/>
+                <w:sz w:val="20"/>
+                <w:szCs w:val="20"/>
+                <w:lang w:eastAsia="es-MX"/>
+              </w:rPr>
+            </w:pPr>
+          </w:p>
+        </w:tc>
+        <w:tc>
+          <w:tcPr>
+            <w:tcW w:w="4414" w:type="dxa"/>
+            <w:vAlign w:val="center"/>
+          </w:tcPr>
+          <w:p>
+            <w:pPr>
+              <w:pStyle w:val="Prrafodelista"/>
+              <w:spacing w:after="0" w:line="240" w:lineRule="auto"/>
+              <w:ind w:left="0"/>
+              <w:jc w:val="center"/>
+              <w:rPr>
+                <w:rFonts w:cstheme="minorHAnsi"/>
+                <w:color w:val="000000" w:themeColor="text1"/>
+                <w:sz w:val="20"/>
+                <w:szCs w:val="20"/>
+              </w:rPr>
+            </w:pPr>
+          </w:p>
+        </w:tc>
+      </w:tr>
+      <w:tr>
+        <w:trPr>
+          <w:trHeight w:val="3288"/>
+        </w:trPr>
+        <w:tc>
+          <w:tcPr>
+            <w:tcW w:w="4414" w:type="dxa"/>
+            <w:vAlign w:val="center"/>
+          </w:tcPr>
+          <w:p>
+            <w:pPr>
+              <w:pStyle w:val="Prrafodelista"/>
               <w:spacing w:line="360" w:lineRule="auto"/>
               <w:ind w:left="0"/>
+              <w:jc w:val="both"/>
+              <w:rPr>
+                <w:rFonts w:cstheme="minorHAnsi"/>
+                <w:color w:val="000000" w:themeColor="text1"/>
+              </w:rPr>
+            </w:pPr>
+            <w:r>
+              <w:rPr>
+                <w:rFonts w:cstheme="minorHAnsi"/>
+                <w:color w:val="000000" w:themeColor="text1"/>
+              </w:rPr>
+              <w:t xml:space="preserve">El botiquín cuenta con material de curación (NO DEBE CONTENER MEDICAMENTO DE ACUERDO </w:t>
+            </w:r>
+            <w:r>
+              <w:rPr>
+                <w:rFonts w:cstheme="minorHAnsi"/>
+                <w:color w:val="000000" w:themeColor="text1"/>
+              </w:rPr>
+              <w:t>CON</w:t>
+            </w:r>
+            <w:r>
+              <w:rPr>
+                <w:rFonts w:cstheme="minorHAnsi"/>
+                <w:color w:val="000000" w:themeColor="text1"/>
+              </w:rPr>
+              <w:t xml:space="preserve"> LA NOM-030-STPS-2009 Y NOM-020-STPS-1994) debe contar con bitácora de mantenimiento a cargo de la brigada de Primeros auxilios indicación actual.</w:t>
+            </w:r>
+          </w:p>
+        </w:tc>
+        <w:tc>
+          <w:tcPr>
+            <w:tcW w:w="4414" w:type="dxa"/>
+            <w:vAlign w:val="center"/>
+          </w:tcPr>
+          <w:p>
+            <w:pPr>
+              <w:pStyle w:val="Prrafodelista"/>
+              <w:spacing w:after="0" w:line="360" w:lineRule="auto"/>
+              <w:ind w:left="0"/>
               <w:jc w:val="center"/>
               <w:rPr>
                 <w:rFonts w:cstheme="minorHAnsi"/>
                 <w:color w:val="000000" w:themeColor="text1"/>
               </w:rPr>
             </w:pPr>
-            <w:proofErr w:type="gramStart"/>
             <w:r>
               <w:rPr>
                 <w:rFonts w:cstheme="minorHAnsi"/>
                 <w:color w:val="000000" w:themeColor="text1"/>
               </w:rPr>
-              <w:t>{{ alarma</w:t>
+              <w:t xml:space="preserve">{{ </w:t>
             </w:r>
-            <w:proofErr w:type="gramEnd"/>
+            <w:proofErr w:type="spellStart"/>
+            <w:r>
+              <w:rPr>
+                <w:rFonts w:cstheme="minorHAnsi"/>
+                <w:color w:val="000000" w:themeColor="text1"/>
+              </w:rPr>
+              <w:t>botiquin</w:t>
+            </w:r>
+            <w:proofErr w:type="spellEnd"/>
             <w:r>
               <w:rPr>
                 <w:rFonts w:cstheme="minorHAnsi"/>
@@ -1711,12 +1585,432 @@
           <w:p>
             <w:pPr>
               <w:pStyle w:val="Prrafodelista"/>
+              <w:spacing w:line="240" w:lineRule="auto"/>
+              <w:ind w:left="0"/>
+              <w:jc w:val="both"/>
+              <w:rPr>
+                <w:sz w:val="20"/>
+                <w:szCs w:val="20"/>
+              </w:rPr>
+            </w:pPr>
+          </w:p>
+        </w:tc>
+        <w:tc>
+          <w:tcPr>
+            <w:tcW w:w="4414" w:type="dxa"/>
+            <w:vAlign w:val="center"/>
+          </w:tcPr>
+          <w:p>
+            <w:pPr>
+              <w:pStyle w:val="Prrafodelista"/>
+              <w:spacing w:after="0" w:line="240" w:lineRule="auto"/>
+              <w:ind w:left="0"/>
+              <w:jc w:val="center"/>
+              <w:rPr>
+                <w:rFonts w:cstheme="minorHAnsi"/>
+                <w:color w:val="000000" w:themeColor="text1"/>
+                <w:sz w:val="20"/>
+                <w:szCs w:val="20"/>
+              </w:rPr>
+            </w:pPr>
+          </w:p>
+        </w:tc>
+      </w:tr>
+      <w:tr>
+        <w:trPr>
+          <w:trHeight w:val="3288"/>
+        </w:trPr>
+        <w:tc>
+          <w:tcPr>
+            <w:tcW w:w="4414" w:type="dxa"/>
+            <w:vAlign w:val="center"/>
+          </w:tcPr>
+          <w:p>
+            <w:pPr>
+              <w:pStyle w:val="Prrafodelista"/>
               <w:spacing w:line="360" w:lineRule="auto"/>
               <w:ind w:left="0"/>
+              <w:jc w:val="both"/>
               <w:rPr>
                 <w:rFonts w:cstheme="minorHAnsi"/>
                 <w:color w:val="000000" w:themeColor="text1"/>
               </w:rPr>
+            </w:pPr>
+            <w:r>
+              <w:rPr>
+                <w:rFonts w:cstheme="minorHAnsi"/>
+                <w:color w:val="000000" w:themeColor="text1"/>
+              </w:rPr>
+              <w:t xml:space="preserve">La señalización, se recomienda colocar a una altura de </w:t>
+            </w:r>
+            <w:smartTag w:uri="urn:schemas-microsoft-com:office:smarttags" w:element="metricconverter">
+              <w:smartTagPr>
+                <w:attr w:name="ProductID" w:val="1.50 metros"/>
+              </w:smartTagPr>
+              <w:r>
+                <w:rPr>
+                  <w:rFonts w:cstheme="minorHAnsi"/>
+                  <w:color w:val="000000" w:themeColor="text1"/>
+                </w:rPr>
+                <w:t>1.50 metros</w:t>
+              </w:r>
+            </w:smartTag>
+            <w:r>
+              <w:rPr>
+                <w:rFonts w:cstheme="minorHAnsi"/>
+                <w:color w:val="000000" w:themeColor="text1"/>
+              </w:rPr>
+              <w:t xml:space="preserve"> de acuerdo con NOM 003 SEGOB 2002 Señales y avisos, cuenta en cantidad y calidad óptima de acuerdo con usos de espacios para un mejor desarrollo del plan de evacuación.</w:t>
+            </w:r>
+          </w:p>
+        </w:tc>
+        <w:tc>
+          <w:tcPr>
+            <w:tcW w:w="4414" w:type="dxa"/>
+            <w:vAlign w:val="center"/>
+          </w:tcPr>
+          <w:p>
+            <w:pPr>
+              <w:pStyle w:val="Prrafodelista"/>
+              <w:spacing w:after="0" w:line="360" w:lineRule="auto"/>
+              <w:ind w:left="0"/>
+              <w:jc w:val="center"/>
+              <w:rPr>
+                <w:rFonts w:cstheme="minorHAnsi"/>
+                <w:color w:val="000000" w:themeColor="text1"/>
+              </w:rPr>
+            </w:pPr>
+            <w:r>
+              <w:rPr>
+                <w:rFonts w:cstheme="minorHAnsi"/>
+                <w:color w:val="000000" w:themeColor="text1"/>
+              </w:rPr>
+              <w:t>{{ ruta2 }}</w:t>
+            </w:r>
+          </w:p>
+        </w:tc>
+      </w:tr>
+    </w:tbl>
+    <w:p>
+      <w:pPr>
+        <w:rPr>
+          <w:rFonts w:cstheme="minorHAnsi"/>
+          <w:color w:val="000000" w:themeColor="text1"/>
+        </w:rPr>
+      </w:pPr>
+      <w:r>
+        <w:rPr>
+          <w:rFonts w:cstheme="minorHAnsi"/>
+          <w:color w:val="000000" w:themeColor="text1"/>
+        </w:rPr>
+        <w:br w:type="page"/>
+      </w:r>
+    </w:p>
+    <w:p>
+      <w:pPr>
+        <w:rPr>
+          <w:rFonts w:cstheme="minorHAnsi"/>
+          <w:color w:val="000000" w:themeColor="text1"/>
+          <w:kern w:val="0"/>
+          <w14:ligatures w14:val="none"/>
+        </w:rPr>
+      </w:pPr>
+    </w:p>
+    <w:tbl>
+      <w:tblPr>
+        <w:tblStyle w:val="Tablaconcuadrcula"/>
+        <w:tblW w:w="0" w:type="auto"/>
+        <w:tblBorders>
+          <w:top w:val="none" w:sz="0" w:space="0" w:color="auto"/>
+          <w:left w:val="none" w:sz="0" w:space="0" w:color="auto"/>
+          <w:bottom w:val="none" w:sz="0" w:space="0" w:color="auto"/>
+          <w:right w:val="none" w:sz="0" w:space="0" w:color="auto"/>
+          <w:insideH w:val="none" w:sz="0" w:space="0" w:color="auto"/>
+          <w:insideV w:val="none" w:sz="0" w:space="0" w:color="auto"/>
+        </w:tblBorders>
+        <w:tblLook w:val="04A0" w:firstRow="1" w:lastRow="0" w:firstColumn="1" w:lastColumn="0" w:noHBand="0" w:noVBand="1"/>
+      </w:tblPr>
+      <w:tblGrid>
+        <w:gridCol w:w="4414"/>
+        <w:gridCol w:w="4414"/>
+      </w:tblGrid>
+      <w:tr>
+        <w:trPr>
+          <w:trHeight w:val="3288"/>
+        </w:trPr>
+        <w:tc>
+          <w:tcPr>
+            <w:tcW w:w="4414" w:type="dxa"/>
+            <w:vAlign w:val="center"/>
+          </w:tcPr>
+          <w:p>
+            <w:pPr>
+              <w:pStyle w:val="Prrafodelista"/>
+              <w:spacing w:after="0" w:line="360" w:lineRule="auto"/>
+              <w:ind w:left="0"/>
+              <w:jc w:val="both"/>
+              <w:rPr>
+                <w:rFonts w:cstheme="minorHAnsi"/>
+                <w:color w:val="000000" w:themeColor="text1"/>
+              </w:rPr>
+            </w:pPr>
+            <w:r>
+              <w:rPr>
+                <w:rFonts w:cstheme="minorHAnsi"/>
+                <w:noProof/>
+                <w:color w:val="000000" w:themeColor="text1"/>
+                <w:lang w:eastAsia="es-MX"/>
+              </w:rPr>
+              <w:t>C</w:t>
+            </w:r>
+            <w:r>
+              <w:rPr>
+                <w:rFonts w:cstheme="minorHAnsi"/>
+                <w:noProof/>
+                <w:color w:val="000000" w:themeColor="text1"/>
+                <w:lang w:eastAsia="es-MX"/>
+              </w:rPr>
+              <w:t>uenta</w:t>
+            </w:r>
+            <w:r>
+              <w:rPr>
+                <w:rFonts w:cstheme="minorHAnsi"/>
+                <w:color w:val="000000" w:themeColor="text1"/>
+              </w:rPr>
+              <w:t xml:space="preserve"> con sistema de </w:t>
+            </w:r>
+            <w:r>
+              <w:rPr>
+                <w:rFonts w:cstheme="minorHAnsi"/>
+                <w:b/>
+                <w:color w:val="000000" w:themeColor="text1"/>
+              </w:rPr>
+              <w:t>al</w:t>
+            </w:r>
+            <w:r>
+              <w:rPr>
+                <w:rFonts w:cstheme="minorHAnsi"/>
+                <w:b/>
+                <w:color w:val="000000" w:themeColor="text1"/>
+              </w:rPr>
+              <w:t>a</w:t>
+            </w:r>
+            <w:r>
+              <w:rPr>
+                <w:rFonts w:cstheme="minorHAnsi"/>
+                <w:b/>
+                <w:color w:val="000000" w:themeColor="text1"/>
+              </w:rPr>
+              <w:t>r</w:t>
+            </w:r>
+            <w:r>
+              <w:rPr>
+                <w:rFonts w:cstheme="minorHAnsi"/>
+                <w:b/>
+                <w:color w:val="000000" w:themeColor="text1"/>
+              </w:rPr>
+              <w:t>ma</w:t>
+            </w:r>
+            <w:r>
+              <w:rPr>
+                <w:rFonts w:cstheme="minorHAnsi"/>
+                <w:color w:val="000000" w:themeColor="text1"/>
+              </w:rPr>
+              <w:t xml:space="preserve"> en caso de contingencia, se recomienda </w:t>
+            </w:r>
+            <w:r>
+              <w:rPr>
+                <w:rFonts w:cstheme="minorHAnsi"/>
+                <w:color w:val="000000" w:themeColor="text1"/>
+              </w:rPr>
+              <w:t>realizar inspección de manera regular para garantizar su buen funcionamiento</w:t>
+            </w:r>
+            <w:r>
+              <w:rPr>
+                <w:rFonts w:cstheme="minorHAnsi"/>
+                <w:color w:val="000000" w:themeColor="text1"/>
+              </w:rPr>
+              <w:t>.</w:t>
+            </w:r>
+          </w:p>
+        </w:tc>
+        <w:tc>
+          <w:tcPr>
+            <w:tcW w:w="4414" w:type="dxa"/>
+            <w:vAlign w:val="center"/>
+          </w:tcPr>
+          <w:p>
+            <w:pPr>
+              <w:pStyle w:val="Prrafodelista"/>
+              <w:spacing w:after="0" w:line="360" w:lineRule="auto"/>
+              <w:ind w:left="0"/>
+              <w:jc w:val="center"/>
+              <w:rPr>
+                <w:rFonts w:cstheme="minorHAnsi"/>
+                <w:color w:val="000000" w:themeColor="text1"/>
+              </w:rPr>
+            </w:pPr>
+            <w:r>
+              <w:rPr>
+                <w:rFonts w:cstheme="minorHAnsi"/>
+                <w:color w:val="000000" w:themeColor="text1"/>
+              </w:rPr>
+              <w:t>{{ alarma }}</w:t>
+            </w:r>
+          </w:p>
+        </w:tc>
+      </w:tr>
+      <w:tr>
+        <w:trPr>
+          <w:trHeight w:val="20"/>
+        </w:trPr>
+        <w:tc>
+          <w:tcPr>
+            <w:tcW w:w="4414" w:type="dxa"/>
+            <w:vAlign w:val="center"/>
+          </w:tcPr>
+          <w:p>
+            <w:pPr>
+              <w:pStyle w:val="Prrafodelista"/>
+              <w:spacing w:after="0" w:line="240" w:lineRule="auto"/>
+              <w:ind w:left="0"/>
+              <w:jc w:val="both"/>
+              <w:rPr>
+                <w:rFonts w:cstheme="minorHAnsi"/>
+                <w:color w:val="000000" w:themeColor="text1"/>
+                <w:sz w:val="20"/>
+                <w:szCs w:val="20"/>
+              </w:rPr>
+            </w:pPr>
+          </w:p>
+        </w:tc>
+        <w:tc>
+          <w:tcPr>
+            <w:tcW w:w="4414" w:type="dxa"/>
+            <w:vAlign w:val="center"/>
+          </w:tcPr>
+          <w:p>
+            <w:pPr>
+              <w:pStyle w:val="Prrafodelista"/>
+              <w:spacing w:after="0" w:line="240" w:lineRule="auto"/>
+              <w:ind w:left="0"/>
+              <w:jc w:val="center"/>
+              <w:rPr>
+                <w:rFonts w:cstheme="minorHAnsi"/>
+                <w:color w:val="000000" w:themeColor="text1"/>
+              </w:rPr>
+            </w:pPr>
+          </w:p>
+        </w:tc>
+      </w:tr>
+      <w:tr>
+        <w:trPr>
+          <w:trHeight w:val="3288"/>
+        </w:trPr>
+        <w:tc>
+          <w:tcPr>
+            <w:tcW w:w="4414" w:type="dxa"/>
+            <w:vAlign w:val="center"/>
+          </w:tcPr>
+          <w:p>
+            <w:pPr>
+              <w:pStyle w:val="Prrafodelista"/>
+              <w:spacing w:after="0" w:line="360" w:lineRule="auto"/>
+              <w:ind w:left="0"/>
+              <w:jc w:val="both"/>
+              <w:rPr>
+                <w:rFonts w:cstheme="minorHAnsi"/>
+                <w:color w:val="000000" w:themeColor="text1"/>
+              </w:rPr>
+            </w:pPr>
+            <w:r>
+              <w:t>Cuenta con detectores de humo fotoeléctrico de acuerdo con norma y área de riesgo se encuentran vigentes, se recomienda dar seguimiento al programa de mantenimiento anual.</w:t>
+            </w:r>
+          </w:p>
+        </w:tc>
+        <w:tc>
+          <w:tcPr>
+            <w:tcW w:w="4414" w:type="dxa"/>
+            <w:vAlign w:val="center"/>
+          </w:tcPr>
+          <w:p>
+            <w:pPr>
+              <w:pStyle w:val="Prrafodelista"/>
+              <w:spacing w:after="0" w:line="360" w:lineRule="auto"/>
+              <w:ind w:left="0"/>
+              <w:jc w:val="center"/>
+              <w:rPr>
+                <w:rFonts w:cstheme="minorHAnsi"/>
+                <w:color w:val="000000" w:themeColor="text1"/>
+              </w:rPr>
+            </w:pPr>
+            <w:r>
+              <w:t xml:space="preserve">{{ </w:t>
+            </w:r>
+            <w:proofErr w:type="spellStart"/>
+            <w:r>
+              <w:t>dh</w:t>
+            </w:r>
+            <w:proofErr w:type="spellEnd"/>
+            <w:r>
+              <w:t xml:space="preserve"> }}</w:t>
+            </w:r>
+          </w:p>
+        </w:tc>
+      </w:tr>
+      <w:tr>
+        <w:tc>
+          <w:tcPr>
+            <w:tcW w:w="4414" w:type="dxa"/>
+            <w:vAlign w:val="center"/>
+          </w:tcPr>
+          <w:p>
+            <w:pPr>
+              <w:pStyle w:val="Prrafodelista"/>
+              <w:spacing w:after="0" w:line="240" w:lineRule="auto"/>
+              <w:ind w:left="0"/>
+              <w:jc w:val="both"/>
+              <w:rPr>
+                <w:sz w:val="20"/>
+                <w:szCs w:val="20"/>
+              </w:rPr>
+            </w:pPr>
+          </w:p>
+        </w:tc>
+        <w:tc>
+          <w:tcPr>
+            <w:tcW w:w="4414" w:type="dxa"/>
+            <w:vAlign w:val="center"/>
+          </w:tcPr>
+          <w:p>
+            <w:pPr>
+              <w:pStyle w:val="Prrafodelista"/>
+              <w:spacing w:after="0" w:line="240" w:lineRule="auto"/>
+              <w:ind w:left="0"/>
+              <w:jc w:val="center"/>
+              <w:rPr>
+                <w:sz w:val="20"/>
+                <w:szCs w:val="20"/>
+              </w:rPr>
+            </w:pPr>
+          </w:p>
+        </w:tc>
+      </w:tr>
+      <w:tr>
+        <w:trPr>
+          <w:trHeight w:val="3288"/>
+        </w:trPr>
+        <w:tc>
+          <w:tcPr>
+            <w:tcW w:w="4414" w:type="dxa"/>
+            <w:vAlign w:val="center"/>
+          </w:tcPr>
+          <w:p>
+            <w:pPr>
+              <w:pStyle w:val="Prrafodelista"/>
+              <w:spacing w:after="0" w:line="360" w:lineRule="auto"/>
+              <w:ind w:left="0"/>
+              <w:jc w:val="both"/>
             </w:pPr>
             <w:r>
               <w:t xml:space="preserve">Cuenta con </w:t>
@@ -1749,7 +2043,230 @@
           <w:p>
             <w:pPr>
               <w:pStyle w:val="Prrafodelista"/>
-              <w:spacing w:line="360" w:lineRule="auto"/>
+              <w:spacing w:after="0" w:line="360" w:lineRule="auto"/>
+              <w:ind w:left="0"/>
+              <w:jc w:val="center"/>
+              <w:rPr>
+                <w:rFonts w:cstheme="minorHAnsi"/>
+                <w:color w:val="000000" w:themeColor="text1"/>
+              </w:rPr>
+            </w:pPr>
+            <w:r>
+              <w:rPr>
+                <w:rFonts w:cstheme="minorHAnsi"/>
+                <w:color w:val="000000" w:themeColor="text1"/>
+              </w:rPr>
+              <w:t xml:space="preserve">{{ </w:t>
+            </w:r>
+            <w:r>
+              <w:rPr>
+                <w:rFonts w:cstheme="minorHAnsi"/>
+                <w:color w:val="000000" w:themeColor="text1"/>
+              </w:rPr>
+              <w:t>lampara</w:t>
+            </w:r>
+            <w:r>
+              <w:rPr>
+                <w:rFonts w:cstheme="minorHAnsi"/>
+                <w:color w:val="000000" w:themeColor="text1"/>
+              </w:rPr>
+              <w:t xml:space="preserve"> }}</w:t>
+            </w:r>
+          </w:p>
+        </w:tc>
+      </w:tr>
+    </w:tbl>
+    <w:p/>
+    <w:p>
+      <w:r>
+        <w:br w:type="page"/>
+      </w:r>
+    </w:p>
+    <w:p/>
+    <w:tbl>
+      <w:tblPr>
+        <w:tblStyle w:val="Tablaconcuadrcula"/>
+        <w:tblW w:w="0" w:type="auto"/>
+        <w:tblBorders>
+          <w:top w:val="none" w:sz="0" w:space="0" w:color="auto"/>
+          <w:left w:val="none" w:sz="0" w:space="0" w:color="auto"/>
+          <w:bottom w:val="none" w:sz="0" w:space="0" w:color="auto"/>
+          <w:right w:val="none" w:sz="0" w:space="0" w:color="auto"/>
+          <w:insideH w:val="none" w:sz="0" w:space="0" w:color="auto"/>
+          <w:insideV w:val="none" w:sz="0" w:space="0" w:color="auto"/>
+        </w:tblBorders>
+        <w:tblLook w:val="04A0" w:firstRow="1" w:lastRow="0" w:firstColumn="1" w:lastColumn="0" w:noHBand="0" w:noVBand="1"/>
+      </w:tblPr>
+      <w:tblGrid>
+        <w:gridCol w:w="4414"/>
+        <w:gridCol w:w="4414"/>
+      </w:tblGrid>
+      <w:tr>
+        <w:trPr>
+          <w:trHeight w:val="3288"/>
+        </w:trPr>
+        <w:tc>
+          <w:tcPr>
+            <w:tcW w:w="4414" w:type="dxa"/>
+            <w:vAlign w:val="center"/>
+          </w:tcPr>
+          <w:p>
+            <w:pPr>
+              <w:pStyle w:val="Prrafodelista"/>
+              <w:spacing w:after="0" w:line="360" w:lineRule="auto"/>
+              <w:ind w:left="0"/>
+              <w:jc w:val="both"/>
+              <w:rPr>
+                <w:rFonts w:cstheme="minorHAnsi"/>
+                <w:color w:val="000000" w:themeColor="text1"/>
+              </w:rPr>
+            </w:pPr>
+            <w:r>
+              <w:rPr>
+                <w:rFonts w:cstheme="minorHAnsi"/>
+                <w:color w:val="000000" w:themeColor="text1"/>
+              </w:rPr>
+              <w:t>Se recomienda que las instalaciones, se mantengan siempre sin llave hasta el cese de actividades diarias, libres de obstáculos.</w:t>
+            </w:r>
+            <w:r>
+              <w:rPr>
+                <w:rFonts w:cstheme="minorHAnsi"/>
+                <w:noProof/>
+                <w:color w:val="000000" w:themeColor="text1"/>
+                <w:lang w:eastAsia="es-MX"/>
+              </w:rPr>
+              <w:t xml:space="preserve">  </w:t>
+            </w:r>
+            <w:r>
+              <w:rPr>
+                <w:rFonts w:cstheme="minorHAnsi"/>
+                <w:color w:val="000000" w:themeColor="text1"/>
+              </w:rPr>
+              <w:t>Revisar la disposición de objetos no empotrados y que puedan volcarse, plafones que presentan humedad, pueden caer o deslizarse en caso de sismo, ubicados en zona de tránsito peatonal, así como la disposición de pesos en su almacenaje.</w:t>
+            </w:r>
+          </w:p>
+        </w:tc>
+        <w:tc>
+          <w:tcPr>
+            <w:tcW w:w="4414" w:type="dxa"/>
+            <w:vAlign w:val="center"/>
+          </w:tcPr>
+          <w:p>
+            <w:pPr>
+              <w:pStyle w:val="Prrafodelista"/>
+              <w:spacing w:after="0" w:line="360" w:lineRule="auto"/>
+              <w:ind w:left="0"/>
+              <w:jc w:val="center"/>
+              <w:rPr>
+                <w:rFonts w:cstheme="minorHAnsi"/>
+                <w:color w:val="000000" w:themeColor="text1"/>
+              </w:rPr>
+            </w:pPr>
+            <w:r>
+              <w:rPr>
+                <w:rFonts w:cstheme="minorHAnsi"/>
+                <w:color w:val="000000" w:themeColor="text1"/>
+              </w:rPr>
+              <w:t>{{ puerta }}</w:t>
+            </w:r>
+          </w:p>
+        </w:tc>
+      </w:tr>
+      <w:tr>
+        <w:trPr>
+          <w:trHeight w:val="20"/>
+        </w:trPr>
+        <w:tc>
+          <w:tcPr>
+            <w:tcW w:w="4414" w:type="dxa"/>
+            <w:vAlign w:val="center"/>
+          </w:tcPr>
+          <w:p>
+            <w:pPr>
+              <w:pStyle w:val="Prrafodelista"/>
+              <w:spacing w:after="0" w:line="240" w:lineRule="auto"/>
+              <w:ind w:left="0"/>
+              <w:jc w:val="both"/>
+              <w:rPr>
+                <w:rFonts w:cstheme="minorHAnsi"/>
+                <w:color w:val="000000" w:themeColor="text1"/>
+                <w:sz w:val="20"/>
+                <w:szCs w:val="20"/>
+              </w:rPr>
+            </w:pPr>
+          </w:p>
+        </w:tc>
+        <w:tc>
+          <w:tcPr>
+            <w:tcW w:w="4414" w:type="dxa"/>
+            <w:vAlign w:val="center"/>
+          </w:tcPr>
+          <w:p>
+            <w:pPr>
+              <w:pStyle w:val="Prrafodelista"/>
+              <w:spacing w:after="0" w:line="240" w:lineRule="auto"/>
+              <w:ind w:left="0"/>
+              <w:jc w:val="center"/>
+              <w:rPr>
+                <w:rFonts w:cstheme="minorHAnsi"/>
+                <w:color w:val="000000" w:themeColor="text1"/>
+              </w:rPr>
+            </w:pPr>
+          </w:p>
+        </w:tc>
+      </w:tr>
+      <w:tr>
+        <w:trPr>
+          <w:trHeight w:val="3288"/>
+        </w:trPr>
+        <w:tc>
+          <w:tcPr>
+            <w:tcW w:w="4414" w:type="dxa"/>
+            <w:vAlign w:val="center"/>
+          </w:tcPr>
+          <w:p>
+            <w:pPr>
+              <w:pStyle w:val="Prrafodelista"/>
+              <w:spacing w:after="0" w:line="360" w:lineRule="auto"/>
+              <w:ind w:left="0"/>
+              <w:jc w:val="both"/>
+              <w:rPr>
+                <w:rFonts w:cstheme="minorHAnsi"/>
+                <w:color w:val="000000" w:themeColor="text1"/>
+              </w:rPr>
+            </w:pPr>
+            <w:r>
+              <w:rPr>
+                <w:rFonts w:cstheme="minorHAnsi"/>
+                <w:color w:val="000000" w:themeColor="text1"/>
+              </w:rPr>
+              <w:t>Paros de emergencia</w:t>
+            </w:r>
+            <w:r>
+              <w:rPr>
+                <w:rFonts w:cstheme="minorHAnsi"/>
+                <w:color w:val="000000" w:themeColor="text1"/>
+              </w:rPr>
+              <w:t xml:space="preserve">. </w:t>
+            </w:r>
+            <w:r>
+              <w:rPr>
+                <w:rFonts w:cstheme="minorHAnsi"/>
+                <w:color w:val="000000" w:themeColor="text1"/>
+              </w:rPr>
+              <w:t>Según la norma EN ISO 13850, la función de parada de emergencia sirve para prevenir situaciones que puedan poner en peligro a las personas, para evitar daños en la máquina o en trabajos en curso o para minimizar los riesgos ya existentes, y ha de activarse con una sola maniobra de una persona, la estación cuenta con {{ paros_emergencia }} paros de emergencia distribuidos en el inmueble.</w:t>
+            </w:r>
+          </w:p>
+        </w:tc>
+        <w:tc>
+          <w:tcPr>
+            <w:tcW w:w="4414" w:type="dxa"/>
+            <w:vAlign w:val="center"/>
+          </w:tcPr>
+          <w:p>
+            <w:pPr>
+              <w:pStyle w:val="Prrafodelista"/>
+              <w:spacing w:after="0" w:line="360" w:lineRule="auto"/>
               <w:ind w:left="0"/>
               <w:jc w:val="center"/>
               <w:rPr>
@@ -1761,15 +2278,13 @@
             <w:r>
               <w:rPr>
                 <w:rFonts w:cstheme="minorHAnsi"/>
-                <w:color w:val="000000" w:themeColor="text1"/>
-              </w:rPr>
-              <w:t>{{ puerta</w:t>
+              </w:rPr>
+              <w:t>{{ paro</w:t>
             </w:r>
             <w:proofErr w:type="gramEnd"/>
             <w:r>
               <w:rPr>
                 <w:rFonts w:cstheme="minorHAnsi"/>
-                <w:color w:val="000000" w:themeColor="text1"/>
               </w:rPr>
               <w:t xml:space="preserve"> }}</w:t>
             </w:r>
@@ -1785,38 +2300,73 @@
           <w:p>
             <w:pPr>
               <w:pStyle w:val="Prrafodelista"/>
-              <w:spacing w:line="360" w:lineRule="auto"/>
+              <w:spacing w:after="0" w:line="240" w:lineRule="auto"/>
               <w:ind w:left="0"/>
-              <w:rPr>
-                <w:rFonts w:cstheme="minorHAnsi"/>
-                <w:color w:val="000000" w:themeColor="text1"/>
-              </w:rPr>
+              <w:jc w:val="both"/>
+              <w:rPr>
+                <w:sz w:val="20"/>
+                <w:szCs w:val="20"/>
+              </w:rPr>
+            </w:pPr>
+          </w:p>
+        </w:tc>
+        <w:tc>
+          <w:tcPr>
+            <w:tcW w:w="4414" w:type="dxa"/>
+            <w:vAlign w:val="center"/>
+          </w:tcPr>
+          <w:p>
+            <w:pPr>
+              <w:pStyle w:val="Prrafodelista"/>
+              <w:spacing w:after="0" w:line="240" w:lineRule="auto"/>
+              <w:ind w:left="0"/>
+              <w:jc w:val="center"/>
+              <w:rPr>
+                <w:sz w:val="20"/>
+                <w:szCs w:val="20"/>
+              </w:rPr>
+            </w:pPr>
+          </w:p>
+        </w:tc>
+      </w:tr>
+      <w:tr>
+        <w:trPr>
+          <w:trHeight w:val="3288"/>
+        </w:trPr>
+        <w:tc>
+          <w:tcPr>
+            <w:tcW w:w="4414" w:type="dxa"/>
+            <w:vAlign w:val="center"/>
+          </w:tcPr>
+          <w:p>
+            <w:pPr>
+              <w:pStyle w:val="Prrafodelista"/>
+              <w:spacing w:after="0" w:line="360" w:lineRule="auto"/>
+              <w:ind w:left="0"/>
+              <w:jc w:val="both"/>
             </w:pPr>
             <w:r>
               <w:rPr>
                 <w:rFonts w:cstheme="minorHAnsi"/>
                 <w:color w:val="000000" w:themeColor="text1"/>
               </w:rPr>
-              <w:t xml:space="preserve">La señalización, se recomienda colocar a una altura de </w:t>
+              <w:t xml:space="preserve">El site se encuentra restringido en su acceso, limpio de almacenaje de combustibles sólidos y otros, con detector de humo vigente, toda la instalación eléctrica bajo resguardo tubo </w:t>
             </w:r>
-            <w:smartTag w:uri="urn:schemas-microsoft-com:office:smarttags" w:element="metricconverter">
-              <w:smartTagPr>
-                <w:attr w:name="ProductID" w:val="1.50 metros"/>
-              </w:smartTagPr>
-              <w:r>
-                <w:rPr>
-                  <w:rFonts w:cstheme="minorHAnsi"/>
-                  <w:color w:val="000000" w:themeColor="text1"/>
-                </w:rPr>
-                <w:t>1.50 metros</w:t>
-              </w:r>
-            </w:smartTag>
+            <w:proofErr w:type="spellStart"/>
             <w:r>
               <w:rPr>
                 <w:rFonts w:cstheme="minorHAnsi"/>
                 <w:color w:val="000000" w:themeColor="text1"/>
               </w:rPr>
-              <w:t xml:space="preserve"> de acuerdo con NOM 003 SEGOB 2002 Señales y avisos, cuenta en cantidad y calidad óptima de acuerdo con usos de espacios para un mejor desarrollo del plan de evacuación.</w:t>
+              <w:t>conduit</w:t>
+            </w:r>
+            <w:proofErr w:type="spellEnd"/>
+            <w:r>
+              <w:rPr>
+                <w:rFonts w:cstheme="minorHAnsi"/>
+                <w:color w:val="000000" w:themeColor="text1"/>
+              </w:rPr>
+              <w:t>, señalizado en sus tableros de control, con sistema de ventilación adecuado.</w:t>
             </w:r>
           </w:p>
         </w:tc>
@@ -1828,7 +2378,7 @@
           <w:p>
             <w:pPr>
               <w:pStyle w:val="Prrafodelista"/>
-              <w:spacing w:line="360" w:lineRule="auto"/>
+              <w:spacing w:after="0" w:line="360" w:lineRule="auto"/>
               <w:ind w:left="0"/>
               <w:jc w:val="center"/>
               <w:rPr>
@@ -1841,7 +2391,7 @@
                 <w:rFonts w:cstheme="minorHAnsi"/>
                 <w:color w:val="000000" w:themeColor="text1"/>
               </w:rPr>
-              <w:t>{{ ruta2 }}</w:t>
+              <w:t>{{ site }}</w:t>
             </w:r>
           </w:p>
         </w:tc>
@@ -1849,22 +2399,9 @@
     </w:tbl>
     <w:p>
       <w:pPr>
-        <w:pStyle w:val="Prrafodelista"/>
-        <w:spacing w:line="360" w:lineRule="auto"/>
-        <w:jc w:val="both"/>
         <w:rPr>
           <w:rFonts w:cstheme="minorHAnsi"/>
           <w:color w:val="000000" w:themeColor="text1"/>
-        </w:rPr>
-      </w:pPr>
-    </w:p>
-    <w:p>
-      <w:pPr>
-        <w:rPr>
-          <w:rFonts w:cstheme="minorHAnsi"/>
-          <w:color w:val="000000" w:themeColor="text1"/>
-          <w:kern w:val="0"/>
-          <w14:ligatures w14:val="none"/>
         </w:rPr>
       </w:pPr>
       <w:r>
@@ -1877,9 +2414,6 @@
     </w:p>
     <w:p>
       <w:pPr>
-        <w:pStyle w:val="Prrafodelista"/>
-        <w:spacing w:line="360" w:lineRule="auto"/>
-        <w:jc w:val="both"/>
         <w:rPr>
           <w:rFonts w:cstheme="minorHAnsi"/>
           <w:color w:val="000000" w:themeColor="text1"/>
@@ -1906,7 +2440,7 @@
       </w:tblGrid>
       <w:tr>
         <w:trPr>
-          <w:trHeight w:val="3246"/>
+          <w:trHeight w:val="3288"/>
         </w:trPr>
         <w:tc>
           <w:tcPr>
@@ -1918,6 +2452,7 @@
               <w:pStyle w:val="Prrafodelista"/>
               <w:spacing w:line="360" w:lineRule="auto"/>
               <w:ind w:left="0"/>
+              <w:jc w:val="both"/>
               <w:rPr>
                 <w:rFonts w:cstheme="minorHAnsi"/>
                 <w:color w:val="000000" w:themeColor="text1"/>
@@ -1928,21 +2463,7 @@
                 <w:rFonts w:cstheme="minorHAnsi"/>
                 <w:color w:val="000000" w:themeColor="text1"/>
               </w:rPr>
-              <w:t xml:space="preserve">El botiquín cuenta con material de curación (NO DEBE CONTENER MEDICAMENTO DE ACUERDO </w:t>
-            </w:r>
-            <w:r>
-              <w:rPr>
-                <w:rFonts w:cstheme="minorHAnsi"/>
-                <w:color w:val="000000" w:themeColor="text1"/>
-              </w:rPr>
-              <w:t>CON</w:t>
-            </w:r>
-            <w:r>
-              <w:rPr>
-                <w:rFonts w:cstheme="minorHAnsi"/>
-                <w:color w:val="000000" w:themeColor="text1"/>
-              </w:rPr>
-              <w:t xml:space="preserve"> LA NOM-030-STPS-2009 Y NOM-020-STPS-1994) debe contar con bitácora de mantenimiento a cargo de la brigada de Primeros auxilios indicación actual.</w:t>
+              <w:t>Bombas para operaciones de trasiego con capacidad nominal de 454 LMP, Compresor con motor eléctrico de 15 HP, capacidad nominal de 757 LPM, las tomas de recepción, suministro y carburación cuentan con cobertizos de material incombustible que los protege de la intemperie.</w:t>
             </w:r>
           </w:p>
         </w:tc>
@@ -1967,17 +2488,15 @@
                 <w:rFonts w:cstheme="minorHAnsi"/>
                 <w:color w:val="000000" w:themeColor="text1"/>
               </w:rPr>
-              <w:t xml:space="preserve">{{ </w:t>
+              <w:t>{{ bo</w:t>
             </w:r>
-            <w:proofErr w:type="spellStart"/>
             <w:r>
               <w:rPr>
                 <w:rFonts w:cstheme="minorHAnsi"/>
                 <w:color w:val="000000" w:themeColor="text1"/>
               </w:rPr>
-              <w:t>botiquin</w:t>
+              <w:t>mbas</w:t>
             </w:r>
-            <w:proofErr w:type="spellEnd"/>
             <w:r>
               <w:rPr>
                 <w:rFonts w:cstheme="minorHAnsi"/>
@@ -1997,72 +2516,12 @@
           <w:p>
             <w:pPr>
               <w:pStyle w:val="Prrafodelista"/>
-              <w:spacing w:line="360" w:lineRule="auto"/>
+              <w:spacing w:after="0" w:line="240" w:lineRule="auto"/>
               <w:ind w:left="0"/>
-              <w:rPr>
-                <w:rFonts w:cstheme="minorHAnsi"/>
-                <w:color w:val="000000" w:themeColor="text1"/>
-              </w:rPr>
-            </w:pPr>
-            <w:r>
-              <w:t>Los sanitarios se encuentran higiénicos y sanitizados, con medidas acorde a la población usuarios. Evitar el transvase en productos de limpieza y preferentemente utilizar sustancias con las mismas propiedades químicas, pero menos peligrosas para la salud durante su aseo.</w:t>
-            </w:r>
-          </w:p>
-        </w:tc>
-        <w:tc>
-          <w:tcPr>
-            <w:tcW w:w="4414" w:type="dxa"/>
-            <w:vAlign w:val="center"/>
-          </w:tcPr>
-          <w:p>
-            <w:pPr>
-              <w:pStyle w:val="Prrafodelista"/>
-              <w:spacing w:line="360" w:lineRule="auto"/>
-              <w:ind w:left="0"/>
-              <w:jc w:val="center"/>
-              <w:rPr>
-                <w:rFonts w:cstheme="minorHAnsi"/>
-                <w:color w:val="000000" w:themeColor="text1"/>
-              </w:rPr>
-            </w:pPr>
-            <w:r>
-              <w:t xml:space="preserve">{{ </w:t>
-            </w:r>
-            <w:proofErr w:type="spellStart"/>
-            <w:r>
-              <w:t>banio</w:t>
-            </w:r>
-            <w:proofErr w:type="spellEnd"/>
-            <w:r>
-              <w:t xml:space="preserve"> }}</w:t>
-            </w:r>
-          </w:p>
-        </w:tc>
-      </w:tr>
-      <w:tr>
-        <w:tc>
-          <w:tcPr>
-            <w:tcW w:w="4414" w:type="dxa"/>
-            <w:vAlign w:val="center"/>
-          </w:tcPr>
-          <w:p>
-            <w:pPr>
-              <w:pStyle w:val="Prrafodelista"/>
-              <w:spacing w:line="360" w:lineRule="auto"/>
-              <w:ind w:left="0"/>
-            </w:pPr>
-            <w:r>
-              <w:t>Tuberías y Conexiones: Las tuberías que están instaladas son de acero cedula 80 sin costura, para alta presión, con conexiones roscadas de acero para presión de trabajo de 140 kg/cm2.</w:t>
-            </w:r>
-          </w:p>
-          <w:p>
-            <w:pPr>
-              <w:pStyle w:val="Prrafodelista"/>
-              <w:spacing w:line="360" w:lineRule="auto"/>
-              <w:ind w:left="0"/>
-              <w:rPr>
-                <w:rFonts w:cstheme="minorHAnsi"/>
-                <w:color w:val="000000" w:themeColor="text1"/>
+              <w:jc w:val="both"/>
+              <w:rPr>
+                <w:sz w:val="20"/>
+                <w:szCs w:val="20"/>
               </w:rPr>
             </w:pPr>
           </w:p>
@@ -2075,78 +2534,20 @@
           <w:p>
             <w:pPr>
               <w:pStyle w:val="Prrafodelista"/>
-              <w:spacing w:line="360" w:lineRule="auto"/>
+              <w:spacing w:after="0" w:line="240" w:lineRule="auto"/>
               <w:ind w:left="0"/>
               <w:jc w:val="center"/>
               <w:rPr>
-                <w:rFonts w:cstheme="minorHAnsi"/>
-                <w:color w:val="000000" w:themeColor="text1"/>
+                <w:sz w:val="20"/>
+                <w:szCs w:val="20"/>
               </w:rPr>
             </w:pPr>
-            <w:proofErr w:type="gramStart"/>
-            <w:r>
-              <w:t xml:space="preserve">{{ </w:t>
-            </w:r>
-            <w:proofErr w:type="spellStart"/>
-            <w:r>
-              <w:t>dh</w:t>
-            </w:r>
-            <w:proofErr w:type="spellEnd"/>
-            <w:proofErr w:type="gramEnd"/>
-            <w:r>
-              <w:t xml:space="preserve"> }}</w:t>
-            </w:r>
           </w:p>
         </w:tc>
       </w:tr>
-    </w:tbl>
-    <w:p>
-      <w:pPr>
-        <w:pStyle w:val="Prrafodelista"/>
-        <w:spacing w:after="0" w:line="360" w:lineRule="auto"/>
-        <w:jc w:val="both"/>
-        <w:rPr>
-          <w:rFonts w:cstheme="minorHAnsi"/>
-          <w:color w:val="000000" w:themeColor="text1"/>
-        </w:rPr>
-      </w:pPr>
-    </w:p>
-    <w:p>
-      <w:pPr>
-        <w:rPr>
-          <w:rFonts w:cstheme="minorHAnsi"/>
-          <w:color w:val="000000" w:themeColor="text1"/>
-        </w:rPr>
-      </w:pPr>
-      <w:r>
-        <w:rPr>
-          <w:rFonts w:cstheme="minorHAnsi"/>
-          <w:color w:val="000000" w:themeColor="text1"/>
-        </w:rPr>
-        <w:br w:type="page"/>
-      </w:r>
-    </w:p>
-    <w:tbl>
-      <w:tblPr>
-        <w:tblStyle w:val="Tablaconcuadrcula"/>
-        <w:tblW w:w="0" w:type="auto"/>
-        <w:tblBorders>
-          <w:top w:val="none" w:sz="0" w:space="0" w:color="auto"/>
-          <w:left w:val="none" w:sz="0" w:space="0" w:color="auto"/>
-          <w:bottom w:val="none" w:sz="0" w:space="0" w:color="auto"/>
-          <w:right w:val="none" w:sz="0" w:space="0" w:color="auto"/>
-          <w:insideH w:val="none" w:sz="0" w:space="0" w:color="auto"/>
-          <w:insideV w:val="none" w:sz="0" w:space="0" w:color="auto"/>
-        </w:tblBorders>
-        <w:tblLook w:val="04A0" w:firstRow="1" w:lastRow="0" w:firstColumn="1" w:lastColumn="0" w:noHBand="0" w:noVBand="1"/>
-      </w:tblPr>
-      <w:tblGrid>
-        <w:gridCol w:w="4414"/>
-        <w:gridCol w:w="4414"/>
-      </w:tblGrid>
       <w:tr>
         <w:trPr>
-          <w:trHeight w:val="3246"/>
+          <w:trHeight w:val="3288"/>
         </w:trPr>
         <w:tc>
           <w:tcPr>
@@ -2158,76 +2559,7 @@
               <w:pStyle w:val="Prrafodelista"/>
               <w:spacing w:line="360" w:lineRule="auto"/>
               <w:ind w:left="0"/>
-              <w:rPr>
-                <w:rFonts w:cstheme="minorHAnsi"/>
-                <w:color w:val="000000" w:themeColor="text1"/>
-              </w:rPr>
-            </w:pPr>
-            <w:r>
-              <w:rPr>
-                <w:rFonts w:cstheme="minorHAnsi"/>
-                <w:color w:val="000000" w:themeColor="text1"/>
-              </w:rPr>
-              <w:lastRenderedPageBreak/>
-              <w:t>Bombas para operaciones de trasiego con capacidad nominal de 454 LMP, Compresor marca CORKEN con motor eléctrico de 15 HP, capacidad nominal de 757 LPM, las tomas de recepción, suministro y carburación cuentan con cobertizos de material incombustible que los protege de la intemperie.</w:t>
-            </w:r>
-          </w:p>
-        </w:tc>
-        <w:tc>
-          <w:tcPr>
-            <w:tcW w:w="4414" w:type="dxa"/>
-            <w:vAlign w:val="center"/>
-          </w:tcPr>
-          <w:p>
-            <w:pPr>
-              <w:pStyle w:val="Prrafodelista"/>
-              <w:spacing w:line="360" w:lineRule="auto"/>
-              <w:ind w:left="0"/>
-              <w:jc w:val="center"/>
-              <w:rPr>
-                <w:rFonts w:cstheme="minorHAnsi"/>
-                <w:color w:val="000000" w:themeColor="text1"/>
-              </w:rPr>
-            </w:pPr>
-            <w:proofErr w:type="gramStart"/>
-            <w:r>
-              <w:rPr>
-                <w:rFonts w:cstheme="minorHAnsi"/>
-                <w:color w:val="000000" w:themeColor="text1"/>
-              </w:rPr>
-              <w:t xml:space="preserve">{{ </w:t>
-            </w:r>
-            <w:proofErr w:type="spellStart"/>
-            <w:r>
-              <w:rPr>
-                <w:rFonts w:cstheme="minorHAnsi"/>
-                <w:color w:val="000000" w:themeColor="text1"/>
-              </w:rPr>
-              <w:t>botiquin</w:t>
-            </w:r>
-            <w:proofErr w:type="spellEnd"/>
-            <w:proofErr w:type="gramEnd"/>
-            <w:r>
-              <w:rPr>
-                <w:rFonts w:cstheme="minorHAnsi"/>
-                <w:color w:val="000000" w:themeColor="text1"/>
-              </w:rPr>
-              <w:t xml:space="preserve"> }}</w:t>
-            </w:r>
-          </w:p>
-        </w:tc>
-      </w:tr>
-      <w:tr>
-        <w:tc>
-          <w:tcPr>
-            <w:tcW w:w="4414" w:type="dxa"/>
-            <w:vAlign w:val="center"/>
-          </w:tcPr>
-          <w:p>
-            <w:pPr>
-              <w:pStyle w:val="Prrafodelista"/>
-              <w:spacing w:line="360" w:lineRule="auto"/>
-              <w:ind w:left="0"/>
+              <w:jc w:val="both"/>
               <w:rPr>
                 <w:rFonts w:cstheme="minorHAnsi"/>
                 <w:color w:val="000000" w:themeColor="text1"/>
@@ -2262,16 +2594,20 @@
                 <w:color w:val="000000" w:themeColor="text1"/>
               </w:rPr>
             </w:pPr>
-            <w:proofErr w:type="gramStart"/>
             <w:r>
               <w:t xml:space="preserve">{{ </w:t>
             </w:r>
             <w:proofErr w:type="spellStart"/>
             <w:r>
-              <w:t>banio</w:t>
+              <w:t>atenci</w:t>
+            </w:r>
+            <w:r>
+              <w:t>o</w:t>
+            </w:r>
+            <w:r>
+              <w:t>n_clientes</w:t>
             </w:r>
             <w:proofErr w:type="spellEnd"/>
-            <w:proofErr w:type="gramEnd"/>
             <w:r>
               <w:t xml:space="preserve"> }}</w:t>
             </w:r>
@@ -2287,23 +2623,54 @@
           <w:p>
             <w:pPr>
               <w:pStyle w:val="Prrafodelista"/>
-              <w:spacing w:line="360" w:lineRule="auto"/>
+              <w:spacing w:after="0" w:line="240" w:lineRule="auto"/>
               <w:ind w:left="0"/>
+              <w:jc w:val="both"/>
+              <w:rPr>
+                <w:sz w:val="20"/>
+                <w:szCs w:val="20"/>
+              </w:rPr>
             </w:pPr>
-            <w:r>
-              <w:t>Bardas o delimitación del Predio: El terreno que ocupa se tiene delimitado con bardas de block de 3.50 metros de altura y malla ciclónica. Accesos: por el lindero sur y este, con una puerta metálica de 10.00 metros de ancho, usada para Entrada y Salida de Vehículos repartidores propiedad de la ESTACIÓN de GAS L. P., usada como Salida de Emergencia.</w:t>
-            </w:r>
           </w:p>
+        </w:tc>
+        <w:tc>
+          <w:tcPr>
+            <w:tcW w:w="4414" w:type="dxa"/>
+            <w:vAlign w:val="center"/>
+          </w:tcPr>
+          <w:p>
+            <w:pPr>
+              <w:pStyle w:val="Prrafodelista"/>
+              <w:spacing w:after="0" w:line="240" w:lineRule="auto"/>
+              <w:ind w:left="0"/>
+              <w:jc w:val="center"/>
+              <w:rPr>
+                <w:sz w:val="20"/>
+                <w:szCs w:val="20"/>
+              </w:rPr>
+            </w:pPr>
+          </w:p>
+        </w:tc>
+      </w:tr>
+      <w:tr>
+        <w:trPr>
+          <w:trHeight w:val="3288"/>
+        </w:trPr>
+        <w:tc>
+          <w:tcPr>
+            <w:tcW w:w="4414" w:type="dxa"/>
+            <w:vAlign w:val="center"/>
+          </w:tcPr>
           <w:p>
             <w:pPr>
               <w:pStyle w:val="Prrafodelista"/>
               <w:spacing w:line="360" w:lineRule="auto"/>
               <w:ind w:left="0"/>
-              <w:rPr>
-                <w:rFonts w:cstheme="minorHAnsi"/>
-                <w:color w:val="000000" w:themeColor="text1"/>
-              </w:rPr>
+              <w:jc w:val="both"/>
             </w:pPr>
+            <w:r>
+              <w:t>Bardas o delimitación del Predio: El terreno que ocupa se tiene delimitado con bardas de block de 3.50 metros de altura y malla ciclónica. Accesos: por el lindero sur y este, con una puerta metálica de 10.00 metros de ancho, usada para Entrada y Salida de Vehículos repartidores propiedad de la ESTACIÓN de GAS L. P., usada como Salida de Emergencia.</w:t>
+            </w:r>
           </w:p>
         </w:tc>
         <w:tc>
@@ -2322,16 +2689,12 @@
                 <w:color w:val="000000" w:themeColor="text1"/>
               </w:rPr>
             </w:pPr>
-            <w:proofErr w:type="gramStart"/>
             <w:r>
               <w:t xml:space="preserve">{{ </w:t>
             </w:r>
-            <w:proofErr w:type="spellStart"/>
             <w:r>
-              <w:t>dh</w:t>
+              <w:t>bardas</w:t>
             </w:r>
-            <w:proofErr w:type="spellEnd"/>
-            <w:proofErr w:type="gramEnd"/>
             <w:r>
               <w:t xml:space="preserve"> }}</w:t>
             </w:r>
@@ -2344,8 +2707,8 @@
     <w:p>
       <w:pPr>
         <w:sectPr>
-          <w:headerReference w:type="default" r:id="rId9"/>
-          <w:footerReference w:type="default" r:id="rId10"/>
+          <w:headerReference w:type="default" r:id="rId7"/>
+          <w:footerReference w:type="default" r:id="rId8"/>
           <w:pgSz w:w="12240" w:h="15840" w:code="1"/>
           <w:pgMar w:top="1417" w:right="1701" w:bottom="1417" w:left="1701" w:header="426" w:footer="535" w:gutter="0"/>
           <w:cols w:space="708"/>
@@ -2359,8 +2722,8 @@
       </w:pPr>
     </w:p>
     <w:sectPr>
-      <w:headerReference w:type="default" r:id="rId11"/>
-      <w:footerReference w:type="default" r:id="rId12"/>
+      <w:headerReference w:type="default" r:id="rId9"/>
+      <w:footerReference w:type="default" r:id="rId10"/>
       <w:type w:val="continuous"/>
       <w:pgSz w:w="12240" w:h="15840" w:code="1"/>
       <w:pgMar w:top="1417" w:right="1701" w:bottom="1417" w:left="1701" w:header="426" w:footer="920" w:gutter="0"/>

--- a/Inputs/Templates/MF Gasera.docx
+++ b/Inputs/Templates/MF Gasera.docx
@@ -907,6 +907,7 @@
           <w:rFonts w:cstheme="minorHAnsi"/>
           <w:color w:val="000000" w:themeColor="text1"/>
         </w:rPr>
+        <w:lastRenderedPageBreak/>
         <w:br w:type="page"/>
       </w:r>
     </w:p>
@@ -2778,6 +2779,324 @@
     </w:pPr>
     <w:r>
       <w:rPr>
+        <w:noProof/>
+        <w:lang w:eastAsia="es-MX"/>
+      </w:rPr>
+      <w:drawing>
+        <wp:anchor distT="0" distB="0" distL="114300" distR="114300" simplePos="0" relativeHeight="251662336" behindDoc="1" locked="0" layoutInCell="1" allowOverlap="1" wp14:anchorId="1BCD9976" wp14:editId="7915F01D">
+          <wp:simplePos x="0" y="0"/>
+          <wp:positionH relativeFrom="margin">
+            <wp:posOffset>-1089660</wp:posOffset>
+          </wp:positionH>
+          <wp:positionV relativeFrom="paragraph">
+            <wp:posOffset>220345</wp:posOffset>
+          </wp:positionV>
+          <wp:extent cx="7781925" cy="914400"/>
+          <wp:effectExtent l="0" t="0" r="9525" b="0"/>
+          <wp:wrapNone/>
+          <wp:docPr id="758821939" name="Imagen 758821939" descr="H:\GRUPO MILANO\FRANJA-03-03.png"/>
+          <wp:cNvGraphicFramePr>
+            <a:graphicFrameLocks xmlns:a="http://schemas.openxmlformats.org/drawingml/2006/main" noChangeAspect="1"/>
+          </wp:cNvGraphicFramePr>
+          <a:graphic xmlns:a="http://schemas.openxmlformats.org/drawingml/2006/main">
+            <a:graphicData uri="http://schemas.openxmlformats.org/drawingml/2006/picture">
+              <pic:pic xmlns:pic="http://schemas.openxmlformats.org/drawingml/2006/picture">
+                <pic:nvPicPr>
+                  <pic:cNvPr id="0" name="Picture 3" descr="H:\GRUPO MILANO\FRANJA-03-03.png"/>
+                  <pic:cNvPicPr>
+                    <a:picLocks noChangeAspect="1" noChangeArrowheads="1"/>
+                  </pic:cNvPicPr>
+                </pic:nvPicPr>
+                <pic:blipFill rotWithShape="1">
+                  <a:blip r:embed="rId1" cstate="print">
+                    <a:extLst>
+                      <a:ext uri="{28A0092B-C50C-407E-A947-70E740481C1C}">
+                        <a14:useLocalDpi xmlns:a14="http://schemas.microsoft.com/office/drawing/2010/main" val="0"/>
+                      </a:ext>
+                    </a:extLst>
+                  </a:blip>
+                  <a:srcRect t="87861"/>
+                  <a:stretch/>
+                </pic:blipFill>
+                <pic:spPr bwMode="auto">
+                  <a:xfrm>
+                    <a:off x="0" y="0"/>
+                    <a:ext cx="7781925" cy="914400"/>
+                  </a:xfrm>
+                  <a:prstGeom prst="rect">
+                    <a:avLst/>
+                  </a:prstGeom>
+                  <a:noFill/>
+                  <a:ln>
+                    <a:noFill/>
+                  </a:ln>
+                  <a:extLst>
+                    <a:ext uri="{53640926-AAD7-44D8-BBD7-CCE9431645EC}">
+                      <a14:shadowObscured xmlns:a14="http://schemas.microsoft.com/office/drawing/2010/main"/>
+                    </a:ext>
+                  </a:extLst>
+                </pic:spPr>
+              </pic:pic>
+            </a:graphicData>
+          </a:graphic>
+          <wp14:sizeRelH relativeFrom="page">
+            <wp14:pctWidth>0</wp14:pctWidth>
+          </wp14:sizeRelH>
+          <wp14:sizeRelV relativeFrom="page">
+            <wp14:pctHeight>0</wp14:pctHeight>
+          </wp14:sizeRelV>
+        </wp:anchor>
+      </w:drawing>
+    </w:r>
+    <w:r>
+      <w:rPr>
+        <w:rFonts w:ascii="Calibri" w:eastAsia="Times New Roman" w:hAnsi="Calibri" w:cs="Times New Roman"/>
+        <w:noProof/>
+        <w:lang w:eastAsia="es-MX"/>
+      </w:rPr>
+      <w:drawing>
+        <wp:anchor distT="0" distB="0" distL="114300" distR="114300" simplePos="0" relativeHeight="251663360" behindDoc="1" locked="0" layoutInCell="1" allowOverlap="1" wp14:anchorId="3F42436C" wp14:editId="3B7C9990">
+          <wp:simplePos x="0" y="0"/>
+          <wp:positionH relativeFrom="margin">
+            <wp:posOffset>4715510</wp:posOffset>
+          </wp:positionH>
+          <wp:positionV relativeFrom="paragraph">
+            <wp:posOffset>118745</wp:posOffset>
+          </wp:positionV>
+          <wp:extent cx="684530" cy="431800"/>
+          <wp:effectExtent l="0" t="0" r="1270" b="6350"/>
+          <wp:wrapNone/>
+          <wp:docPr id="556005827" name="Imagen 556005827" descr="Logotipo&#10;&#10;Descripción generada automáticamente"/>
+          <wp:cNvGraphicFramePr>
+            <a:graphicFrameLocks xmlns:a="http://schemas.openxmlformats.org/drawingml/2006/main" noChangeAspect="1"/>
+          </wp:cNvGraphicFramePr>
+          <a:graphic xmlns:a="http://schemas.openxmlformats.org/drawingml/2006/main">
+            <a:graphicData uri="http://schemas.openxmlformats.org/drawingml/2006/picture">
+              <pic:pic xmlns:pic="http://schemas.openxmlformats.org/drawingml/2006/picture">
+                <pic:nvPicPr>
+                  <pic:cNvPr id="1099352104" name="Imagen 1099352104" descr="Logotipo&#10;&#10;Descripción generada automáticamente"/>
+                  <pic:cNvPicPr>
+                    <a:picLocks noChangeAspect="1" noChangeArrowheads="1"/>
+                  </pic:cNvPicPr>
+                </pic:nvPicPr>
+                <pic:blipFill>
+                  <a:blip r:embed="rId2">
+                    <a:extLst>
+                      <a:ext uri="{28A0092B-C50C-407E-A947-70E740481C1C}">
+                        <a14:useLocalDpi xmlns:a14="http://schemas.microsoft.com/office/drawing/2010/main" val="0"/>
+                      </a:ext>
+                    </a:extLst>
+                  </a:blip>
+                  <a:srcRect/>
+                  <a:stretch>
+                    <a:fillRect/>
+                  </a:stretch>
+                </pic:blipFill>
+                <pic:spPr bwMode="auto">
+                  <a:xfrm>
+                    <a:off x="0" y="0"/>
+                    <a:ext cx="684530" cy="431800"/>
+                  </a:xfrm>
+                  <a:prstGeom prst="rect">
+                    <a:avLst/>
+                  </a:prstGeom>
+                  <a:noFill/>
+                  <a:ln>
+                    <a:noFill/>
+                  </a:ln>
+                </pic:spPr>
+              </pic:pic>
+            </a:graphicData>
+          </a:graphic>
+          <wp14:sizeRelH relativeFrom="page">
+            <wp14:pctWidth>0</wp14:pctWidth>
+          </wp14:sizeRelH>
+          <wp14:sizeRelV relativeFrom="page">
+            <wp14:pctHeight>0</wp14:pctHeight>
+          </wp14:sizeRelV>
+        </wp:anchor>
+      </w:drawing>
+    </w:r>
+    <w:r>
+      <w:rPr>
+        <w:noProof/>
+        <w:lang w:eastAsia="es-MX"/>
+      </w:rPr>
+      <mc:AlternateContent>
+        <mc:Choice Requires="wps">
+          <w:drawing>
+            <wp:anchor distT="0" distB="0" distL="114300" distR="114300" simplePos="0" relativeHeight="251664384" behindDoc="0" locked="0" layoutInCell="1" allowOverlap="1" wp14:anchorId="57ABE7DB" wp14:editId="40265FBA">
+              <wp:simplePos x="0" y="0"/>
+              <wp:positionH relativeFrom="column">
+                <wp:posOffset>2738755</wp:posOffset>
+              </wp:positionH>
+              <wp:positionV relativeFrom="paragraph">
+                <wp:posOffset>90805</wp:posOffset>
+              </wp:positionV>
+              <wp:extent cx="1965960" cy="487680"/>
+              <wp:effectExtent l="0" t="0" r="0" b="7620"/>
+              <wp:wrapNone/>
+              <wp:docPr id="1448439813" name="Cuadro de texto 4"/>
+              <wp:cNvGraphicFramePr/>
+              <a:graphic xmlns:a="http://schemas.openxmlformats.org/drawingml/2006/main">
+                <a:graphicData uri="http://schemas.microsoft.com/office/word/2010/wordprocessingShape">
+                  <wps:wsp>
+                    <wps:cNvSpPr txBox="1"/>
+                    <wps:spPr>
+                      <a:xfrm>
+                        <a:off x="0" y="0"/>
+                        <a:ext cx="1965960" cy="487680"/>
+                      </a:xfrm>
+                      <a:prstGeom prst="rect">
+                        <a:avLst/>
+                      </a:prstGeom>
+                      <a:noFill/>
+                      <a:ln w="6350">
+                        <a:noFill/>
+                      </a:ln>
+                    </wps:spPr>
+                    <wps:txbx>
+                      <w:txbxContent>
+                        <w:p>
+                          <w:pPr>
+                            <w:spacing w:after="0" w:line="240" w:lineRule="auto"/>
+                            <w:jc w:val="right"/>
+                            <w:rPr>
+                              <w:sz w:val="18"/>
+                              <w:szCs w:val="18"/>
+                            </w:rPr>
+                          </w:pPr>
+                          <w:r>
+                            <w:rPr>
+                              <w:sz w:val="18"/>
+                              <w:szCs w:val="18"/>
+                            </w:rPr>
+                            <w:t>CONSULTOR: NOE MORA RAMIREZ</w:t>
+                          </w:r>
+                        </w:p>
+                        <w:p>
+                          <w:pPr>
+                            <w:spacing w:after="0" w:line="240" w:lineRule="auto"/>
+                            <w:jc w:val="right"/>
+                            <w:rPr>
+                              <w:sz w:val="18"/>
+                              <w:szCs w:val="18"/>
+                            </w:rPr>
+                          </w:pPr>
+                          <w:r>
+                            <w:rPr>
+                              <w:sz w:val="18"/>
+                              <w:szCs w:val="18"/>
+                            </w:rPr>
+                            <w:t>TELEFONO CELULAR: 2454504055</w:t>
+                          </w:r>
+                        </w:p>
+                        <w:p>
+                          <w:pPr>
+                            <w:spacing w:after="0" w:line="240" w:lineRule="auto"/>
+                            <w:jc w:val="right"/>
+                            <w:rPr>
+                              <w:sz w:val="18"/>
+                              <w:szCs w:val="18"/>
+                            </w:rPr>
+                          </w:pPr>
+                          <w:r>
+                            <w:rPr>
+                              <w:sz w:val="18"/>
+                              <w:szCs w:val="18"/>
+                            </w:rPr>
+                            <w:t>CORREO: halcon_noe@yahoo.com.mx</w:t>
+                          </w:r>
+                        </w:p>
+                      </w:txbxContent>
+                    </wps:txbx>
+                    <wps:bodyPr rot="0" spcFirstLastPara="0" vertOverflow="overflow" horzOverflow="overflow" vert="horz" wrap="square" lIns="91440" tIns="45720" rIns="91440" bIns="45720" numCol="1" spcCol="0" rtlCol="0" fromWordArt="0" anchor="t" anchorCtr="0" forceAA="0" compatLnSpc="1">
+                      <a:prstTxWarp prst="textNoShape">
+                        <a:avLst/>
+                      </a:prstTxWarp>
+                      <a:noAutofit/>
+                    </wps:bodyPr>
+                  </wps:wsp>
+                </a:graphicData>
+              </a:graphic>
+              <wp14:sizeRelH relativeFrom="margin">
+                <wp14:pctWidth>0</wp14:pctWidth>
+              </wp14:sizeRelH>
+              <wp14:sizeRelV relativeFrom="margin">
+                <wp14:pctHeight>0</wp14:pctHeight>
+              </wp14:sizeRelV>
+            </wp:anchor>
+          </w:drawing>
+        </mc:Choice>
+        <mc:Fallback>
+          <w:pict>
+            <v:shapetype w14:anchorId="57ABE7DB" id="_x0000_t202" coordsize="21600,21600" o:spt="202" path="m,l,21600r21600,l21600,xe">
+              <v:stroke joinstyle="miter"/>
+              <v:path gradientshapeok="t" o:connecttype="rect"/>
+            </v:shapetype>
+            <v:shape id="Cuadro de texto 4" o:spid="_x0000_s1026" type="#_x0000_t202" style="position:absolute;margin-left:215.65pt;margin-top:7.15pt;width:154.8pt;height:38.4pt;z-index:251664384;visibility:visible;mso-wrap-style:square;mso-width-percent:0;mso-height-percent:0;mso-wrap-distance-left:9pt;mso-wrap-distance-top:0;mso-wrap-distance-right:9pt;mso-wrap-distance-bottom:0;mso-position-horizontal:absolute;mso-position-horizontal-relative:text;mso-position-vertical:absolute;mso-position-vertical-relative:text;mso-width-percent:0;mso-height-percent:0;mso-width-relative:margin;mso-height-relative:margin;v-text-anchor:top" o:gfxdata="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" filled="f" stroked="f" strokeweight=".5pt">
+              <v:textbox>
+                <w:txbxContent>
+                  <w:p>
+                    <w:pPr>
+                      <w:spacing w:after="0" w:line="240" w:lineRule="auto"/>
+                      <w:jc w:val="right"/>
+                      <w:rPr>
+                        <w:sz w:val="18"/>
+                        <w:szCs w:val="18"/>
+                      </w:rPr>
+                    </w:pPr>
+                    <w:r>
+                      <w:rPr>
+                        <w:sz w:val="18"/>
+                        <w:szCs w:val="18"/>
+                      </w:rPr>
+                      <w:t>CONSULTOR: NOE MORA RAMIREZ</w:t>
+                    </w:r>
+                  </w:p>
+                  <w:p>
+                    <w:pPr>
+                      <w:spacing w:after="0" w:line="240" w:lineRule="auto"/>
+                      <w:jc w:val="right"/>
+                      <w:rPr>
+                        <w:sz w:val="18"/>
+                        <w:szCs w:val="18"/>
+                      </w:rPr>
+                    </w:pPr>
+                    <w:r>
+                      <w:rPr>
+                        <w:sz w:val="18"/>
+                        <w:szCs w:val="18"/>
+                      </w:rPr>
+                      <w:t>TELEFONO CELULAR: 2454504055</w:t>
+                    </w:r>
+                  </w:p>
+                  <w:p>
+                    <w:pPr>
+                      <w:spacing w:after="0" w:line="240" w:lineRule="auto"/>
+                      <w:jc w:val="right"/>
+                      <w:rPr>
+                        <w:sz w:val="18"/>
+                        <w:szCs w:val="18"/>
+                      </w:rPr>
+                    </w:pPr>
+                    <w:r>
+                      <w:rPr>
+                        <w:sz w:val="18"/>
+                        <w:szCs w:val="18"/>
+                      </w:rPr>
+                      <w:t>CORREO: halcon_noe@yahoo.com.mx</w:t>
+                    </w:r>
+                  </w:p>
+                </w:txbxContent>
+              </v:textbox>
+            </v:shape>
+          </w:pict>
+        </mc:Fallback>
+      </mc:AlternateContent>
+    </w:r>
+    <w:r>
+      <w:rPr>
         <w:color w:val="8496B0" w:themeColor="text2" w:themeTint="99"/>
         <w:spacing w:val="60"/>
       </w:rPr>
@@ -2811,7 +3130,7 @@
       <w:rPr>
         <w:color w:val="323E4F" w:themeColor="text2" w:themeShade="BF"/>
       </w:rPr>
-      <w:t>4</w:t>
+      <w:t>1</w:t>
     </w:r>
     <w:r>
       <w:rPr>
@@ -2847,7 +3166,7 @@
       <w:rPr>
         <w:color w:val="323E4F" w:themeColor="text2" w:themeShade="BF"/>
       </w:rPr>
-      <w:t>179</w:t>
+      <w:t>185</w:t>
     </w:r>
     <w:r>
       <w:rPr>
@@ -2855,6 +3174,11 @@
       </w:rPr>
       <w:fldChar w:fldCharType="end"/>
     </w:r>
+  </w:p>
+  <w:p>
+    <w:pPr>
+      <w:pStyle w:val="Piedepgina"/>
+    </w:pPr>
   </w:p>
   <w:p>
     <w:pPr>
